--- a/World of Spirits.docx
+++ b/World of Spirits.docx
@@ -816,7 +816,6 @@
           <w:b/>
           <w:bCs/>
         </w:rPr>
-        <w:lastRenderedPageBreak/>
         <w:t>A powerful corruption known as The Void began consuming spirits and twisting them into dangerous creatures known as the Elemental Kin.</w:t>
       </w:r>
     </w:p>
@@ -1261,9 +1260,8 @@
           <w:b/>
           <w:bCs/>
         </w:rPr>
-        <w:lastRenderedPageBreak/>
         <w:pict w14:anchorId="7533A225">
-          <v:rect id="_x0000_i1031" style="width:0;height:1.5pt" o:hralign="center" o:hrstd="t" o:hr="t" fillcolor="#a0a0a0" stroked="f"/>
+          <v:rect id="_x0000_i1030" style="width:0;height:1.5pt" o:hralign="center" o:hrstd="t" o:hr="t" fillcolor="#a0a0a0" stroked="f"/>
         </w:pict>
       </w:r>
     </w:p>
@@ -1363,6 +1361,68 @@
           <w:bCs/>
         </w:rPr>
         <w:pict w14:anchorId="58E054EF">
+          <v:rect id="_x0000_i1031" style="width:0;height:1.5pt" o:hralign="center" o:hrstd="t" o:hr="t" fillcolor="#a0a0a0" stroked="f"/>
+        </w:pict>
+      </w:r>
+    </w:p>
+    <w:p>
+      <w:pPr>
+        <w:rPr>
+          <w:b/>
+          <w:bCs/>
+        </w:rPr>
+      </w:pPr>
+      <w:r>
+        <w:rPr>
+          <w:b/>
+          <w:bCs/>
+        </w:rPr>
+        <w:t>Fusion System</w:t>
+      </w:r>
+    </w:p>
+    <w:p>
+      <w:pPr>
+        <w:rPr>
+          <w:b/>
+          <w:bCs/>
+        </w:rPr>
+      </w:pPr>
+      <w:r>
+        <w:rPr>
+          <w:b/>
+          <w:bCs/>
+        </w:rPr>
+        <w:t>When two spirits reach the maximum level of a specific ability, one of the available upgrade choices may become a Fusion Ability.</w:t>
+      </w:r>
+    </w:p>
+    <w:p>
+      <w:pPr>
+        <w:rPr>
+          <w:b/>
+          <w:bCs/>
+        </w:rPr>
+      </w:pPr>
+      <w:r>
+        <w:rPr>
+          <w:b/>
+          <w:bCs/>
+        </w:rPr>
+        <w:t>Fusion abilities are based on the combination of the two spirits and provide powerful new attacks or effects.</w:t>
+      </w:r>
+    </w:p>
+    <w:p>
+      <w:pPr>
+        <w:rPr>
+          <w:b/>
+          <w:bCs/>
+        </w:rPr>
+      </w:pPr>
+      <w:r>
+        <w:rPr>
+          <w:b/>
+          <w:bCs/>
+        </w:rPr>
+        <w:pict w14:anchorId="31273974">
           <v:rect id="_x0000_i1032" style="width:0;height:1.5pt" o:hralign="center" o:hrstd="t" o:hr="t" fillcolor="#a0a0a0" stroked="f"/>
         </w:pict>
       </w:r>
@@ -1379,52 +1439,37 @@
           <w:b/>
           <w:bCs/>
         </w:rPr>
-        <w:t>Fusion System</w:t>
-      </w:r>
-    </w:p>
-    <w:p>
-      <w:pPr>
-        <w:rPr>
-          <w:b/>
-          <w:bCs/>
-        </w:rPr>
-      </w:pPr>
-      <w:r>
-        <w:rPr>
-          <w:b/>
-          <w:bCs/>
-        </w:rPr>
-        <w:t>When two spirits reach the maximum level of a specific ability, one of the available upgrade choices may become a Fusion Ability.</w:t>
-      </w:r>
-    </w:p>
-    <w:p>
-      <w:pPr>
-        <w:rPr>
-          <w:b/>
-          <w:bCs/>
-        </w:rPr>
-      </w:pPr>
-      <w:r>
-        <w:rPr>
-          <w:b/>
-          <w:bCs/>
-        </w:rPr>
-        <w:t>Fusion abilities are based on the combination of the two spirits and provide powerful new attacks or effects.</w:t>
-      </w:r>
-    </w:p>
-    <w:p>
-      <w:pPr>
-        <w:rPr>
-          <w:b/>
-          <w:bCs/>
-        </w:rPr>
-      </w:pPr>
-      <w:r>
-        <w:rPr>
-          <w:b/>
-          <w:bCs/>
-        </w:rPr>
-        <w:pict w14:anchorId="31273974">
+        <w:t>Progression System</w:t>
+      </w:r>
+    </w:p>
+    <w:p>
+      <w:pPr>
+        <w:rPr>
+          <w:b/>
+          <w:bCs/>
+        </w:rPr>
+      </w:pPr>
+      <w:r>
+        <w:rPr>
+          <w:b/>
+          <w:bCs/>
+        </w:rPr>
+        <w:t>(To be designed)</w:t>
+      </w:r>
+    </w:p>
+    <w:p>
+      <w:pPr>
+        <w:rPr>
+          <w:b/>
+          <w:bCs/>
+        </w:rPr>
+      </w:pPr>
+      <w:r>
+        <w:rPr>
+          <w:b/>
+          <w:bCs/>
+        </w:rPr>
+        <w:pict w14:anchorId="48D3EECE">
           <v:rect id="_x0000_i1033" style="width:0;height:1.5pt" o:hralign="center" o:hrstd="t" o:hr="t" fillcolor="#a0a0a0" stroked="f"/>
         </w:pict>
       </w:r>
@@ -1436,53 +1481,6 @@
           <w:bCs/>
         </w:rPr>
       </w:pPr>
-      <w:r>
-        <w:rPr>
-          <w:b/>
-          <w:bCs/>
-        </w:rPr>
-        <w:t>Progression System</w:t>
-      </w:r>
-    </w:p>
-    <w:p>
-      <w:pPr>
-        <w:rPr>
-          <w:b/>
-          <w:bCs/>
-        </w:rPr>
-      </w:pPr>
-      <w:r>
-        <w:rPr>
-          <w:b/>
-          <w:bCs/>
-        </w:rPr>
-        <w:t>(To be designed)</w:t>
-      </w:r>
-    </w:p>
-    <w:p>
-      <w:pPr>
-        <w:rPr>
-          <w:b/>
-          <w:bCs/>
-        </w:rPr>
-      </w:pPr>
-      <w:r>
-        <w:rPr>
-          <w:b/>
-          <w:bCs/>
-        </w:rPr>
-        <w:pict w14:anchorId="48D3EECE">
-          <v:rect id="_x0000_i1034" style="width:0;height:1.5pt" o:hralign="center" o:hrstd="t" o:hr="t" fillcolor="#a0a0a0" stroked="f"/>
-        </w:pict>
-      </w:r>
-    </w:p>
-    <w:p>
-      <w:pPr>
-        <w:rPr>
-          <w:b/>
-          <w:bCs/>
-        </w:rPr>
-      </w:pPr>
     </w:p>
     <w:p>
       <w:pPr>
@@ -1607,7 +1605,6 @@
           <w:lang w:eastAsia="en-MT"/>
           <w14:ligatures w14:val="none"/>
         </w:rPr>
-        <w:lastRenderedPageBreak/>
         <w:t>Upgrades</w:t>
       </w:r>
     </w:p>
@@ -2445,6 +2442,150 @@
     </w:p>
     <w:p>
       <w:pPr>
+        <w:pStyle w:val="Heading4"/>
+      </w:pPr>
+      <w:r>
+        <w:t xml:space="preserve">Ability </w:t>
+      </w:r>
+      <w:r>
+        <w:t>4:RockFall</w:t>
+      </w:r>
+    </w:p>
+    <w:p>
+      <w:pPr>
+        <w:rPr>
+          <w:b/>
+          <w:bCs/>
+        </w:rPr>
+      </w:pPr>
+      <w:r>
+        <w:rPr>
+          <w:b/>
+          <w:bCs/>
+        </w:rPr>
+        <w:t>Stone pillars erupt from the ground.</w:t>
+      </w:r>
+    </w:p>
+    <w:p>
+      <w:pPr>
+        <w:rPr>
+          <w:b/>
+          <w:bCs/>
+        </w:rPr>
+      </w:pPr>
+      <w:r>
+        <w:rPr>
+          <w:b/>
+          <w:bCs/>
+        </w:rPr>
+        <w:t>Upgrades</w:t>
+      </w:r>
+    </w:p>
+    <w:p>
+      <w:pPr>
+        <w:numPr>
+          <w:ilvl w:val="0"/>
+          <w:numId w:val="12"/>
+        </w:numPr>
+        <w:rPr>
+          <w:b/>
+          <w:bCs/>
+        </w:rPr>
+      </w:pPr>
+      <w:r>
+        <w:rPr>
+          <w:b/>
+          <w:bCs/>
+        </w:rPr>
+        <w:t xml:space="preserve">More spikes </w:t>
+      </w:r>
+    </w:p>
+    <w:p>
+      <w:pPr>
+        <w:numPr>
+          <w:ilvl w:val="0"/>
+          <w:numId w:val="12"/>
+        </w:numPr>
+        <w:rPr>
+          <w:b/>
+          <w:bCs/>
+        </w:rPr>
+      </w:pPr>
+      <w:r>
+        <w:rPr>
+          <w:b/>
+          <w:bCs/>
+        </w:rPr>
+        <w:t xml:space="preserve">Larger spikes </w:t>
+      </w:r>
+    </w:p>
+    <w:p>
+      <w:pPr>
+        <w:numPr>
+          <w:ilvl w:val="0"/>
+          <w:numId w:val="12"/>
+        </w:numPr>
+        <w:rPr>
+          <w:b/>
+          <w:bCs/>
+        </w:rPr>
+      </w:pPr>
+      <w:r>
+        <w:rPr>
+          <w:b/>
+          <w:bCs/>
+        </w:rPr>
+        <w:t xml:space="preserve">Faster spawn rate </w:t>
+      </w:r>
+    </w:p>
+    <w:p>
+      <w:pPr>
+        <w:numPr>
+          <w:ilvl w:val="0"/>
+          <w:numId w:val="12"/>
+        </w:numPr>
+        <w:rPr>
+          <w:b/>
+          <w:bCs/>
+        </w:rPr>
+      </w:pPr>
+      <w:r>
+        <w:rPr>
+          <w:b/>
+          <w:bCs/>
+        </w:rPr>
+        <w:t xml:space="preserve">Bleed effect </w:t>
+      </w:r>
+    </w:p>
+    <w:p>
+      <w:pPr>
+        <w:numPr>
+          <w:ilvl w:val="0"/>
+          <w:numId w:val="12"/>
+        </w:numPr>
+        <w:rPr>
+          <w:b/>
+          <w:bCs/>
+        </w:rPr>
+      </w:pPr>
+      <w:r>
+        <w:rPr>
+          <w:b/>
+          <w:bCs/>
+        </w:rPr>
+        <w:t>Chain eruptions</w:t>
+      </w:r>
+    </w:p>
+    <w:p>
+      <w:pPr>
+        <w:rPr>
+          <w:b/>
+          <w:bCs/>
+        </w:rPr>
+      </w:pPr>
+    </w:p>
+    <w:p>
+      <w:pPr>
         <w:rPr>
           <w:b/>
           <w:bCs/>
@@ -2456,7 +2597,7 @@
           <w:bCs/>
         </w:rPr>
         <w:pict w14:anchorId="3171121F">
-          <v:rect id="_x0000_i1035" style="width:0;height:1.5pt" o:hralign="center" o:hrstd="t" o:hr="t" fillcolor="#a0a0a0" stroked="f"/>
+          <v:rect id="_x0000_i1034" style="width:0;height:1.5pt" o:hralign="center" o:hrstd="t" o:hr="t" fillcolor="#a0a0a0" stroked="f"/>
         </w:pict>
       </w:r>
     </w:p>
@@ -2496,7 +2637,6 @@
         <w:pStyle w:val="Heading3"/>
       </w:pPr>
       <w:r>
-        <w:lastRenderedPageBreak/>
         <w:t xml:space="preserve">Weapon </w:t>
       </w:r>
     </w:p>
@@ -3131,7 +3271,6 @@
           <w:lang w:eastAsia="en-MT"/>
           <w14:ligatures w14:val="none"/>
         </w:rPr>
-        <w:lastRenderedPageBreak/>
         <w:t>Lv3</w:t>
       </w:r>
       <w:r>
@@ -3215,6 +3354,607 @@
           <w:bCs/>
         </w:rPr>
         <w:pict w14:anchorId="59D0F29F">
+          <v:rect id="_x0000_i1035" style="width:0;height:1.5pt" o:hralign="center" o:hrstd="t" o:hr="t" fillcolor="#a0a0a0" stroked="f"/>
+        </w:pict>
+      </w:r>
+    </w:p>
+    <w:p>
+      <w:pPr>
+        <w:pStyle w:val="Heading2"/>
+      </w:pPr>
+      <w:r>
+        <w:t>Wind Spirit</w:t>
+      </w:r>
+    </w:p>
+    <w:p>
+      <w:pPr>
+        <w:pStyle w:val="Heading3"/>
+      </w:pPr>
+      <w:r>
+        <w:t>Shape</w:t>
+      </w:r>
+    </w:p>
+    <w:p>
+      <w:pPr>
+        <w:rPr>
+          <w:b/>
+          <w:bCs/>
+        </w:rPr>
+      </w:pPr>
+      <w:r>
+        <w:rPr>
+          <w:b/>
+          <w:bCs/>
+        </w:rPr>
+        <w:t>Roc</w:t>
+      </w:r>
+    </w:p>
+    <w:p>
+      <w:pPr>
+        <w:rPr>
+          <w:b/>
+          <w:bCs/>
+        </w:rPr>
+      </w:pPr>
+    </w:p>
+    <w:p>
+      <w:pPr>
+        <w:pStyle w:val="Heading3"/>
+      </w:pPr>
+      <w:r>
+        <w:t xml:space="preserve">Weapon </w:t>
+      </w:r>
+    </w:p>
+    <w:p>
+      <w:r>
+        <w:t xml:space="preserve">Chakrams </w:t>
+      </w:r>
+    </w:p>
+    <w:p>
+      <w:pPr>
+        <w:rPr>
+          <w:b/>
+          <w:bCs/>
+        </w:rPr>
+      </w:pPr>
+    </w:p>
+    <w:p>
+      <w:pPr>
+        <w:pStyle w:val="Heading3"/>
+      </w:pPr>
+      <w:r>
+        <w:t>Abilities</w:t>
+      </w:r>
+    </w:p>
+    <w:p>
+      <w:pPr>
+        <w:pStyle w:val="Heading4"/>
+        <w:ind w:firstLine="720"/>
+        <w:rPr>
+          <w:rFonts w:eastAsia="Times New Roman"/>
+          <w:lang w:eastAsia="en-MT"/>
+        </w:rPr>
+      </w:pPr>
+      <w:r>
+        <w:rPr>
+          <w:rFonts w:eastAsia="Times New Roman"/>
+          <w:lang w:eastAsia="en-MT"/>
+        </w:rPr>
+        <w:t>Ability 1: Razor Wind</w:t>
+      </w:r>
+    </w:p>
+    <w:p>
+      <w:pPr>
+        <w:spacing w:before="100" w:beforeAutospacing="1" w:after="100" w:afterAutospacing="1" w:line="240" w:lineRule="auto"/>
+        <w:ind w:left="1440"/>
+        <w:rPr>
+          <w:lang w:eastAsia="en-MT"/>
+        </w:rPr>
+      </w:pPr>
+      <w:r>
+        <w:rPr>
+          <w:lang w:eastAsia="en-MT"/>
+        </w:rPr>
+        <w:t>Description</w:t>
+      </w:r>
+    </w:p>
+    <w:p>
+      <w:pPr>
+        <w:spacing w:before="100" w:beforeAutospacing="1" w:after="100" w:afterAutospacing="1" w:line="240" w:lineRule="auto"/>
+        <w:ind w:left="1440" w:firstLine="720"/>
+        <w:rPr>
+          <w:lang w:eastAsia="en-MT"/>
+        </w:rPr>
+      </w:pPr>
+      <w:r>
+        <w:rPr>
+          <w:rFonts w:ascii="Times New Roman" w:eastAsia="Times New Roman" w:hAnsi="Times New Roman" w:cs="Times New Roman"/>
+          <w:kern w:val="0"/>
+          <w:lang w:eastAsia="en-MT"/>
+          <w14:ligatures w14:val="none"/>
+        </w:rPr>
+        <w:t>Wind blades shoot outward from the player.</w:t>
+      </w:r>
+    </w:p>
+    <w:p>
+      <w:pPr>
+        <w:ind w:left="720" w:firstLine="720"/>
+        <w:rPr>
+          <w:lang w:eastAsia="en-MT"/>
+        </w:rPr>
+      </w:pPr>
+      <w:r>
+        <w:rPr>
+          <w:lang w:eastAsia="en-MT"/>
+        </w:rPr>
+        <w:t>Upgrades</w:t>
+      </w:r>
+    </w:p>
+    <w:p>
+      <w:pPr>
+        <w:spacing w:before="100" w:beforeAutospacing="1" w:after="100" w:afterAutospacing="1" w:line="240" w:lineRule="auto"/>
+        <w:ind w:left="2160"/>
+        <w:rPr>
+          <w:rFonts w:ascii="Times New Roman" w:eastAsia="Times New Roman" w:hAnsi="Times New Roman" w:cs="Times New Roman"/>
+          <w:kern w:val="0"/>
+          <w:lang w:eastAsia="en-MT"/>
+          <w14:ligatures w14:val="none"/>
+        </w:rPr>
+      </w:pPr>
+      <w:r>
+        <w:rPr>
+          <w:rFonts w:ascii="Times New Roman" w:eastAsia="Times New Roman" w:hAnsi="Times New Roman" w:cs="Times New Roman"/>
+          <w:b/>
+          <w:bCs/>
+          <w:kern w:val="0"/>
+          <w:lang w:eastAsia="en-MT"/>
+          <w14:ligatures w14:val="none"/>
+        </w:rPr>
+        <w:t>Lv1</w:t>
+      </w:r>
+      <w:r>
+        <w:rPr>
+          <w:rFonts w:ascii="Times New Roman" w:eastAsia="Times New Roman" w:hAnsi="Times New Roman" w:cs="Times New Roman"/>
+          <w:kern w:val="0"/>
+          <w:lang w:eastAsia="en-MT"/>
+          <w14:ligatures w14:val="none"/>
+        </w:rPr>
+        <w:t xml:space="preserve"> </w:t>
+      </w:r>
+      <w:r>
+        <w:rPr>
+          <w:rFonts w:ascii="Times New Roman" w:eastAsia="Times New Roman" w:hAnsi="Times New Roman" w:cs="Times New Roman"/>
+          <w:kern w:val="0"/>
+          <w:lang w:eastAsia="en-MT"/>
+          <w14:ligatures w14:val="none"/>
+        </w:rPr>
+        <w:t xml:space="preserve">2 blades. </w:t>
+      </w:r>
+    </w:p>
+    <w:p>
+      <w:pPr>
+        <w:spacing w:before="100" w:beforeAutospacing="1" w:after="100" w:afterAutospacing="1" w:line="240" w:lineRule="auto"/>
+        <w:ind w:left="2160"/>
+        <w:rPr>
+          <w:rFonts w:ascii="Times New Roman" w:eastAsia="Times New Roman" w:hAnsi="Times New Roman" w:cs="Times New Roman"/>
+          <w:kern w:val="0"/>
+          <w:lang w:eastAsia="en-MT"/>
+          <w14:ligatures w14:val="none"/>
+        </w:rPr>
+      </w:pPr>
+      <w:r>
+        <w:rPr>
+          <w:rFonts w:ascii="Times New Roman" w:eastAsia="Times New Roman" w:hAnsi="Times New Roman" w:cs="Times New Roman"/>
+          <w:b/>
+          <w:bCs/>
+          <w:kern w:val="0"/>
+          <w:lang w:eastAsia="en-MT"/>
+          <w14:ligatures w14:val="none"/>
+        </w:rPr>
+        <w:t>Lv2</w:t>
+      </w:r>
+      <w:r>
+        <w:rPr>
+          <w:rFonts w:ascii="Times New Roman" w:eastAsia="Times New Roman" w:hAnsi="Times New Roman" w:cs="Times New Roman"/>
+          <w:kern w:val="0"/>
+          <w:lang w:eastAsia="en-MT"/>
+          <w14:ligatures w14:val="none"/>
+        </w:rPr>
+        <w:t xml:space="preserve"> </w:t>
+      </w:r>
+      <w:r>
+        <w:rPr>
+          <w:rFonts w:ascii="Times New Roman" w:eastAsia="Times New Roman" w:hAnsi="Times New Roman" w:cs="Times New Roman"/>
+          <w:kern w:val="0"/>
+          <w:lang w:eastAsia="en-MT"/>
+          <w14:ligatures w14:val="none"/>
+        </w:rPr>
+        <w:t xml:space="preserve">4 blades. </w:t>
+      </w:r>
+    </w:p>
+    <w:p>
+      <w:pPr>
+        <w:spacing w:before="100" w:beforeAutospacing="1" w:after="100" w:afterAutospacing="1" w:line="240" w:lineRule="auto"/>
+        <w:ind w:left="2160"/>
+        <w:rPr>
+          <w:rFonts w:ascii="Times New Roman" w:eastAsia="Times New Roman" w:hAnsi="Times New Roman" w:cs="Times New Roman"/>
+          <w:kern w:val="0"/>
+          <w:lang w:eastAsia="en-MT"/>
+          <w14:ligatures w14:val="none"/>
+        </w:rPr>
+      </w:pPr>
+      <w:r>
+        <w:rPr>
+          <w:rFonts w:ascii="Times New Roman" w:eastAsia="Times New Roman" w:hAnsi="Times New Roman" w:cs="Times New Roman"/>
+          <w:b/>
+          <w:bCs/>
+          <w:kern w:val="0"/>
+          <w:lang w:eastAsia="en-MT"/>
+          <w14:ligatures w14:val="none"/>
+        </w:rPr>
+        <w:t>Lv3</w:t>
+      </w:r>
+      <w:r>
+        <w:rPr>
+          <w:rFonts w:ascii="Times New Roman" w:eastAsia="Times New Roman" w:hAnsi="Times New Roman" w:cs="Times New Roman"/>
+          <w:kern w:val="0"/>
+          <w:lang w:eastAsia="en-MT"/>
+          <w14:ligatures w14:val="none"/>
+        </w:rPr>
+        <w:t xml:space="preserve"> </w:t>
+      </w:r>
+      <w:r>
+        <w:rPr>
+          <w:rFonts w:ascii="Times New Roman" w:eastAsia="Times New Roman" w:hAnsi="Times New Roman" w:cs="Times New Roman"/>
+          <w:kern w:val="0"/>
+          <w:lang w:eastAsia="en-MT"/>
+          <w14:ligatures w14:val="none"/>
+        </w:rPr>
+        <w:t xml:space="preserve">Increased projectile speed. </w:t>
+      </w:r>
+    </w:p>
+    <w:p>
+      <w:pPr>
+        <w:spacing w:before="100" w:beforeAutospacing="1" w:after="100" w:afterAutospacing="1" w:line="240" w:lineRule="auto"/>
+        <w:ind w:left="2160"/>
+        <w:rPr>
+          <w:rFonts w:ascii="Times New Roman" w:eastAsia="Times New Roman" w:hAnsi="Times New Roman" w:cs="Times New Roman"/>
+          <w:kern w:val="0"/>
+          <w:lang w:eastAsia="en-MT"/>
+          <w14:ligatures w14:val="none"/>
+        </w:rPr>
+      </w:pPr>
+      <w:r>
+        <w:rPr>
+          <w:rFonts w:ascii="Times New Roman" w:eastAsia="Times New Roman" w:hAnsi="Times New Roman" w:cs="Times New Roman"/>
+          <w:b/>
+          <w:bCs/>
+          <w:kern w:val="0"/>
+          <w:lang w:eastAsia="en-MT"/>
+          <w14:ligatures w14:val="none"/>
+        </w:rPr>
+        <w:t>Lv4</w:t>
+      </w:r>
+      <w:r>
+        <w:rPr>
+          <w:rFonts w:ascii="Times New Roman" w:eastAsia="Times New Roman" w:hAnsi="Times New Roman" w:cs="Times New Roman"/>
+          <w:kern w:val="0"/>
+          <w:lang w:eastAsia="en-MT"/>
+          <w14:ligatures w14:val="none"/>
+        </w:rPr>
+        <w:t xml:space="preserve"> </w:t>
+      </w:r>
+      <w:r>
+        <w:rPr>
+          <w:rFonts w:ascii="Times New Roman" w:eastAsia="Times New Roman" w:hAnsi="Times New Roman" w:cs="Times New Roman"/>
+          <w:kern w:val="0"/>
+          <w:lang w:eastAsia="en-MT"/>
+          <w14:ligatures w14:val="none"/>
+        </w:rPr>
+        <w:t xml:space="preserve">Blades pierce enemies. </w:t>
+      </w:r>
+    </w:p>
+    <w:p>
+      <w:pPr>
+        <w:pStyle w:val="Heading4"/>
+        <w:ind w:firstLine="360"/>
+        <w:rPr>
+          <w:rFonts w:eastAsia="Times New Roman"/>
+          <w:lang w:eastAsia="en-MT"/>
+        </w:rPr>
+      </w:pPr>
+      <w:r>
+        <w:rPr>
+          <w:rFonts w:eastAsia="Times New Roman"/>
+          <w:lang w:eastAsia="en-MT"/>
+        </w:rPr>
+        <w:t xml:space="preserve">Ability </w:t>
+      </w:r>
+      <w:r>
+        <w:rPr>
+          <w:rFonts w:eastAsia="Times New Roman"/>
+          <w:lang w:eastAsia="en-MT"/>
+        </w:rPr>
+        <w:t>2</w:t>
+      </w:r>
+      <w:r>
+        <w:rPr>
+          <w:rFonts w:eastAsia="Times New Roman"/>
+          <w:lang w:eastAsia="en-MT"/>
+        </w:rPr>
+        <w:t>: Tornado</w:t>
+      </w:r>
+    </w:p>
+    <w:p>
+      <w:pPr>
+        <w:spacing w:before="100" w:beforeAutospacing="1" w:after="100" w:afterAutospacing="1" w:line="240" w:lineRule="auto"/>
+        <w:ind w:left="720"/>
+        <w:rPr>
+          <w:rFonts w:ascii="Times New Roman" w:eastAsia="Times New Roman" w:hAnsi="Times New Roman" w:cs="Times New Roman"/>
+          <w:b/>
+          <w:bCs/>
+          <w:kern w:val="0"/>
+          <w:lang w:eastAsia="en-MT"/>
+          <w14:ligatures w14:val="none"/>
+        </w:rPr>
+      </w:pPr>
+      <w:r>
+        <w:rPr>
+          <w:rFonts w:ascii="Times New Roman" w:eastAsia="Times New Roman" w:hAnsi="Times New Roman" w:cs="Times New Roman"/>
+          <w:b/>
+          <w:bCs/>
+          <w:kern w:val="0"/>
+          <w:lang w:eastAsia="en-MT"/>
+          <w14:ligatures w14:val="none"/>
+        </w:rPr>
+        <w:t>Description</w:t>
+      </w:r>
+    </w:p>
+    <w:p>
+      <w:pPr>
+        <w:spacing w:before="100" w:beforeAutospacing="1" w:after="100" w:afterAutospacing="1" w:line="240" w:lineRule="auto"/>
+        <w:ind w:left="1440"/>
+        <w:rPr>
+          <w:rFonts w:ascii="Times New Roman" w:eastAsia="Times New Roman" w:hAnsi="Times New Roman" w:cs="Times New Roman"/>
+          <w:kern w:val="0"/>
+          <w:lang w:eastAsia="en-MT"/>
+          <w14:ligatures w14:val="none"/>
+        </w:rPr>
+      </w:pPr>
+      <w:r>
+        <w:rPr>
+          <w:rFonts w:ascii="Times New Roman" w:eastAsia="Times New Roman" w:hAnsi="Times New Roman" w:cs="Times New Roman"/>
+          <w:kern w:val="0"/>
+          <w:lang w:eastAsia="en-MT"/>
+          <w14:ligatures w14:val="none"/>
+        </w:rPr>
+        <w:t>Creates a moving tornado.</w:t>
+      </w:r>
+    </w:p>
+    <w:p>
+      <w:pPr>
+        <w:ind w:firstLine="720"/>
+        <w:rPr>
+          <w:lang w:eastAsia="en-MT"/>
+        </w:rPr>
+      </w:pPr>
+      <w:r>
+        <w:rPr>
+          <w:lang w:eastAsia="en-MT"/>
+        </w:rPr>
+        <w:t>Upgrades</w:t>
+      </w:r>
+    </w:p>
+    <w:p>
+      <w:pPr>
+        <w:spacing w:before="100" w:beforeAutospacing="1" w:after="100" w:afterAutospacing="1" w:line="240" w:lineRule="auto"/>
+        <w:ind w:left="1440"/>
+        <w:rPr>
+          <w:rFonts w:ascii="Times New Roman" w:eastAsia="Times New Roman" w:hAnsi="Times New Roman" w:cs="Times New Roman"/>
+          <w:kern w:val="0"/>
+          <w:lang w:eastAsia="en-MT"/>
+          <w14:ligatures w14:val="none"/>
+        </w:rPr>
+      </w:pPr>
+      <w:r>
+        <w:rPr>
+          <w:rFonts w:ascii="Times New Roman" w:eastAsia="Times New Roman" w:hAnsi="Times New Roman" w:cs="Times New Roman"/>
+          <w:b/>
+          <w:bCs/>
+          <w:kern w:val="0"/>
+          <w:lang w:eastAsia="en-MT"/>
+          <w14:ligatures w14:val="none"/>
+        </w:rPr>
+        <w:t>Lv1</w:t>
+      </w:r>
+      <w:r>
+        <w:rPr>
+          <w:rFonts w:ascii="Times New Roman" w:eastAsia="Times New Roman" w:hAnsi="Times New Roman" w:cs="Times New Roman"/>
+          <w:kern w:val="0"/>
+          <w:lang w:eastAsia="en-MT"/>
+          <w14:ligatures w14:val="none"/>
+        </w:rPr>
+        <w:t xml:space="preserve"> </w:t>
+      </w:r>
+      <w:r>
+        <w:rPr>
+          <w:rFonts w:ascii="Times New Roman" w:eastAsia="Times New Roman" w:hAnsi="Times New Roman" w:cs="Times New Roman"/>
+          <w:kern w:val="0"/>
+          <w:lang w:eastAsia="en-MT"/>
+          <w14:ligatures w14:val="none"/>
+        </w:rPr>
+        <w:t xml:space="preserve">One tornado. </w:t>
+      </w:r>
+    </w:p>
+    <w:p>
+      <w:pPr>
+        <w:spacing w:before="100" w:beforeAutospacing="1" w:after="100" w:afterAutospacing="1" w:line="240" w:lineRule="auto"/>
+        <w:ind w:left="1440"/>
+        <w:rPr>
+          <w:rFonts w:ascii="Times New Roman" w:eastAsia="Times New Roman" w:hAnsi="Times New Roman" w:cs="Times New Roman"/>
+          <w:kern w:val="0"/>
+          <w:lang w:eastAsia="en-MT"/>
+          <w14:ligatures w14:val="none"/>
+        </w:rPr>
+      </w:pPr>
+      <w:r>
+        <w:rPr>
+          <w:rFonts w:ascii="Times New Roman" w:eastAsia="Times New Roman" w:hAnsi="Times New Roman" w:cs="Times New Roman"/>
+          <w:b/>
+          <w:bCs/>
+          <w:kern w:val="0"/>
+          <w:lang w:eastAsia="en-MT"/>
+          <w14:ligatures w14:val="none"/>
+        </w:rPr>
+        <w:t>Lv2</w:t>
+      </w:r>
+      <w:r>
+        <w:rPr>
+          <w:rFonts w:ascii="Times New Roman" w:eastAsia="Times New Roman" w:hAnsi="Times New Roman" w:cs="Times New Roman"/>
+          <w:kern w:val="0"/>
+          <w:lang w:eastAsia="en-MT"/>
+          <w14:ligatures w14:val="none"/>
+        </w:rPr>
+        <w:t xml:space="preserve"> </w:t>
+      </w:r>
+      <w:r>
+        <w:rPr>
+          <w:rFonts w:ascii="Times New Roman" w:eastAsia="Times New Roman" w:hAnsi="Times New Roman" w:cs="Times New Roman"/>
+          <w:kern w:val="0"/>
+          <w:lang w:eastAsia="en-MT"/>
+          <w14:ligatures w14:val="none"/>
+        </w:rPr>
+        <w:t xml:space="preserve">Larger tornado. </w:t>
+      </w:r>
+    </w:p>
+    <w:p>
+      <w:pPr>
+        <w:spacing w:before="100" w:beforeAutospacing="1" w:after="100" w:afterAutospacing="1" w:line="240" w:lineRule="auto"/>
+        <w:ind w:left="1440"/>
+        <w:rPr>
+          <w:rFonts w:ascii="Times New Roman" w:eastAsia="Times New Roman" w:hAnsi="Times New Roman" w:cs="Times New Roman"/>
+          <w:kern w:val="0"/>
+          <w:lang w:eastAsia="en-MT"/>
+          <w14:ligatures w14:val="none"/>
+        </w:rPr>
+      </w:pPr>
+      <w:r>
+        <w:rPr>
+          <w:rFonts w:ascii="Times New Roman" w:eastAsia="Times New Roman" w:hAnsi="Times New Roman" w:cs="Times New Roman"/>
+          <w:b/>
+          <w:bCs/>
+          <w:kern w:val="0"/>
+          <w:lang w:eastAsia="en-MT"/>
+          <w14:ligatures w14:val="none"/>
+        </w:rPr>
+        <w:t>Lv3</w:t>
+      </w:r>
+      <w:r>
+        <w:rPr>
+          <w:rFonts w:ascii="Times New Roman" w:eastAsia="Times New Roman" w:hAnsi="Times New Roman" w:cs="Times New Roman"/>
+          <w:kern w:val="0"/>
+          <w:lang w:eastAsia="en-MT"/>
+          <w14:ligatures w14:val="none"/>
+        </w:rPr>
+        <w:t xml:space="preserve"> </w:t>
+      </w:r>
+      <w:r>
+        <w:rPr>
+          <w:rFonts w:ascii="Times New Roman" w:eastAsia="Times New Roman" w:hAnsi="Times New Roman" w:cs="Times New Roman"/>
+          <w:kern w:val="0"/>
+          <w:lang w:eastAsia="en-MT"/>
+          <w14:ligatures w14:val="none"/>
+        </w:rPr>
+        <w:t xml:space="preserve">Increased pull strength. </w:t>
+      </w:r>
+    </w:p>
+    <w:p>
+      <w:pPr>
+        <w:spacing w:before="100" w:beforeAutospacing="1" w:after="100" w:afterAutospacing="1" w:line="240" w:lineRule="auto"/>
+        <w:ind w:left="1440"/>
+        <w:rPr>
+          <w:rFonts w:ascii="Times New Roman" w:eastAsia="Times New Roman" w:hAnsi="Times New Roman" w:cs="Times New Roman"/>
+          <w:kern w:val="0"/>
+          <w:lang w:eastAsia="en-MT"/>
+          <w14:ligatures w14:val="none"/>
+        </w:rPr>
+      </w:pPr>
+      <w:r>
+        <w:rPr>
+          <w:rFonts w:ascii="Times New Roman" w:eastAsia="Times New Roman" w:hAnsi="Times New Roman" w:cs="Times New Roman"/>
+          <w:b/>
+          <w:bCs/>
+          <w:kern w:val="0"/>
+          <w:lang w:eastAsia="en-MT"/>
+          <w14:ligatures w14:val="none"/>
+        </w:rPr>
+        <w:t>Lv4</w:t>
+      </w:r>
+      <w:r>
+        <w:rPr>
+          <w:rFonts w:ascii="Times New Roman" w:eastAsia="Times New Roman" w:hAnsi="Times New Roman" w:cs="Times New Roman"/>
+          <w:kern w:val="0"/>
+          <w:lang w:eastAsia="en-MT"/>
+          <w14:ligatures w14:val="none"/>
+        </w:rPr>
+        <w:t xml:space="preserve"> </w:t>
+      </w:r>
+      <w:r>
+        <w:rPr>
+          <w:rFonts w:ascii="Times New Roman" w:eastAsia="Times New Roman" w:hAnsi="Times New Roman" w:cs="Times New Roman"/>
+          <w:kern w:val="0"/>
+          <w:lang w:eastAsia="en-MT"/>
+          <w14:ligatures w14:val="none"/>
+        </w:rPr>
+        <w:t>Two tornadoes.</w:t>
+      </w:r>
+    </w:p>
+    <w:p>
+      <w:pPr>
+        <w:spacing w:before="100" w:beforeAutospacing="1" w:after="100" w:afterAutospacing="1" w:line="240" w:lineRule="auto"/>
+        <w:ind w:left="1440"/>
+        <w:rPr>
+          <w:rFonts w:ascii="Times New Roman" w:eastAsia="Times New Roman" w:hAnsi="Times New Roman" w:cs="Times New Roman"/>
+          <w:kern w:val="0"/>
+          <w:lang w:eastAsia="en-MT"/>
+          <w14:ligatures w14:val="none"/>
+        </w:rPr>
+      </w:pPr>
+    </w:p>
+    <w:p>
+      <w:pPr>
+        <w:spacing w:before="100" w:beforeAutospacing="1" w:after="100" w:afterAutospacing="1" w:line="240" w:lineRule="auto"/>
+        <w:ind w:left="1440"/>
+        <w:rPr>
+          <w:rFonts w:ascii="Times New Roman" w:eastAsia="Times New Roman" w:hAnsi="Times New Roman" w:cs="Times New Roman"/>
+          <w:kern w:val="0"/>
+          <w:lang w:eastAsia="en-MT"/>
+          <w14:ligatures w14:val="none"/>
+        </w:rPr>
+      </w:pPr>
+    </w:p>
+    <w:p>
+      <w:pPr>
+        <w:ind w:left="360"/>
+        <w:rPr>
+          <w:b/>
+          <w:bCs/>
+        </w:rPr>
+      </w:pPr>
+    </w:p>
+    <w:p>
+      <w:pPr>
+        <w:rPr>
+          <w:b/>
+          <w:bCs/>
+        </w:rPr>
+      </w:pPr>
+      <w:r>
+        <w:rPr>
+          <w:b/>
+          <w:bCs/>
+        </w:rPr>
+        <w:pict w14:anchorId="3FF8A2EA">
           <v:rect id="_x0000_i1036" style="width:0;height:1.5pt" o:hralign="center" o:hrstd="t" o:hr="t" fillcolor="#a0a0a0" stroked="f"/>
         </w:pict>
       </w:r>
@@ -3224,7 +3964,7 @@
         <w:pStyle w:val="Heading2"/>
       </w:pPr>
       <w:r>
-        <w:t>Wind Spirit</w:t>
+        <w:t>Ice Spirit</w:t>
       </w:r>
     </w:p>
     <w:p>
@@ -3247,16 +3987,8 @@
           <w:b/>
           <w:bCs/>
         </w:rPr>
-        <w:t>Roc</w:t>
-      </w:r>
-    </w:p>
-    <w:p>
-      <w:pPr>
-        <w:rPr>
-          <w:b/>
-          <w:bCs/>
-        </w:rPr>
-      </w:pPr>
+        <w:t>Yeti</w:t>
+      </w:r>
     </w:p>
     <w:p>
       <w:pPr>
@@ -3267,8 +3999,18 @@
       </w:r>
     </w:p>
     <w:p>
-      <w:r>
-        <w:t xml:space="preserve">Chakrams </w:t>
+      <w:pPr>
+        <w:rPr>
+          <w:b/>
+          <w:bCs/>
+        </w:rPr>
+      </w:pPr>
+      <w:r>
+        <w:rPr>
+          <w:b/>
+          <w:bCs/>
+        </w:rPr>
+        <w:t xml:space="preserve">Ice gauntlets </w:t>
       </w:r>
     </w:p>
     <w:p>
@@ -3290,7 +4032,6 @@
     <w:p>
       <w:pPr>
         <w:pStyle w:val="Heading4"/>
-        <w:ind w:firstLine="720"/>
         <w:rPr>
           <w:rFonts w:eastAsia="Times New Roman"/>
           <w:lang w:eastAsia="en-MT"/>
@@ -3301,7 +4042,7 @@
           <w:rFonts w:eastAsia="Times New Roman"/>
           <w:lang w:eastAsia="en-MT"/>
         </w:rPr>
-        <w:t>Ability 1: Razor Wind</w:t>
+        <w:t>Ability 1: Frozen Orbs</w:t>
       </w:r>
     </w:p>
     <w:p>
@@ -3309,69 +4050,110 @@
         <w:spacing w:before="100" w:beforeAutospacing="1" w:after="100" w:afterAutospacing="1" w:line="240" w:lineRule="auto"/>
         <w:ind w:left="1440"/>
         <w:rPr>
-          <w:lang w:eastAsia="en-MT"/>
-        </w:rPr>
-      </w:pPr>
-      <w:r>
-        <w:rPr>
-          <w:lang w:eastAsia="en-MT"/>
+          <w:rFonts w:ascii="Times New Roman" w:eastAsia="Times New Roman" w:hAnsi="Times New Roman" w:cs="Times New Roman"/>
+          <w:kern w:val="0"/>
+          <w:lang w:eastAsia="en-MT"/>
+          <w14:ligatures w14:val="none"/>
+        </w:rPr>
+      </w:pPr>
+      <w:r>
+        <w:rPr>
+          <w:rFonts w:ascii="Times New Roman" w:eastAsia="Times New Roman" w:hAnsi="Times New Roman" w:cs="Times New Roman"/>
+          <w:b/>
+          <w:bCs/>
+          <w:kern w:val="0"/>
+          <w:lang w:eastAsia="en-MT"/>
+          <w14:ligatures w14:val="none"/>
         </w:rPr>
         <w:t>Description</w:t>
       </w:r>
+      <w:r>
+        <w:rPr>
+          <w:rFonts w:ascii="Times New Roman" w:eastAsia="Times New Roman" w:hAnsi="Times New Roman" w:cs="Times New Roman"/>
+          <w:kern w:val="0"/>
+          <w:lang w:eastAsia="en-MT"/>
+          <w14:ligatures w14:val="none"/>
+        </w:rPr>
+        <w:br/>
+        <w:t>Ice orbs orbit around the player.</w:t>
+      </w:r>
+    </w:p>
+    <w:p>
+      <w:pPr>
+        <w:ind w:firstLine="720"/>
+        <w:rPr>
+          <w:lang w:eastAsia="en-MT"/>
+        </w:rPr>
+      </w:pPr>
+      <w:r>
+        <w:rPr>
+          <w:lang w:eastAsia="en-MT"/>
+        </w:rPr>
+        <w:t>Upgrades</w:t>
+      </w:r>
     </w:p>
     <w:p>
       <w:pPr>
         <w:spacing w:before="100" w:beforeAutospacing="1" w:after="100" w:afterAutospacing="1" w:line="240" w:lineRule="auto"/>
-        <w:ind w:left="1440" w:firstLine="720"/>
-        <w:rPr>
-          <w:lang w:eastAsia="en-MT"/>
-        </w:rPr>
-      </w:pPr>
-      <w:r>
-        <w:rPr>
-          <w:rFonts w:ascii="Times New Roman" w:eastAsia="Times New Roman" w:hAnsi="Times New Roman" w:cs="Times New Roman"/>
-          <w:kern w:val="0"/>
-          <w:lang w:eastAsia="en-MT"/>
-          <w14:ligatures w14:val="none"/>
-        </w:rPr>
-        <w:t>Wind blades shoot outward from the player.</w:t>
-      </w:r>
-    </w:p>
-    <w:p>
-      <w:pPr>
-        <w:ind w:left="720" w:firstLine="720"/>
-        <w:rPr>
-          <w:lang w:eastAsia="en-MT"/>
-        </w:rPr>
-      </w:pPr>
-      <w:r>
-        <w:rPr>
-          <w:lang w:eastAsia="en-MT"/>
-        </w:rPr>
-        <w:t>Upgrades</w:t>
+        <w:ind w:left="1440"/>
+        <w:rPr>
+          <w:rFonts w:ascii="Times New Roman" w:eastAsia="Times New Roman" w:hAnsi="Times New Roman" w:cs="Times New Roman"/>
+          <w:kern w:val="0"/>
+          <w:lang w:eastAsia="en-MT"/>
+          <w14:ligatures w14:val="none"/>
+        </w:rPr>
+      </w:pPr>
+      <w:r>
+        <w:rPr>
+          <w:rFonts w:ascii="Times New Roman" w:eastAsia="Times New Roman" w:hAnsi="Times New Roman" w:cs="Times New Roman"/>
+          <w:b/>
+          <w:bCs/>
+          <w:kern w:val="0"/>
+          <w:lang w:eastAsia="en-MT"/>
+          <w14:ligatures w14:val="none"/>
+        </w:rPr>
+        <w:t>Lv1</w:t>
+      </w:r>
+      <w:r>
+        <w:rPr>
+          <w:rFonts w:ascii="Times New Roman" w:eastAsia="Times New Roman" w:hAnsi="Times New Roman" w:cs="Times New Roman"/>
+          <w:kern w:val="0"/>
+          <w:lang w:eastAsia="en-MT"/>
+          <w14:ligatures w14:val="none"/>
+        </w:rPr>
+        <w:t xml:space="preserve"> </w:t>
+      </w:r>
+      <w:r>
+        <w:rPr>
+          <w:rFonts w:ascii="Times New Roman" w:eastAsia="Times New Roman" w:hAnsi="Times New Roman" w:cs="Times New Roman"/>
+          <w:kern w:val="0"/>
+          <w:lang w:eastAsia="en-MT"/>
+          <w14:ligatures w14:val="none"/>
+        </w:rPr>
+        <w:t xml:space="preserve">2 orbs. </w:t>
       </w:r>
     </w:p>
     <w:p>
       <w:pPr>
         <w:spacing w:before="100" w:beforeAutospacing="1" w:after="100" w:afterAutospacing="1" w:line="240" w:lineRule="auto"/>
-        <w:ind w:left="2160"/>
-        <w:rPr>
-          <w:rFonts w:ascii="Times New Roman" w:eastAsia="Times New Roman" w:hAnsi="Times New Roman" w:cs="Times New Roman"/>
-          <w:kern w:val="0"/>
-          <w:lang w:eastAsia="en-MT"/>
-          <w14:ligatures w14:val="none"/>
-        </w:rPr>
-      </w:pPr>
-      <w:r>
-        <w:rPr>
-          <w:rFonts w:ascii="Times New Roman" w:eastAsia="Times New Roman" w:hAnsi="Times New Roman" w:cs="Times New Roman"/>
-          <w:b/>
-          <w:bCs/>
-          <w:kern w:val="0"/>
-          <w:lang w:eastAsia="en-MT"/>
-          <w14:ligatures w14:val="none"/>
-        </w:rPr>
-        <w:t>Lv1</w:t>
+        <w:ind w:left="1440"/>
+        <w:rPr>
+          <w:rFonts w:ascii="Times New Roman" w:eastAsia="Times New Roman" w:hAnsi="Times New Roman" w:cs="Times New Roman"/>
+          <w:kern w:val="0"/>
+          <w:lang w:eastAsia="en-MT"/>
+          <w14:ligatures w14:val="none"/>
+        </w:rPr>
+      </w:pPr>
+      <w:r>
+        <w:rPr>
+          <w:rFonts w:ascii="Times New Roman" w:eastAsia="Times New Roman" w:hAnsi="Times New Roman" w:cs="Times New Roman"/>
+          <w:b/>
+          <w:bCs/>
+          <w:kern w:val="0"/>
+          <w:lang w:eastAsia="en-MT"/>
+          <w14:ligatures w14:val="none"/>
+        </w:rPr>
+        <w:t>Lv2</w:t>
       </w:r>
       <w:r>
         <w:rPr>
@@ -3389,30 +4171,30 @@
           <w:lang w:eastAsia="en-MT"/>
           <w14:ligatures w14:val="none"/>
         </w:rPr>
-        <w:t xml:space="preserve">2 blades. </w:t>
+        <w:t xml:space="preserve">3 orbs. </w:t>
       </w:r>
     </w:p>
     <w:p>
       <w:pPr>
         <w:spacing w:before="100" w:beforeAutospacing="1" w:after="100" w:afterAutospacing="1" w:line="240" w:lineRule="auto"/>
-        <w:ind w:left="2160"/>
-        <w:rPr>
-          <w:rFonts w:ascii="Times New Roman" w:eastAsia="Times New Roman" w:hAnsi="Times New Roman" w:cs="Times New Roman"/>
-          <w:kern w:val="0"/>
-          <w:lang w:eastAsia="en-MT"/>
-          <w14:ligatures w14:val="none"/>
-        </w:rPr>
-      </w:pPr>
-      <w:r>
-        <w:rPr>
-          <w:rFonts w:ascii="Times New Roman" w:eastAsia="Times New Roman" w:hAnsi="Times New Roman" w:cs="Times New Roman"/>
-          <w:b/>
-          <w:bCs/>
-          <w:kern w:val="0"/>
-          <w:lang w:eastAsia="en-MT"/>
-          <w14:ligatures w14:val="none"/>
-        </w:rPr>
-        <w:t>Lv2</w:t>
+        <w:ind w:left="1440"/>
+        <w:rPr>
+          <w:rFonts w:ascii="Times New Roman" w:eastAsia="Times New Roman" w:hAnsi="Times New Roman" w:cs="Times New Roman"/>
+          <w:kern w:val="0"/>
+          <w:lang w:eastAsia="en-MT"/>
+          <w14:ligatures w14:val="none"/>
+        </w:rPr>
+      </w:pPr>
+      <w:r>
+        <w:rPr>
+          <w:rFonts w:ascii="Times New Roman" w:eastAsia="Times New Roman" w:hAnsi="Times New Roman" w:cs="Times New Roman"/>
+          <w:b/>
+          <w:bCs/>
+          <w:kern w:val="0"/>
+          <w:lang w:eastAsia="en-MT"/>
+          <w14:ligatures w14:val="none"/>
+        </w:rPr>
+        <w:t>Lv3</w:t>
       </w:r>
       <w:r>
         <w:rPr>
@@ -3430,54 +4212,31 @@
           <w:lang w:eastAsia="en-MT"/>
           <w14:ligatures w14:val="none"/>
         </w:rPr>
-        <w:t xml:space="preserve">4 blades. </w:t>
+        <w:t>Increased rotation speed</w:t>
+      </w:r>
+      <w:r>
+        <w:rPr>
+          <w:rFonts w:ascii="Times New Roman" w:eastAsia="Times New Roman" w:hAnsi="Times New Roman" w:cs="Times New Roman"/>
+          <w:kern w:val="0"/>
+          <w:lang w:eastAsia="en-MT"/>
+          <w14:ligatures w14:val="none"/>
+        </w:rPr>
+        <w:t xml:space="preserve"> and </w:t>
+      </w:r>
+      <w:r>
+        <w:rPr>
+          <w:rFonts w:ascii="Times New Roman" w:eastAsia="Times New Roman" w:hAnsi="Times New Roman" w:cs="Times New Roman"/>
+          <w:kern w:val="0"/>
+          <w:lang w:eastAsia="en-MT"/>
+          <w14:ligatures w14:val="none"/>
+        </w:rPr>
+        <w:t xml:space="preserve">Freeze chance. </w:t>
       </w:r>
     </w:p>
     <w:p>
       <w:pPr>
         <w:spacing w:before="100" w:beforeAutospacing="1" w:after="100" w:afterAutospacing="1" w:line="240" w:lineRule="auto"/>
-        <w:ind w:left="2160"/>
-        <w:rPr>
-          <w:rFonts w:ascii="Times New Roman" w:eastAsia="Times New Roman" w:hAnsi="Times New Roman" w:cs="Times New Roman"/>
-          <w:kern w:val="0"/>
-          <w:lang w:eastAsia="en-MT"/>
-          <w14:ligatures w14:val="none"/>
-        </w:rPr>
-      </w:pPr>
-      <w:r>
-        <w:rPr>
-          <w:rFonts w:ascii="Times New Roman" w:eastAsia="Times New Roman" w:hAnsi="Times New Roman" w:cs="Times New Roman"/>
-          <w:b/>
-          <w:bCs/>
-          <w:kern w:val="0"/>
-          <w:lang w:eastAsia="en-MT"/>
-          <w14:ligatures w14:val="none"/>
-        </w:rPr>
-        <w:t>Lv3</w:t>
-      </w:r>
-      <w:r>
-        <w:rPr>
-          <w:rFonts w:ascii="Times New Roman" w:eastAsia="Times New Roman" w:hAnsi="Times New Roman" w:cs="Times New Roman"/>
-          <w:kern w:val="0"/>
-          <w:lang w:eastAsia="en-MT"/>
-          <w14:ligatures w14:val="none"/>
-        </w:rPr>
-        <w:t xml:space="preserve"> </w:t>
-      </w:r>
-      <w:r>
-        <w:rPr>
-          <w:rFonts w:ascii="Times New Roman" w:eastAsia="Times New Roman" w:hAnsi="Times New Roman" w:cs="Times New Roman"/>
-          <w:kern w:val="0"/>
-          <w:lang w:eastAsia="en-MT"/>
-          <w14:ligatures w14:val="none"/>
-        </w:rPr>
-        <w:t xml:space="preserve">Increased projectile speed. </w:t>
-      </w:r>
-    </w:p>
-    <w:p>
-      <w:pPr>
-        <w:spacing w:before="100" w:beforeAutospacing="1" w:after="100" w:afterAutospacing="1" w:line="240" w:lineRule="auto"/>
-        <w:ind w:left="2160"/>
+        <w:ind w:left="1440"/>
         <w:rPr>
           <w:rFonts w:ascii="Times New Roman" w:eastAsia="Times New Roman" w:hAnsi="Times New Roman" w:cs="Times New Roman"/>
           <w:kern w:val="0"/>
@@ -3503,47 +4262,7 @@
           <w:lang w:eastAsia="en-MT"/>
           <w14:ligatures w14:val="none"/>
         </w:rPr>
-        <w:t xml:space="preserve"> </w:t>
-      </w:r>
-      <w:r>
-        <w:rPr>
-          <w:rFonts w:ascii="Times New Roman" w:eastAsia="Times New Roman" w:hAnsi="Times New Roman" w:cs="Times New Roman"/>
-          <w:kern w:val="0"/>
-          <w:lang w:eastAsia="en-MT"/>
-          <w14:ligatures w14:val="none"/>
-        </w:rPr>
-        <w:t xml:space="preserve">Blades pierce enemies. </w:t>
-      </w:r>
-    </w:p>
-    <w:p>
-      <w:pPr>
-        <w:pStyle w:val="Heading4"/>
-        <w:ind w:firstLine="360"/>
-        <w:rPr>
-          <w:rFonts w:eastAsia="Times New Roman"/>
-          <w:lang w:eastAsia="en-MT"/>
-        </w:rPr>
-      </w:pPr>
-      <w:r>
-        <w:rPr>
-          <w:rFonts w:eastAsia="Times New Roman"/>
-          <w:lang w:eastAsia="en-MT"/>
-        </w:rPr>
-        <w:t xml:space="preserve">Ability </w:t>
-      </w:r>
-      <w:r>
-        <w:rPr>
-          <w:rFonts w:eastAsia="Times New Roman"/>
-          <w:lang w:eastAsia="en-MT"/>
-        </w:rPr>
-        <w:t>2</w:t>
-      </w:r>
-      <w:r>
-        <w:rPr>
-          <w:rFonts w:eastAsia="Times New Roman"/>
-          <w:lang w:eastAsia="en-MT"/>
-        </w:rPr>
-        <w:t>: Tornado</w:t>
+        <w:t xml:space="preserve"> Additional orb.</w:t>
       </w:r>
     </w:p>
     <w:p>
@@ -3551,9 +4270,33 @@
         <w:spacing w:before="100" w:beforeAutospacing="1" w:after="100" w:afterAutospacing="1" w:line="240" w:lineRule="auto"/>
         <w:ind w:left="720"/>
         <w:rPr>
-          <w:rFonts w:ascii="Times New Roman" w:eastAsia="Times New Roman" w:hAnsi="Times New Roman" w:cs="Times New Roman"/>
-          <w:b/>
-          <w:bCs/>
+          <w:b/>
+          <w:bCs/>
+        </w:rPr>
+      </w:pPr>
+    </w:p>
+    <w:p>
+      <w:pPr>
+        <w:pStyle w:val="Heading4"/>
+        <w:rPr>
+          <w:rFonts w:eastAsia="Times New Roman"/>
+          <w:lang w:eastAsia="en-MT"/>
+        </w:rPr>
+      </w:pPr>
+      <w:r>
+        <w:rPr>
+          <w:rFonts w:eastAsia="Times New Roman"/>
+          <w:lang w:eastAsia="en-MT"/>
+        </w:rPr>
+        <w:t>Ability 2: Avalanche</w:t>
+      </w:r>
+    </w:p>
+    <w:p>
+      <w:pPr>
+        <w:spacing w:before="100" w:beforeAutospacing="1" w:after="100" w:afterAutospacing="1" w:line="240" w:lineRule="auto"/>
+        <w:ind w:left="720"/>
+        <w:rPr>
+          <w:rFonts w:ascii="Times New Roman" w:eastAsia="Times New Roman" w:hAnsi="Times New Roman" w:cs="Times New Roman"/>
           <w:kern w:val="0"/>
           <w:lang w:eastAsia="en-MT"/>
           <w14:ligatures w14:val="none"/>
@@ -3569,6 +4312,43 @@
           <w14:ligatures w14:val="none"/>
         </w:rPr>
         <w:t>Description</w:t>
+      </w:r>
+    </w:p>
+    <w:p>
+      <w:pPr>
+        <w:spacing w:before="100" w:beforeAutospacing="1" w:after="100" w:afterAutospacing="1" w:line="240" w:lineRule="auto"/>
+        <w:ind w:left="720" w:firstLine="720"/>
+        <w:rPr>
+          <w:rFonts w:ascii="Times New Roman" w:eastAsia="Times New Roman" w:hAnsi="Times New Roman" w:cs="Times New Roman"/>
+          <w:b/>
+          <w:bCs/>
+          <w:kern w:val="0"/>
+          <w:lang w:eastAsia="en-MT"/>
+          <w14:ligatures w14:val="none"/>
+        </w:rPr>
+      </w:pPr>
+      <w:r>
+        <w:rPr>
+          <w:rFonts w:ascii="Times New Roman" w:eastAsia="Times New Roman" w:hAnsi="Times New Roman" w:cs="Times New Roman"/>
+          <w:kern w:val="0"/>
+          <w:lang w:eastAsia="en-MT"/>
+          <w14:ligatures w14:val="none"/>
+        </w:rPr>
+        <w:t>Throws a snowball that grows larger as it travels.</w:t>
+      </w:r>
+    </w:p>
+    <w:p>
+      <w:pPr>
+        <w:ind w:firstLine="720"/>
+        <w:rPr>
+          <w:lang w:eastAsia="en-MT"/>
+        </w:rPr>
+      </w:pPr>
+      <w:r>
+        <w:rPr>
+          <w:lang w:eastAsia="en-MT"/>
+        </w:rPr>
+        <w:t>Upgrades</w:t>
       </w:r>
     </w:p>
     <w:p>
@@ -3585,25 +4365,31 @@
       <w:r>
         <w:rPr>
           <w:rFonts w:ascii="Times New Roman" w:eastAsia="Times New Roman" w:hAnsi="Times New Roman" w:cs="Times New Roman"/>
-          <w:kern w:val="0"/>
-          <w:lang w:eastAsia="en-MT"/>
-          <w14:ligatures w14:val="none"/>
-        </w:rPr>
-        <w:t>Creates a moving tornado.</w:t>
-      </w:r>
-    </w:p>
-    <w:p>
-      <w:pPr>
-        <w:ind w:firstLine="720"/>
-        <w:rPr>
-          <w:lang w:eastAsia="en-MT"/>
-        </w:rPr>
-      </w:pPr>
-      <w:r>
-        <w:rPr>
-          <w:lang w:eastAsia="en-MT"/>
-        </w:rPr>
-        <w:t>Upgrades</w:t>
+          <w:b/>
+          <w:bCs/>
+          <w:kern w:val="0"/>
+          <w:lang w:eastAsia="en-MT"/>
+          <w14:ligatures w14:val="none"/>
+        </w:rPr>
+        <w:t>Lv1</w:t>
+      </w:r>
+      <w:r>
+        <w:rPr>
+          <w:rFonts w:ascii="Times New Roman" w:eastAsia="Times New Roman" w:hAnsi="Times New Roman" w:cs="Times New Roman"/>
+          <w:kern w:val="0"/>
+          <w:lang w:eastAsia="en-MT"/>
+          <w14:ligatures w14:val="none"/>
+        </w:rPr>
+        <w:t xml:space="preserve"> </w:t>
+      </w:r>
+      <w:r>
+        <w:rPr>
+          <w:rFonts w:ascii="Times New Roman" w:eastAsia="Times New Roman" w:hAnsi="Times New Roman" w:cs="Times New Roman"/>
+          <w:kern w:val="0"/>
+          <w:lang w:eastAsia="en-MT"/>
+          <w14:ligatures w14:val="none"/>
+        </w:rPr>
+        <w:t xml:space="preserve">Small snowball. </w:t>
       </w:r>
     </w:p>
     <w:p>
@@ -3626,7 +4412,7 @@
           <w:lang w:eastAsia="en-MT"/>
           <w14:ligatures w14:val="none"/>
         </w:rPr>
-        <w:t>Lv1</w:t>
+        <w:t>Lv2</w:t>
       </w:r>
       <w:r>
         <w:rPr>
@@ -3644,7 +4430,7 @@
           <w:lang w:eastAsia="en-MT"/>
           <w14:ligatures w14:val="none"/>
         </w:rPr>
-        <w:t xml:space="preserve">One tornado. </w:t>
+        <w:t xml:space="preserve">Faster growth. </w:t>
       </w:r>
     </w:p>
     <w:p>
@@ -3667,7 +4453,7 @@
           <w:lang w:eastAsia="en-MT"/>
           <w14:ligatures w14:val="none"/>
         </w:rPr>
-        <w:t>Lv2</w:t>
+        <w:t>Lv3</w:t>
       </w:r>
       <w:r>
         <w:rPr>
@@ -3685,7 +4471,147 @@
           <w:lang w:eastAsia="en-MT"/>
           <w14:ligatures w14:val="none"/>
         </w:rPr>
-        <w:t xml:space="preserve">Larger tornado. </w:t>
+        <w:t xml:space="preserve">Increased damage. </w:t>
+      </w:r>
+    </w:p>
+    <w:p>
+      <w:pPr>
+        <w:spacing w:before="100" w:beforeAutospacing="1" w:after="100" w:afterAutospacing="1" w:line="240" w:lineRule="auto"/>
+        <w:ind w:left="720" w:firstLine="720"/>
+        <w:rPr>
+          <w:rFonts w:ascii="Times New Roman" w:eastAsia="Times New Roman" w:hAnsi="Times New Roman" w:cs="Times New Roman"/>
+          <w:kern w:val="0"/>
+          <w:lang w:eastAsia="en-MT"/>
+          <w14:ligatures w14:val="none"/>
+        </w:rPr>
+      </w:pPr>
+      <w:r>
+        <w:rPr>
+          <w:rFonts w:ascii="Times New Roman" w:eastAsia="Times New Roman" w:hAnsi="Times New Roman" w:cs="Times New Roman"/>
+          <w:b/>
+          <w:bCs/>
+          <w:kern w:val="0"/>
+          <w:lang w:eastAsia="en-MT"/>
+          <w14:ligatures w14:val="none"/>
+        </w:rPr>
+        <w:t>Lv4</w:t>
+      </w:r>
+      <w:r>
+        <w:rPr>
+          <w:rFonts w:ascii="Times New Roman" w:eastAsia="Times New Roman" w:hAnsi="Times New Roman" w:cs="Times New Roman"/>
+          <w:b/>
+          <w:bCs/>
+          <w:kern w:val="0"/>
+          <w:lang w:eastAsia="en-MT"/>
+          <w14:ligatures w14:val="none"/>
+        </w:rPr>
+        <w:t xml:space="preserve"> </w:t>
+      </w:r>
+      <w:r>
+        <w:rPr>
+          <w:rFonts w:ascii="Times New Roman" w:eastAsia="Times New Roman" w:hAnsi="Times New Roman" w:cs="Times New Roman"/>
+          <w:kern w:val="0"/>
+          <w:lang w:eastAsia="en-MT"/>
+          <w14:ligatures w14:val="none"/>
+        </w:rPr>
+        <w:t>Freeze enemies hit.</w:t>
+      </w:r>
+    </w:p>
+    <w:p>
+      <w:pPr>
+        <w:pStyle w:val="Heading4"/>
+        <w:rPr>
+          <w:rFonts w:eastAsia="Times New Roman"/>
+          <w:lang w:eastAsia="en-MT"/>
+        </w:rPr>
+      </w:pPr>
+      <w:r>
+        <w:rPr>
+          <w:rFonts w:eastAsia="Times New Roman"/>
+          <w:lang w:eastAsia="en-MT"/>
+        </w:rPr>
+        <w:t xml:space="preserve">Ability </w:t>
+      </w:r>
+      <w:r>
+        <w:rPr>
+          <w:rFonts w:eastAsia="Times New Roman"/>
+          <w:lang w:eastAsia="en-MT"/>
+        </w:rPr>
+        <w:t>3</w:t>
+      </w:r>
+      <w:r>
+        <w:rPr>
+          <w:rFonts w:eastAsia="Times New Roman"/>
+          <w:lang w:eastAsia="en-MT"/>
+        </w:rPr>
+        <w:t xml:space="preserve">: </w:t>
+      </w:r>
+      <w:r>
+        <w:rPr>
+          <w:rFonts w:eastAsia="Times New Roman"/>
+          <w:lang w:eastAsia="en-MT"/>
+        </w:rPr>
+        <w:t>Ice Crystal</w:t>
+      </w:r>
+    </w:p>
+    <w:p>
+      <w:pPr>
+        <w:spacing w:before="100" w:beforeAutospacing="1" w:after="100" w:afterAutospacing="1" w:line="240" w:lineRule="auto"/>
+        <w:ind w:left="720"/>
+        <w:rPr>
+          <w:rFonts w:ascii="Times New Roman" w:eastAsia="Times New Roman" w:hAnsi="Times New Roman" w:cs="Times New Roman"/>
+          <w:kern w:val="0"/>
+          <w:lang w:eastAsia="en-MT"/>
+          <w14:ligatures w14:val="none"/>
+        </w:rPr>
+      </w:pPr>
+      <w:r>
+        <w:rPr>
+          <w:rFonts w:ascii="Times New Roman" w:eastAsia="Times New Roman" w:hAnsi="Times New Roman" w:cs="Times New Roman"/>
+          <w:b/>
+          <w:bCs/>
+          <w:kern w:val="0"/>
+          <w:lang w:eastAsia="en-MT"/>
+          <w14:ligatures w14:val="none"/>
+        </w:rPr>
+        <w:t>Description</w:t>
+      </w:r>
+    </w:p>
+    <w:p>
+      <w:pPr>
+        <w:spacing w:before="100" w:beforeAutospacing="1" w:after="100" w:afterAutospacing="1" w:line="240" w:lineRule="auto"/>
+        <w:ind w:left="720" w:firstLine="720"/>
+        <w:rPr>
+          <w:rFonts w:ascii="Times New Roman" w:eastAsia="Times New Roman" w:hAnsi="Times New Roman" w:cs="Times New Roman"/>
+          <w:b/>
+          <w:bCs/>
+          <w:kern w:val="0"/>
+          <w:lang w:eastAsia="en-MT"/>
+          <w14:ligatures w14:val="none"/>
+        </w:rPr>
+      </w:pPr>
+      <w:r>
+        <w:rPr>
+          <w:rFonts w:ascii="Times New Roman" w:eastAsia="Times New Roman" w:hAnsi="Times New Roman" w:cs="Times New Roman"/>
+          <w:kern w:val="0"/>
+          <w:lang w:eastAsia="en-MT"/>
+          <w14:ligatures w14:val="none"/>
+        </w:rPr>
+        <w:t>Spawns ice crystal that grow then explode</w:t>
+      </w:r>
+    </w:p>
+    <w:p>
+      <w:pPr>
+        <w:ind w:firstLine="720"/>
+        <w:rPr>
+          <w:lang w:eastAsia="en-MT"/>
+        </w:rPr>
+      </w:pPr>
+      <w:r>
+        <w:rPr>
+          <w:lang w:eastAsia="en-MT"/>
+        </w:rPr>
+        <w:t>Upgrades</w:t>
       </w:r>
     </w:p>
     <w:p>
@@ -3708,8 +4634,7 @@
           <w:lang w:eastAsia="en-MT"/>
           <w14:ligatures w14:val="none"/>
         </w:rPr>
-        <w:lastRenderedPageBreak/>
-        <w:t>Lv3</w:t>
+        <w:t>Lv1</w:t>
       </w:r>
       <w:r>
         <w:rPr>
@@ -3727,7 +4652,7 @@
           <w:lang w:eastAsia="en-MT"/>
           <w14:ligatures w14:val="none"/>
         </w:rPr>
-        <w:t xml:space="preserve">Increased pull strength. </w:t>
+        <w:t xml:space="preserve">Small snowball. </w:t>
       </w:r>
     </w:p>
     <w:p>
@@ -3750,7 +4675,7 @@
           <w:lang w:eastAsia="en-MT"/>
           <w14:ligatures w14:val="none"/>
         </w:rPr>
-        <w:t>Lv4</w:t>
+        <w:t>Lv2</w:t>
       </w:r>
       <w:r>
         <w:rPr>
@@ -3768,7 +4693,7 @@
           <w:lang w:eastAsia="en-MT"/>
           <w14:ligatures w14:val="none"/>
         </w:rPr>
-        <w:t>Two tornadoes.</w:t>
+        <w:t xml:space="preserve">Faster growth. </w:t>
       </w:r>
     </w:p>
     <w:p>
@@ -3782,41 +4707,105 @@
           <w14:ligatures w14:val="none"/>
         </w:rPr>
       </w:pPr>
+      <w:r>
+        <w:rPr>
+          <w:rFonts w:ascii="Times New Roman" w:eastAsia="Times New Roman" w:hAnsi="Times New Roman" w:cs="Times New Roman"/>
+          <w:b/>
+          <w:bCs/>
+          <w:kern w:val="0"/>
+          <w:lang w:eastAsia="en-MT"/>
+          <w14:ligatures w14:val="none"/>
+        </w:rPr>
+        <w:t>Lv3</w:t>
+      </w:r>
+      <w:r>
+        <w:rPr>
+          <w:rFonts w:ascii="Times New Roman" w:eastAsia="Times New Roman" w:hAnsi="Times New Roman" w:cs="Times New Roman"/>
+          <w:kern w:val="0"/>
+          <w:lang w:eastAsia="en-MT"/>
+          <w14:ligatures w14:val="none"/>
+        </w:rPr>
+        <w:t xml:space="preserve"> </w:t>
+      </w:r>
+      <w:r>
+        <w:rPr>
+          <w:rFonts w:ascii="Times New Roman" w:eastAsia="Times New Roman" w:hAnsi="Times New Roman" w:cs="Times New Roman"/>
+          <w:kern w:val="0"/>
+          <w:lang w:eastAsia="en-MT"/>
+          <w14:ligatures w14:val="none"/>
+        </w:rPr>
+        <w:t xml:space="preserve">Increased damage. </w:t>
+      </w:r>
     </w:p>
     <w:p>
       <w:pPr>
         <w:spacing w:before="100" w:beforeAutospacing="1" w:after="100" w:afterAutospacing="1" w:line="240" w:lineRule="auto"/>
-        <w:ind w:left="1440"/>
-        <w:rPr>
-          <w:rFonts w:ascii="Times New Roman" w:eastAsia="Times New Roman" w:hAnsi="Times New Roman" w:cs="Times New Roman"/>
-          <w:kern w:val="0"/>
-          <w:lang w:eastAsia="en-MT"/>
-          <w14:ligatures w14:val="none"/>
-        </w:rPr>
-      </w:pPr>
-    </w:p>
-    <w:p>
-      <w:pPr>
-        <w:ind w:left="360"/>
-        <w:rPr>
-          <w:b/>
-          <w:bCs/>
-        </w:rPr>
-      </w:pPr>
-    </w:p>
-    <w:p>
-      <w:pPr>
-        <w:rPr>
-          <w:b/>
-          <w:bCs/>
-        </w:rPr>
-      </w:pPr>
-      <w:r>
-        <w:rPr>
-          <w:b/>
-          <w:bCs/>
-        </w:rPr>
-        <w:pict w14:anchorId="3FF8A2EA">
+        <w:ind w:left="720" w:firstLine="720"/>
+        <w:rPr>
+          <w:rFonts w:ascii="Times New Roman" w:eastAsia="Times New Roman" w:hAnsi="Times New Roman" w:cs="Times New Roman"/>
+          <w:kern w:val="0"/>
+          <w:lang w:eastAsia="en-MT"/>
+          <w14:ligatures w14:val="none"/>
+        </w:rPr>
+      </w:pPr>
+      <w:r>
+        <w:rPr>
+          <w:rFonts w:ascii="Times New Roman" w:eastAsia="Times New Roman" w:hAnsi="Times New Roman" w:cs="Times New Roman"/>
+          <w:b/>
+          <w:bCs/>
+          <w:kern w:val="0"/>
+          <w:lang w:eastAsia="en-MT"/>
+          <w14:ligatures w14:val="none"/>
+        </w:rPr>
+        <w:t>Lv4</w:t>
+      </w:r>
+      <w:r>
+        <w:rPr>
+          <w:rFonts w:ascii="Times New Roman" w:eastAsia="Times New Roman" w:hAnsi="Times New Roman" w:cs="Times New Roman"/>
+          <w:b/>
+          <w:bCs/>
+          <w:kern w:val="0"/>
+          <w:lang w:eastAsia="en-MT"/>
+          <w14:ligatures w14:val="none"/>
+        </w:rPr>
+        <w:t xml:space="preserve"> </w:t>
+      </w:r>
+      <w:r>
+        <w:rPr>
+          <w:rFonts w:ascii="Times New Roman" w:eastAsia="Times New Roman" w:hAnsi="Times New Roman" w:cs="Times New Roman"/>
+          <w:kern w:val="0"/>
+          <w:lang w:eastAsia="en-MT"/>
+          <w14:ligatures w14:val="none"/>
+        </w:rPr>
+        <w:t>Freeze enemies hit.</w:t>
+      </w:r>
+    </w:p>
+    <w:p>
+      <w:pPr>
+        <w:spacing w:before="100" w:beforeAutospacing="1" w:after="100" w:afterAutospacing="1" w:line="240" w:lineRule="auto"/>
+        <w:rPr>
+          <w:rFonts w:ascii="Times New Roman" w:eastAsia="Times New Roman" w:hAnsi="Times New Roman" w:cs="Times New Roman"/>
+          <w:kern w:val="0"/>
+          <w:lang w:eastAsia="en-MT"/>
+          <w14:ligatures w14:val="none"/>
+        </w:rPr>
+      </w:pPr>
+    </w:p>
+    <w:p>
+      <w:pPr>
+        <w:spacing w:before="100" w:beforeAutospacing="1" w:after="100" w:afterAutospacing="1" w:line="240" w:lineRule="auto"/>
+        <w:ind w:left="720"/>
+        <w:rPr>
+          <w:b/>
+          <w:bCs/>
+        </w:rPr>
+      </w:pPr>
+      <w:r>
+        <w:rPr>
+          <w:b/>
+          <w:bCs/>
+        </w:rPr>
+        <w:pict w14:anchorId="408ECD17">
           <v:rect id="_x0000_i1037" style="width:0;height:1.5pt" o:hralign="center" o:hrstd="t" o:hr="t" fillcolor="#a0a0a0" stroked="f"/>
         </w:pict>
       </w:r>
@@ -3826,7 +4815,7 @@
         <w:pStyle w:val="Heading2"/>
       </w:pPr>
       <w:r>
-        <w:t>Ice Spirit</w:t>
+        <w:t>Lightning Spirit</w:t>
       </w:r>
     </w:p>
     <w:p>
@@ -3849,7 +4838,7 @@
           <w:b/>
           <w:bCs/>
         </w:rPr>
-        <w:t>Yeti</w:t>
+        <w:t>Thunder Dragon</w:t>
       </w:r>
     </w:p>
     <w:p>
@@ -3861,18 +4850,8 @@
       </w:r>
     </w:p>
     <w:p>
-      <w:pPr>
-        <w:rPr>
-          <w:b/>
-          <w:bCs/>
-        </w:rPr>
-      </w:pPr>
-      <w:r>
-        <w:rPr>
-          <w:b/>
-          <w:bCs/>
-        </w:rPr>
-        <w:t xml:space="preserve">Ice gauntlets </w:t>
+      <w:r>
+        <w:t xml:space="preserve">Lighting spear </w:t>
       </w:r>
     </w:p>
     <w:p>
@@ -3891,9 +4870,228 @@
         <w:t>Abilities</w:t>
       </w:r>
     </w:p>
+    <w:p/>
     <w:p>
       <w:pPr>
         <w:pStyle w:val="Heading4"/>
+      </w:pPr>
+      <w:r>
+        <w:t>Ability 1: Lightning Strike</w:t>
+      </w:r>
+    </w:p>
+    <w:p/>
+    <w:p>
+      <w:pPr>
+        <w:ind w:left="720"/>
+        <w:rPr>
+          <w:b/>
+          <w:bCs/>
+        </w:rPr>
+      </w:pPr>
+      <w:r>
+        <w:rPr>
+          <w:b/>
+          <w:bCs/>
+        </w:rPr>
+        <w:t>Description</w:t>
+      </w:r>
+      <w:r>
+        <w:rPr>
+          <w:b/>
+          <w:bCs/>
+        </w:rPr>
+        <w:t xml:space="preserve"> </w:t>
+      </w:r>
+    </w:p>
+    <w:p>
+      <w:pPr>
+        <w:ind w:left="720" w:firstLine="720"/>
+        <w:rPr>
+          <w:b/>
+          <w:bCs/>
+        </w:rPr>
+      </w:pPr>
+      <w:r>
+        <w:rPr>
+          <w:b/>
+          <w:bCs/>
+        </w:rPr>
+        <w:t>Lightning strikes random enemies.</w:t>
+      </w:r>
+    </w:p>
+    <w:p>
+      <w:pPr>
+        <w:ind w:left="720"/>
+        <w:rPr>
+          <w:b/>
+          <w:bCs/>
+        </w:rPr>
+      </w:pPr>
+      <w:r>
+        <w:rPr>
+          <w:b/>
+          <w:bCs/>
+        </w:rPr>
+        <w:t>Upgrades</w:t>
+      </w:r>
+    </w:p>
+    <w:p>
+      <w:pPr>
+        <w:ind w:left="720"/>
+        <w:rPr>
+          <w:b/>
+          <w:bCs/>
+        </w:rPr>
+      </w:pPr>
+      <w:r>
+        <w:rPr>
+          <w:b/>
+          <w:bCs/>
+        </w:rPr>
+        <w:t>Lv1</w:t>
+      </w:r>
+      <w:r>
+        <w:rPr>
+          <w:b/>
+          <w:bCs/>
+        </w:rPr>
+        <w:t xml:space="preserve"> 3</w:t>
+      </w:r>
+      <w:r>
+        <w:rPr>
+          <w:b/>
+          <w:bCs/>
+        </w:rPr>
+        <w:t xml:space="preserve"> strike. </w:t>
+      </w:r>
+    </w:p>
+    <w:p>
+      <w:pPr>
+        <w:ind w:left="720"/>
+        <w:rPr>
+          <w:b/>
+          <w:bCs/>
+        </w:rPr>
+      </w:pPr>
+      <w:r>
+        <w:rPr>
+          <w:b/>
+          <w:bCs/>
+        </w:rPr>
+        <w:t>Lv2</w:t>
+      </w:r>
+      <w:r>
+        <w:rPr>
+          <w:b/>
+          <w:bCs/>
+        </w:rPr>
+        <w:t xml:space="preserve"> 6</w:t>
+      </w:r>
+      <w:r>
+        <w:rPr>
+          <w:b/>
+          <w:bCs/>
+        </w:rPr>
+        <w:t xml:space="preserve"> strikes. </w:t>
+      </w:r>
+    </w:p>
+    <w:p>
+      <w:pPr>
+        <w:ind w:left="720"/>
+        <w:rPr>
+          <w:b/>
+          <w:bCs/>
+        </w:rPr>
+      </w:pPr>
+      <w:r>
+        <w:rPr>
+          <w:b/>
+          <w:bCs/>
+        </w:rPr>
+        <w:t>Lv3</w:t>
+      </w:r>
+      <w:r>
+        <w:rPr>
+          <w:b/>
+          <w:bCs/>
+        </w:rPr>
+        <w:t xml:space="preserve"> </w:t>
+      </w:r>
+      <w:r>
+        <w:rPr>
+          <w:b/>
+          <w:bCs/>
+        </w:rPr>
+        <w:t xml:space="preserve">Increased damage. </w:t>
+      </w:r>
+    </w:p>
+    <w:p>
+      <w:pPr>
+        <w:ind w:left="720"/>
+        <w:rPr>
+          <w:b/>
+          <w:bCs/>
+        </w:rPr>
+      </w:pPr>
+      <w:r>
+        <w:rPr>
+          <w:b/>
+          <w:bCs/>
+        </w:rPr>
+        <w:t>Lv4</w:t>
+      </w:r>
+      <w:r>
+        <w:rPr>
+          <w:b/>
+          <w:bCs/>
+        </w:rPr>
+        <w:t xml:space="preserve"> when lighting </w:t>
+      </w:r>
+      <w:proofErr w:type="spellStart"/>
+      <w:r>
+        <w:rPr>
+          <w:b/>
+          <w:bCs/>
+        </w:rPr>
+        <w:t>strkis</w:t>
+      </w:r>
+      <w:proofErr w:type="spellEnd"/>
+      <w:r>
+        <w:rPr>
+          <w:b/>
+          <w:bCs/>
+        </w:rPr>
+        <w:t xml:space="preserve"> there is a tint </w:t>
+      </w:r>
+      <w:proofErr w:type="spellStart"/>
+      <w:r>
+        <w:rPr>
+          <w:b/>
+          <w:bCs/>
+        </w:rPr>
+        <w:t>aoe</w:t>
+      </w:r>
+      <w:proofErr w:type="spellEnd"/>
+      <w:r>
+        <w:rPr>
+          <w:b/>
+          <w:bCs/>
+        </w:rPr>
+        <w:t>.</w:t>
+      </w:r>
+    </w:p>
+    <w:p>
+      <w:pPr>
+        <w:ind w:left="720"/>
+        <w:rPr>
+          <w:b/>
+          <w:bCs/>
+        </w:rPr>
+      </w:pPr>
+    </w:p>
+    <w:p>
+      <w:pPr>
+        <w:pStyle w:val="Heading4"/>
         <w:rPr>
           <w:rFonts w:eastAsia="Times New Roman"/>
           <w:lang w:eastAsia="en-MT"/>
@@ -3904,227 +5102,14 @@
           <w:rFonts w:eastAsia="Times New Roman"/>
           <w:lang w:eastAsia="en-MT"/>
         </w:rPr>
-        <w:t>Ability 1: Frozen Orbs</w:t>
-      </w:r>
-    </w:p>
-    <w:p>
-      <w:pPr>
-        <w:spacing w:before="100" w:beforeAutospacing="1" w:after="100" w:afterAutospacing="1" w:line="240" w:lineRule="auto"/>
-        <w:ind w:left="1440"/>
-        <w:rPr>
-          <w:rFonts w:ascii="Times New Roman" w:eastAsia="Times New Roman" w:hAnsi="Times New Roman" w:cs="Times New Roman"/>
-          <w:kern w:val="0"/>
-          <w:lang w:eastAsia="en-MT"/>
-          <w14:ligatures w14:val="none"/>
-        </w:rPr>
-      </w:pPr>
-      <w:r>
-        <w:rPr>
-          <w:rFonts w:ascii="Times New Roman" w:eastAsia="Times New Roman" w:hAnsi="Times New Roman" w:cs="Times New Roman"/>
-          <w:b/>
-          <w:bCs/>
-          <w:kern w:val="0"/>
-          <w:lang w:eastAsia="en-MT"/>
-          <w14:ligatures w14:val="none"/>
-        </w:rPr>
-        <w:t>Description</w:t>
-      </w:r>
-      <w:r>
-        <w:rPr>
-          <w:rFonts w:ascii="Times New Roman" w:eastAsia="Times New Roman" w:hAnsi="Times New Roman" w:cs="Times New Roman"/>
-          <w:kern w:val="0"/>
-          <w:lang w:eastAsia="en-MT"/>
-          <w14:ligatures w14:val="none"/>
-        </w:rPr>
-        <w:br/>
-        <w:t>Ice orbs orbit around the player.</w:t>
-      </w:r>
-    </w:p>
-    <w:p>
-      <w:pPr>
-        <w:ind w:firstLine="720"/>
-        <w:rPr>
-          <w:lang w:eastAsia="en-MT"/>
-        </w:rPr>
-      </w:pPr>
-      <w:r>
-        <w:rPr>
-          <w:lang w:eastAsia="en-MT"/>
-        </w:rPr>
-        <w:t>Upgrades</w:t>
-      </w:r>
-    </w:p>
-    <w:p>
-      <w:pPr>
-        <w:spacing w:before="100" w:beforeAutospacing="1" w:after="100" w:afterAutospacing="1" w:line="240" w:lineRule="auto"/>
-        <w:ind w:left="1440"/>
-        <w:rPr>
-          <w:rFonts w:ascii="Times New Roman" w:eastAsia="Times New Roman" w:hAnsi="Times New Roman" w:cs="Times New Roman"/>
-          <w:kern w:val="0"/>
-          <w:lang w:eastAsia="en-MT"/>
-          <w14:ligatures w14:val="none"/>
-        </w:rPr>
-      </w:pPr>
-      <w:r>
-        <w:rPr>
-          <w:rFonts w:ascii="Times New Roman" w:eastAsia="Times New Roman" w:hAnsi="Times New Roman" w:cs="Times New Roman"/>
-          <w:b/>
-          <w:bCs/>
-          <w:kern w:val="0"/>
-          <w:lang w:eastAsia="en-MT"/>
-          <w14:ligatures w14:val="none"/>
-        </w:rPr>
-        <w:t>Lv1</w:t>
-      </w:r>
-      <w:r>
-        <w:rPr>
-          <w:rFonts w:ascii="Times New Roman" w:eastAsia="Times New Roman" w:hAnsi="Times New Roman" w:cs="Times New Roman"/>
-          <w:kern w:val="0"/>
-          <w:lang w:eastAsia="en-MT"/>
-          <w14:ligatures w14:val="none"/>
-        </w:rPr>
-        <w:t xml:space="preserve"> </w:t>
-      </w:r>
-      <w:r>
-        <w:rPr>
-          <w:rFonts w:ascii="Times New Roman" w:eastAsia="Times New Roman" w:hAnsi="Times New Roman" w:cs="Times New Roman"/>
-          <w:kern w:val="0"/>
-          <w:lang w:eastAsia="en-MT"/>
-          <w14:ligatures w14:val="none"/>
-        </w:rPr>
-        <w:t xml:space="preserve">2 orbs. </w:t>
-      </w:r>
-    </w:p>
-    <w:p>
-      <w:pPr>
-        <w:spacing w:before="100" w:beforeAutospacing="1" w:after="100" w:afterAutospacing="1" w:line="240" w:lineRule="auto"/>
-        <w:ind w:left="1440"/>
-        <w:rPr>
-          <w:rFonts w:ascii="Times New Roman" w:eastAsia="Times New Roman" w:hAnsi="Times New Roman" w:cs="Times New Roman"/>
-          <w:kern w:val="0"/>
-          <w:lang w:eastAsia="en-MT"/>
-          <w14:ligatures w14:val="none"/>
-        </w:rPr>
-      </w:pPr>
-      <w:r>
-        <w:rPr>
-          <w:rFonts w:ascii="Times New Roman" w:eastAsia="Times New Roman" w:hAnsi="Times New Roman" w:cs="Times New Roman"/>
-          <w:b/>
-          <w:bCs/>
-          <w:kern w:val="0"/>
-          <w:lang w:eastAsia="en-MT"/>
-          <w14:ligatures w14:val="none"/>
-        </w:rPr>
-        <w:t>Lv2</w:t>
-      </w:r>
-      <w:r>
-        <w:rPr>
-          <w:rFonts w:ascii="Times New Roman" w:eastAsia="Times New Roman" w:hAnsi="Times New Roman" w:cs="Times New Roman"/>
-          <w:kern w:val="0"/>
-          <w:lang w:eastAsia="en-MT"/>
-          <w14:ligatures w14:val="none"/>
-        </w:rPr>
-        <w:t xml:space="preserve"> </w:t>
-      </w:r>
-      <w:r>
-        <w:rPr>
-          <w:rFonts w:ascii="Times New Roman" w:eastAsia="Times New Roman" w:hAnsi="Times New Roman" w:cs="Times New Roman"/>
-          <w:kern w:val="0"/>
-          <w:lang w:eastAsia="en-MT"/>
-          <w14:ligatures w14:val="none"/>
-        </w:rPr>
-        <w:t xml:space="preserve">3 orbs. </w:t>
-      </w:r>
-    </w:p>
-    <w:p>
-      <w:pPr>
-        <w:spacing w:before="100" w:beforeAutospacing="1" w:after="100" w:afterAutospacing="1" w:line="240" w:lineRule="auto"/>
-        <w:ind w:left="1440"/>
-        <w:rPr>
-          <w:rFonts w:ascii="Times New Roman" w:eastAsia="Times New Roman" w:hAnsi="Times New Roman" w:cs="Times New Roman"/>
-          <w:kern w:val="0"/>
-          <w:lang w:eastAsia="en-MT"/>
-          <w14:ligatures w14:val="none"/>
-        </w:rPr>
-      </w:pPr>
-      <w:r>
-        <w:rPr>
-          <w:rFonts w:ascii="Times New Roman" w:eastAsia="Times New Roman" w:hAnsi="Times New Roman" w:cs="Times New Roman"/>
-          <w:b/>
-          <w:bCs/>
-          <w:kern w:val="0"/>
-          <w:lang w:eastAsia="en-MT"/>
-          <w14:ligatures w14:val="none"/>
-        </w:rPr>
-        <w:t>Lv3</w:t>
-      </w:r>
-      <w:r>
-        <w:rPr>
-          <w:rFonts w:ascii="Times New Roman" w:eastAsia="Times New Roman" w:hAnsi="Times New Roman" w:cs="Times New Roman"/>
-          <w:kern w:val="0"/>
-          <w:lang w:eastAsia="en-MT"/>
-          <w14:ligatures w14:val="none"/>
-        </w:rPr>
-        <w:t xml:space="preserve"> </w:t>
-      </w:r>
-      <w:r>
-        <w:rPr>
-          <w:rFonts w:ascii="Times New Roman" w:eastAsia="Times New Roman" w:hAnsi="Times New Roman" w:cs="Times New Roman"/>
-          <w:kern w:val="0"/>
-          <w:lang w:eastAsia="en-MT"/>
-          <w14:ligatures w14:val="none"/>
-        </w:rPr>
-        <w:t>Increased rotation speed</w:t>
-      </w:r>
-      <w:r>
-        <w:rPr>
-          <w:rFonts w:ascii="Times New Roman" w:eastAsia="Times New Roman" w:hAnsi="Times New Roman" w:cs="Times New Roman"/>
-          <w:kern w:val="0"/>
-          <w:lang w:eastAsia="en-MT"/>
-          <w14:ligatures w14:val="none"/>
-        </w:rPr>
-        <w:t xml:space="preserve"> and </w:t>
-      </w:r>
-      <w:r>
-        <w:rPr>
-          <w:rFonts w:ascii="Times New Roman" w:eastAsia="Times New Roman" w:hAnsi="Times New Roman" w:cs="Times New Roman"/>
-          <w:kern w:val="0"/>
-          <w:lang w:eastAsia="en-MT"/>
-          <w14:ligatures w14:val="none"/>
-        </w:rPr>
-        <w:t xml:space="preserve">Freeze chance. </w:t>
-      </w:r>
-    </w:p>
-    <w:p>
-      <w:pPr>
-        <w:spacing w:before="100" w:beforeAutospacing="1" w:after="100" w:afterAutospacing="1" w:line="240" w:lineRule="auto"/>
-        <w:ind w:left="1440"/>
-        <w:rPr>
-          <w:rFonts w:ascii="Times New Roman" w:eastAsia="Times New Roman" w:hAnsi="Times New Roman" w:cs="Times New Roman"/>
-          <w:kern w:val="0"/>
-          <w:lang w:eastAsia="en-MT"/>
-          <w14:ligatures w14:val="none"/>
-        </w:rPr>
-      </w:pPr>
-      <w:r>
-        <w:rPr>
-          <w:rFonts w:ascii="Times New Roman" w:eastAsia="Times New Roman" w:hAnsi="Times New Roman" w:cs="Times New Roman"/>
-          <w:b/>
-          <w:bCs/>
-          <w:kern w:val="0"/>
-          <w:lang w:eastAsia="en-MT"/>
-          <w14:ligatures w14:val="none"/>
-        </w:rPr>
-        <w:t>Lv4</w:t>
-      </w:r>
-      <w:r>
-        <w:rPr>
-          <w:rFonts w:ascii="Times New Roman" w:eastAsia="Times New Roman" w:hAnsi="Times New Roman" w:cs="Times New Roman"/>
-          <w:kern w:val="0"/>
-          <w:lang w:eastAsia="en-MT"/>
-          <w14:ligatures w14:val="none"/>
-        </w:rPr>
-        <w:t xml:space="preserve"> Additional orb.</w:t>
+        <w:t>Ability 2: Chain Lightning</w:t>
+      </w:r>
+      <w:r>
+        <w:rPr>
+          <w:rFonts w:eastAsia="Times New Roman"/>
+          <w:lang w:eastAsia="en-MT"/>
+        </w:rPr>
+        <w:t xml:space="preserve"> bolt</w:t>
       </w:r>
     </w:p>
     <w:p>
@@ -4132,10 +5117,229 @@
         <w:spacing w:before="100" w:beforeAutospacing="1" w:after="100" w:afterAutospacing="1" w:line="240" w:lineRule="auto"/>
         <w:ind w:left="720"/>
         <w:rPr>
-          <w:b/>
-          <w:bCs/>
-        </w:rPr>
-      </w:pPr>
+          <w:rFonts w:ascii="Times New Roman" w:eastAsia="Times New Roman" w:hAnsi="Times New Roman" w:cs="Times New Roman"/>
+          <w:kern w:val="0"/>
+          <w:lang w:eastAsia="en-MT"/>
+          <w14:ligatures w14:val="none"/>
+        </w:rPr>
+      </w:pPr>
+      <w:r>
+        <w:rPr>
+          <w:rFonts w:ascii="Times New Roman" w:eastAsia="Times New Roman" w:hAnsi="Times New Roman" w:cs="Times New Roman"/>
+          <w:b/>
+          <w:bCs/>
+          <w:kern w:val="0"/>
+          <w:lang w:eastAsia="en-MT"/>
+          <w14:ligatures w14:val="none"/>
+        </w:rPr>
+        <w:t>Description</w:t>
+      </w:r>
+      <w:r>
+        <w:rPr>
+          <w:rFonts w:ascii="Times New Roman" w:eastAsia="Times New Roman" w:hAnsi="Times New Roman" w:cs="Times New Roman"/>
+          <w:kern w:val="0"/>
+          <w:lang w:eastAsia="en-MT"/>
+          <w14:ligatures w14:val="none"/>
+        </w:rPr>
+        <w:br/>
+      </w:r>
+      <w:r>
+        <w:rPr>
+          <w:rFonts w:ascii="Times New Roman" w:eastAsia="Times New Roman" w:hAnsi="Times New Roman" w:cs="Times New Roman"/>
+          <w:kern w:val="0"/>
+          <w:lang w:eastAsia="en-MT"/>
+          <w14:ligatures w14:val="none"/>
+        </w:rPr>
+        <w:t>shoots a lighting bolt that</w:t>
+      </w:r>
+      <w:r>
+        <w:rPr>
+          <w:rFonts w:ascii="Times New Roman" w:eastAsia="Times New Roman" w:hAnsi="Times New Roman" w:cs="Times New Roman"/>
+          <w:kern w:val="0"/>
+          <w:lang w:eastAsia="en-MT"/>
+          <w14:ligatures w14:val="none"/>
+        </w:rPr>
+        <w:t xml:space="preserve"> jumps between enemies.</w:t>
+      </w:r>
+    </w:p>
+    <w:p>
+      <w:pPr>
+        <w:rPr>
+          <w:lang w:eastAsia="en-MT"/>
+        </w:rPr>
+      </w:pPr>
+      <w:r>
+        <w:rPr>
+          <w:lang w:eastAsia="en-MT"/>
+        </w:rPr>
+        <w:t>Upgrades</w:t>
+      </w:r>
+    </w:p>
+    <w:p>
+      <w:pPr>
+        <w:spacing w:before="100" w:beforeAutospacing="1" w:after="100" w:afterAutospacing="1" w:line="240" w:lineRule="auto"/>
+        <w:rPr>
+          <w:rFonts w:ascii="Times New Roman" w:eastAsia="Times New Roman" w:hAnsi="Times New Roman" w:cs="Times New Roman"/>
+          <w:kern w:val="0"/>
+          <w:lang w:eastAsia="en-MT"/>
+          <w14:ligatures w14:val="none"/>
+        </w:rPr>
+      </w:pPr>
+      <w:r>
+        <w:rPr>
+          <w:rFonts w:ascii="Times New Roman" w:eastAsia="Times New Roman" w:hAnsi="Times New Roman" w:cs="Times New Roman"/>
+          <w:b/>
+          <w:bCs/>
+          <w:kern w:val="0"/>
+          <w:lang w:eastAsia="en-MT"/>
+          <w14:ligatures w14:val="none"/>
+        </w:rPr>
+        <w:t>Lv1</w:t>
+      </w:r>
+      <w:r>
+        <w:rPr>
+          <w:rFonts w:ascii="Times New Roman" w:eastAsia="Times New Roman" w:hAnsi="Times New Roman" w:cs="Times New Roman"/>
+          <w:b/>
+          <w:bCs/>
+          <w:kern w:val="0"/>
+          <w:lang w:eastAsia="en-MT"/>
+          <w14:ligatures w14:val="none"/>
+        </w:rPr>
+        <w:t xml:space="preserve"> </w:t>
+      </w:r>
+      <w:r>
+        <w:rPr>
+          <w:rFonts w:ascii="Times New Roman" w:eastAsia="Times New Roman" w:hAnsi="Times New Roman" w:cs="Times New Roman"/>
+          <w:kern w:val="0"/>
+          <w:lang w:eastAsia="en-MT"/>
+          <w14:ligatures w14:val="none"/>
+        </w:rPr>
+        <w:t xml:space="preserve">3 jumps. </w:t>
+      </w:r>
+    </w:p>
+    <w:p>
+      <w:pPr>
+        <w:spacing w:before="100" w:beforeAutospacing="1" w:after="100" w:afterAutospacing="1" w:line="240" w:lineRule="auto"/>
+        <w:rPr>
+          <w:rFonts w:ascii="Times New Roman" w:eastAsia="Times New Roman" w:hAnsi="Times New Roman" w:cs="Times New Roman"/>
+          <w:kern w:val="0"/>
+          <w:lang w:eastAsia="en-MT"/>
+          <w14:ligatures w14:val="none"/>
+        </w:rPr>
+      </w:pPr>
+      <w:r>
+        <w:rPr>
+          <w:rFonts w:ascii="Times New Roman" w:eastAsia="Times New Roman" w:hAnsi="Times New Roman" w:cs="Times New Roman"/>
+          <w:b/>
+          <w:bCs/>
+          <w:kern w:val="0"/>
+          <w:lang w:eastAsia="en-MT"/>
+          <w14:ligatures w14:val="none"/>
+        </w:rPr>
+        <w:t>Lv2</w:t>
+      </w:r>
+      <w:r>
+        <w:rPr>
+          <w:rFonts w:ascii="Times New Roman" w:eastAsia="Times New Roman" w:hAnsi="Times New Roman" w:cs="Times New Roman"/>
+          <w:b/>
+          <w:bCs/>
+          <w:kern w:val="0"/>
+          <w:lang w:eastAsia="en-MT"/>
+          <w14:ligatures w14:val="none"/>
+        </w:rPr>
+        <w:t xml:space="preserve"> </w:t>
+      </w:r>
+      <w:r>
+        <w:rPr>
+          <w:rFonts w:ascii="Times New Roman" w:eastAsia="Times New Roman" w:hAnsi="Times New Roman" w:cs="Times New Roman"/>
+          <w:kern w:val="0"/>
+          <w:lang w:eastAsia="en-MT"/>
+          <w14:ligatures w14:val="none"/>
+        </w:rPr>
+        <w:t xml:space="preserve">5 jumps. </w:t>
+      </w:r>
+    </w:p>
+    <w:p>
+      <w:pPr>
+        <w:spacing w:before="100" w:beforeAutospacing="1" w:after="100" w:afterAutospacing="1" w:line="240" w:lineRule="auto"/>
+        <w:rPr>
+          <w:rFonts w:ascii="Times New Roman" w:eastAsia="Times New Roman" w:hAnsi="Times New Roman" w:cs="Times New Roman"/>
+          <w:kern w:val="0"/>
+          <w:lang w:eastAsia="en-MT"/>
+          <w14:ligatures w14:val="none"/>
+        </w:rPr>
+      </w:pPr>
+      <w:r>
+        <w:rPr>
+          <w:rFonts w:ascii="Times New Roman" w:eastAsia="Times New Roman" w:hAnsi="Times New Roman" w:cs="Times New Roman"/>
+          <w:b/>
+          <w:bCs/>
+          <w:kern w:val="0"/>
+          <w:lang w:eastAsia="en-MT"/>
+          <w14:ligatures w14:val="none"/>
+        </w:rPr>
+        <w:t>Lv3</w:t>
+      </w:r>
+      <w:r>
+        <w:rPr>
+          <w:rFonts w:ascii="Times New Roman" w:eastAsia="Times New Roman" w:hAnsi="Times New Roman" w:cs="Times New Roman"/>
+          <w:b/>
+          <w:bCs/>
+          <w:kern w:val="0"/>
+          <w:lang w:eastAsia="en-MT"/>
+          <w14:ligatures w14:val="none"/>
+        </w:rPr>
+        <w:t xml:space="preserve"> </w:t>
+      </w:r>
+      <w:r>
+        <w:rPr>
+          <w:rFonts w:ascii="Times New Roman" w:eastAsia="Times New Roman" w:hAnsi="Times New Roman" w:cs="Times New Roman"/>
+          <w:kern w:val="0"/>
+          <w:lang w:eastAsia="en-MT"/>
+          <w14:ligatures w14:val="none"/>
+        </w:rPr>
+        <w:t xml:space="preserve">Increased damage. </w:t>
+      </w:r>
+    </w:p>
+    <w:p>
+      <w:pPr>
+        <w:spacing w:before="100" w:beforeAutospacing="1" w:after="100" w:afterAutospacing="1" w:line="240" w:lineRule="auto"/>
+        <w:rPr>
+          <w:rFonts w:ascii="Times New Roman" w:eastAsia="Times New Roman" w:hAnsi="Times New Roman" w:cs="Times New Roman"/>
+          <w:kern w:val="0"/>
+          <w:lang w:eastAsia="en-MT"/>
+          <w14:ligatures w14:val="none"/>
+        </w:rPr>
+      </w:pPr>
+      <w:r>
+        <w:rPr>
+          <w:rFonts w:ascii="Times New Roman" w:eastAsia="Times New Roman" w:hAnsi="Times New Roman" w:cs="Times New Roman"/>
+          <w:b/>
+          <w:bCs/>
+          <w:kern w:val="0"/>
+          <w:lang w:eastAsia="en-MT"/>
+          <w14:ligatures w14:val="none"/>
+        </w:rPr>
+        <w:t>Lv4</w:t>
+      </w:r>
+      <w:r>
+        <w:rPr>
+          <w:rFonts w:ascii="Times New Roman" w:eastAsia="Times New Roman" w:hAnsi="Times New Roman" w:cs="Times New Roman"/>
+          <w:kern w:val="0"/>
+          <w:lang w:eastAsia="en-MT"/>
+          <w14:ligatures w14:val="none"/>
+        </w:rPr>
+        <w:t xml:space="preserve"> </w:t>
+      </w:r>
+      <w:r>
+        <w:rPr>
+          <w:rFonts w:ascii="Times New Roman" w:eastAsia="Times New Roman" w:hAnsi="Times New Roman" w:cs="Times New Roman"/>
+          <w:kern w:val="0"/>
+          <w:lang w:eastAsia="en-MT"/>
+          <w14:ligatures w14:val="none"/>
+        </w:rPr>
+        <w:t>Increased range.</w:t>
+      </w:r>
     </w:p>
     <w:p>
       <w:pPr>
@@ -4150,7 +5354,28 @@
           <w:rFonts w:eastAsia="Times New Roman"/>
           <w:lang w:eastAsia="en-MT"/>
         </w:rPr>
-        <w:t>Ability 2: Avalanche</w:t>
+        <w:t xml:space="preserve">Ability </w:t>
+      </w:r>
+      <w:r>
+        <w:rPr>
+          <w:rFonts w:eastAsia="Times New Roman"/>
+          <w:lang w:eastAsia="en-MT"/>
+        </w:rPr>
+        <w:t>3</w:t>
+      </w:r>
+      <w:r>
+        <w:rPr>
+          <w:rFonts w:eastAsia="Times New Roman"/>
+          <w:lang w:eastAsia="en-MT"/>
+        </w:rPr>
+        <w:t xml:space="preserve">: </w:t>
+      </w:r>
+      <w:r>
+        <w:rPr>
+          <w:rFonts w:eastAsia="Times New Roman"/>
+          <w:lang w:eastAsia="en-MT"/>
+        </w:rPr>
+        <w:t>thunder roar</w:t>
       </w:r>
     </w:p>
     <w:p>
@@ -4175,111 +5400,225 @@
         </w:rPr>
         <w:t>Description</w:t>
       </w:r>
+      <w:r>
+        <w:rPr>
+          <w:rFonts w:ascii="Times New Roman" w:eastAsia="Times New Roman" w:hAnsi="Times New Roman" w:cs="Times New Roman"/>
+          <w:kern w:val="0"/>
+          <w:lang w:eastAsia="en-MT"/>
+          <w14:ligatures w14:val="none"/>
+        </w:rPr>
+        <w:br/>
+      </w:r>
+      <w:r>
+        <w:rPr>
+          <w:rFonts w:ascii="Times New Roman" w:eastAsia="Times New Roman" w:hAnsi="Times New Roman" w:cs="Times New Roman"/>
+          <w:kern w:val="0"/>
+          <w:lang w:eastAsia="en-MT"/>
+          <w14:ligatures w14:val="none"/>
+        </w:rPr>
+        <w:t xml:space="preserve">a pulse that </w:t>
+      </w:r>
+      <w:proofErr w:type="spellStart"/>
+      <w:r>
+        <w:rPr>
+          <w:rFonts w:ascii="Times New Roman" w:eastAsia="Times New Roman" w:hAnsi="Times New Roman" w:cs="Times New Roman"/>
+          <w:kern w:val="0"/>
+          <w:lang w:eastAsia="en-MT"/>
+          <w14:ligatures w14:val="none"/>
+        </w:rPr>
+        <w:t>sournds</w:t>
+      </w:r>
+      <w:proofErr w:type="spellEnd"/>
+      <w:r>
+        <w:rPr>
+          <w:rFonts w:ascii="Times New Roman" w:eastAsia="Times New Roman" w:hAnsi="Times New Roman" w:cs="Times New Roman"/>
+          <w:kern w:val="0"/>
+          <w:lang w:eastAsia="en-MT"/>
+          <w14:ligatures w14:val="none"/>
+        </w:rPr>
+        <w:t xml:space="preserve"> the player </w:t>
+      </w:r>
+    </w:p>
+    <w:p>
+      <w:pPr>
+        <w:rPr>
+          <w:lang w:eastAsia="en-MT"/>
+        </w:rPr>
+      </w:pPr>
+      <w:r>
+        <w:rPr>
+          <w:lang w:eastAsia="en-MT"/>
+        </w:rPr>
+        <w:t>Upgrades</w:t>
+      </w:r>
     </w:p>
     <w:p>
       <w:pPr>
         <w:spacing w:before="100" w:beforeAutospacing="1" w:after="100" w:afterAutospacing="1" w:line="240" w:lineRule="auto"/>
-        <w:ind w:left="720" w:firstLine="720"/>
-        <w:rPr>
-          <w:rFonts w:ascii="Times New Roman" w:eastAsia="Times New Roman" w:hAnsi="Times New Roman" w:cs="Times New Roman"/>
-          <w:b/>
-          <w:bCs/>
-          <w:kern w:val="0"/>
-          <w:lang w:eastAsia="en-MT"/>
-          <w14:ligatures w14:val="none"/>
-        </w:rPr>
-      </w:pPr>
-      <w:r>
-        <w:rPr>
-          <w:rFonts w:ascii="Times New Roman" w:eastAsia="Times New Roman" w:hAnsi="Times New Roman" w:cs="Times New Roman"/>
-          <w:kern w:val="0"/>
-          <w:lang w:eastAsia="en-MT"/>
-          <w14:ligatures w14:val="none"/>
-        </w:rPr>
-        <w:t>Throws a snowball that grows larger as it travels.</w:t>
-      </w:r>
-    </w:p>
-    <w:p>
-      <w:pPr>
-        <w:ind w:firstLine="720"/>
-        <w:rPr>
-          <w:lang w:eastAsia="en-MT"/>
-        </w:rPr>
-      </w:pPr>
-      <w:r>
-        <w:rPr>
-          <w:lang w:eastAsia="en-MT"/>
-        </w:rPr>
-        <w:t>Upgrades</w:t>
+        <w:rPr>
+          <w:rFonts w:ascii="Times New Roman" w:eastAsia="Times New Roman" w:hAnsi="Times New Roman" w:cs="Times New Roman"/>
+          <w:kern w:val="0"/>
+          <w:lang w:eastAsia="en-MT"/>
+          <w14:ligatures w14:val="none"/>
+        </w:rPr>
+      </w:pPr>
+      <w:r>
+        <w:rPr>
+          <w:rFonts w:ascii="Times New Roman" w:eastAsia="Times New Roman" w:hAnsi="Times New Roman" w:cs="Times New Roman"/>
+          <w:b/>
+          <w:bCs/>
+          <w:kern w:val="0"/>
+          <w:lang w:eastAsia="en-MT"/>
+          <w14:ligatures w14:val="none"/>
+        </w:rPr>
+        <w:t>Lv1</w:t>
+      </w:r>
+      <w:r>
+        <w:rPr>
+          <w:rFonts w:ascii="Times New Roman" w:eastAsia="Times New Roman" w:hAnsi="Times New Roman" w:cs="Times New Roman"/>
+          <w:b/>
+          <w:bCs/>
+          <w:kern w:val="0"/>
+          <w:lang w:eastAsia="en-MT"/>
+          <w14:ligatures w14:val="none"/>
+        </w:rPr>
+        <w:t xml:space="preserve"> </w:t>
+      </w:r>
+      <w:r>
+        <w:rPr>
+          <w:rFonts w:ascii="Times New Roman" w:eastAsia="Times New Roman" w:hAnsi="Times New Roman" w:cs="Times New Roman"/>
+          <w:kern w:val="0"/>
+          <w:lang w:eastAsia="en-MT"/>
+          <w14:ligatures w14:val="none"/>
+        </w:rPr>
+        <w:t>1 ring of lightning</w:t>
+      </w:r>
+      <w:r>
+        <w:rPr>
+          <w:rFonts w:ascii="Times New Roman" w:eastAsia="Times New Roman" w:hAnsi="Times New Roman" w:cs="Times New Roman"/>
+          <w:kern w:val="0"/>
+          <w:lang w:eastAsia="en-MT"/>
+          <w14:ligatures w14:val="none"/>
+        </w:rPr>
+        <w:t xml:space="preserve">. </w:t>
       </w:r>
     </w:p>
     <w:p>
       <w:pPr>
         <w:spacing w:before="100" w:beforeAutospacing="1" w:after="100" w:afterAutospacing="1" w:line="240" w:lineRule="auto"/>
-        <w:ind w:left="1440"/>
-        <w:rPr>
-          <w:rFonts w:ascii="Times New Roman" w:eastAsia="Times New Roman" w:hAnsi="Times New Roman" w:cs="Times New Roman"/>
-          <w:kern w:val="0"/>
-          <w:lang w:eastAsia="en-MT"/>
-          <w14:ligatures w14:val="none"/>
-        </w:rPr>
-      </w:pPr>
-      <w:r>
-        <w:rPr>
-          <w:rFonts w:ascii="Times New Roman" w:eastAsia="Times New Roman" w:hAnsi="Times New Roman" w:cs="Times New Roman"/>
-          <w:b/>
-          <w:bCs/>
-          <w:kern w:val="0"/>
-          <w:lang w:eastAsia="en-MT"/>
-          <w14:ligatures w14:val="none"/>
-        </w:rPr>
-        <w:lastRenderedPageBreak/>
-        <w:t>Lv1</w:t>
-      </w:r>
-      <w:r>
-        <w:rPr>
-          <w:rFonts w:ascii="Times New Roman" w:eastAsia="Times New Roman" w:hAnsi="Times New Roman" w:cs="Times New Roman"/>
+        <w:rPr>
+          <w:rFonts w:ascii="Times New Roman" w:eastAsia="Times New Roman" w:hAnsi="Times New Roman" w:cs="Times New Roman"/>
+          <w:kern w:val="0"/>
+          <w:lang w:eastAsia="en-MT"/>
+          <w14:ligatures w14:val="none"/>
+        </w:rPr>
+      </w:pPr>
+      <w:r>
+        <w:rPr>
+          <w:rFonts w:ascii="Times New Roman" w:eastAsia="Times New Roman" w:hAnsi="Times New Roman" w:cs="Times New Roman"/>
+          <w:b/>
+          <w:bCs/>
+          <w:kern w:val="0"/>
+          <w:lang w:eastAsia="en-MT"/>
+          <w14:ligatures w14:val="none"/>
+        </w:rPr>
+        <w:t>Lv2</w:t>
+      </w:r>
+      <w:r>
+        <w:rPr>
+          <w:rFonts w:ascii="Times New Roman" w:eastAsia="Times New Roman" w:hAnsi="Times New Roman" w:cs="Times New Roman"/>
+          <w:b/>
+          <w:bCs/>
           <w:kern w:val="0"/>
           <w:lang w:eastAsia="en-MT"/>
           <w14:ligatures w14:val="none"/>
         </w:rPr>
         <w:t xml:space="preserve"> </w:t>
       </w:r>
-      <w:r>
-        <w:rPr>
-          <w:rFonts w:ascii="Times New Roman" w:eastAsia="Times New Roman" w:hAnsi="Times New Roman" w:cs="Times New Roman"/>
-          <w:kern w:val="0"/>
-          <w:lang w:eastAsia="en-MT"/>
-          <w14:ligatures w14:val="none"/>
-        </w:rPr>
-        <w:t xml:space="preserve">Small snowball. </w:t>
+      <w:proofErr w:type="spellStart"/>
+      <w:r>
+        <w:rPr>
+          <w:rFonts w:ascii="Times New Roman" w:eastAsia="Times New Roman" w:hAnsi="Times New Roman" w:cs="Times New Roman"/>
+          <w:b/>
+          <w:bCs/>
+          <w:kern w:val="0"/>
+          <w:lang w:eastAsia="en-MT"/>
+          <w14:ligatures w14:val="none"/>
+        </w:rPr>
+        <w:t>puch</w:t>
+      </w:r>
+      <w:proofErr w:type="spellEnd"/>
+      <w:r>
+        <w:rPr>
+          <w:rFonts w:ascii="Times New Roman" w:eastAsia="Times New Roman" w:hAnsi="Times New Roman" w:cs="Times New Roman"/>
+          <w:b/>
+          <w:bCs/>
+          <w:kern w:val="0"/>
+          <w:lang w:eastAsia="en-MT"/>
+          <w14:ligatures w14:val="none"/>
+        </w:rPr>
+        <w:t xml:space="preserve"> the </w:t>
+      </w:r>
+      <w:proofErr w:type="spellStart"/>
+      <w:r>
+        <w:rPr>
+          <w:rFonts w:ascii="Times New Roman" w:eastAsia="Times New Roman" w:hAnsi="Times New Roman" w:cs="Times New Roman"/>
+          <w:b/>
+          <w:bCs/>
+          <w:kern w:val="0"/>
+          <w:lang w:eastAsia="en-MT"/>
+          <w14:ligatures w14:val="none"/>
+        </w:rPr>
+        <w:t>enmies</w:t>
+      </w:r>
+      <w:proofErr w:type="spellEnd"/>
+      <w:r>
+        <w:rPr>
+          <w:rFonts w:ascii="Times New Roman" w:eastAsia="Times New Roman" w:hAnsi="Times New Roman" w:cs="Times New Roman"/>
+          <w:b/>
+          <w:bCs/>
+          <w:kern w:val="0"/>
+          <w:lang w:eastAsia="en-MT"/>
+          <w14:ligatures w14:val="none"/>
+        </w:rPr>
+        <w:t xml:space="preserve"> back and stuns them</w:t>
+      </w:r>
+      <w:r>
+        <w:rPr>
+          <w:rFonts w:ascii="Times New Roman" w:eastAsia="Times New Roman" w:hAnsi="Times New Roman" w:cs="Times New Roman"/>
+          <w:kern w:val="0"/>
+          <w:lang w:eastAsia="en-MT"/>
+          <w14:ligatures w14:val="none"/>
+        </w:rPr>
+        <w:t xml:space="preserve">. </w:t>
       </w:r>
     </w:p>
     <w:p>
       <w:pPr>
         <w:spacing w:before="100" w:beforeAutospacing="1" w:after="100" w:afterAutospacing="1" w:line="240" w:lineRule="auto"/>
-        <w:ind w:left="1440"/>
-        <w:rPr>
-          <w:rFonts w:ascii="Times New Roman" w:eastAsia="Times New Roman" w:hAnsi="Times New Roman" w:cs="Times New Roman"/>
-          <w:kern w:val="0"/>
-          <w:lang w:eastAsia="en-MT"/>
-          <w14:ligatures w14:val="none"/>
-        </w:rPr>
-      </w:pPr>
-      <w:r>
-        <w:rPr>
-          <w:rFonts w:ascii="Times New Roman" w:eastAsia="Times New Roman" w:hAnsi="Times New Roman" w:cs="Times New Roman"/>
-          <w:b/>
-          <w:bCs/>
-          <w:kern w:val="0"/>
-          <w:lang w:eastAsia="en-MT"/>
-          <w14:ligatures w14:val="none"/>
-        </w:rPr>
-        <w:t>Lv2</w:t>
-      </w:r>
-      <w:r>
-        <w:rPr>
-          <w:rFonts w:ascii="Times New Roman" w:eastAsia="Times New Roman" w:hAnsi="Times New Roman" w:cs="Times New Roman"/>
+        <w:rPr>
+          <w:rFonts w:ascii="Times New Roman" w:eastAsia="Times New Roman" w:hAnsi="Times New Roman" w:cs="Times New Roman"/>
+          <w:kern w:val="0"/>
+          <w:lang w:eastAsia="en-MT"/>
+          <w14:ligatures w14:val="none"/>
+        </w:rPr>
+      </w:pPr>
+      <w:r>
+        <w:rPr>
+          <w:rFonts w:ascii="Times New Roman" w:eastAsia="Times New Roman" w:hAnsi="Times New Roman" w:cs="Times New Roman"/>
+          <w:b/>
+          <w:bCs/>
+          <w:kern w:val="0"/>
+          <w:lang w:eastAsia="en-MT"/>
+          <w14:ligatures w14:val="none"/>
+        </w:rPr>
+        <w:t>Lv3</w:t>
+      </w:r>
+      <w:r>
+        <w:rPr>
+          <w:rFonts w:ascii="Times New Roman" w:eastAsia="Times New Roman" w:hAnsi="Times New Roman" w:cs="Times New Roman"/>
+          <w:b/>
+          <w:bCs/>
           <w:kern w:val="0"/>
           <w:lang w:eastAsia="en-MT"/>
           <w14:ligatures w14:val="none"/>
@@ -4293,30 +5632,38 @@
           <w:lang w:eastAsia="en-MT"/>
           <w14:ligatures w14:val="none"/>
         </w:rPr>
-        <w:t xml:space="preserve">Faster growth. </w:t>
+        <w:t>3 rings of lightning</w:t>
+      </w:r>
+      <w:r>
+        <w:rPr>
+          <w:rFonts w:ascii="Times New Roman" w:eastAsia="Times New Roman" w:hAnsi="Times New Roman" w:cs="Times New Roman"/>
+          <w:kern w:val="0"/>
+          <w:lang w:eastAsia="en-MT"/>
+          <w14:ligatures w14:val="none"/>
+        </w:rPr>
+        <w:t xml:space="preserve">. </w:t>
       </w:r>
     </w:p>
     <w:p>
       <w:pPr>
         <w:spacing w:before="100" w:beforeAutospacing="1" w:after="100" w:afterAutospacing="1" w:line="240" w:lineRule="auto"/>
-        <w:ind w:left="1440"/>
-        <w:rPr>
-          <w:rFonts w:ascii="Times New Roman" w:eastAsia="Times New Roman" w:hAnsi="Times New Roman" w:cs="Times New Roman"/>
-          <w:kern w:val="0"/>
-          <w:lang w:eastAsia="en-MT"/>
-          <w14:ligatures w14:val="none"/>
-        </w:rPr>
-      </w:pPr>
-      <w:r>
-        <w:rPr>
-          <w:rFonts w:ascii="Times New Roman" w:eastAsia="Times New Roman" w:hAnsi="Times New Roman" w:cs="Times New Roman"/>
-          <w:b/>
-          <w:bCs/>
-          <w:kern w:val="0"/>
-          <w:lang w:eastAsia="en-MT"/>
-          <w14:ligatures w14:val="none"/>
-        </w:rPr>
-        <w:t>Lv3</w:t>
+        <w:rPr>
+          <w:rFonts w:ascii="Times New Roman" w:eastAsia="Times New Roman" w:hAnsi="Times New Roman" w:cs="Times New Roman"/>
+          <w:kern w:val="0"/>
+          <w:lang w:eastAsia="en-MT"/>
+          <w14:ligatures w14:val="none"/>
+        </w:rPr>
+      </w:pPr>
+      <w:r>
+        <w:rPr>
+          <w:rFonts w:ascii="Times New Roman" w:eastAsia="Times New Roman" w:hAnsi="Times New Roman" w:cs="Times New Roman"/>
+          <w:b/>
+          <w:bCs/>
+          <w:kern w:val="0"/>
+          <w:lang w:eastAsia="en-MT"/>
+          <w14:ligatures w14:val="none"/>
+        </w:rPr>
+        <w:t>Lv4</w:t>
       </w:r>
       <w:r>
         <w:rPr>
@@ -4334,341 +5681,42 @@
           <w:lang w:eastAsia="en-MT"/>
           <w14:ligatures w14:val="none"/>
         </w:rPr>
-        <w:t xml:space="preserve">Increased damage. </w:t>
+        <w:t>Increased range.</w:t>
       </w:r>
     </w:p>
     <w:p>
       <w:pPr>
         <w:spacing w:before="100" w:beforeAutospacing="1" w:after="100" w:afterAutospacing="1" w:line="240" w:lineRule="auto"/>
-        <w:ind w:left="720" w:firstLine="720"/>
-        <w:rPr>
-          <w:rFonts w:ascii="Times New Roman" w:eastAsia="Times New Roman" w:hAnsi="Times New Roman" w:cs="Times New Roman"/>
-          <w:kern w:val="0"/>
-          <w:lang w:eastAsia="en-MT"/>
-          <w14:ligatures w14:val="none"/>
-        </w:rPr>
-      </w:pPr>
-      <w:r>
-        <w:rPr>
-          <w:rFonts w:ascii="Times New Roman" w:eastAsia="Times New Roman" w:hAnsi="Times New Roman" w:cs="Times New Roman"/>
-          <w:b/>
-          <w:bCs/>
-          <w:kern w:val="0"/>
-          <w:lang w:eastAsia="en-MT"/>
-          <w14:ligatures w14:val="none"/>
-        </w:rPr>
-        <w:t>Lv4</w:t>
-      </w:r>
-      <w:r>
-        <w:rPr>
-          <w:rFonts w:ascii="Times New Roman" w:eastAsia="Times New Roman" w:hAnsi="Times New Roman" w:cs="Times New Roman"/>
-          <w:b/>
-          <w:bCs/>
-          <w:kern w:val="0"/>
-          <w:lang w:eastAsia="en-MT"/>
-          <w14:ligatures w14:val="none"/>
-        </w:rPr>
-        <w:t xml:space="preserve"> </w:t>
-      </w:r>
-      <w:r>
-        <w:rPr>
-          <w:rFonts w:ascii="Times New Roman" w:eastAsia="Times New Roman" w:hAnsi="Times New Roman" w:cs="Times New Roman"/>
-          <w:kern w:val="0"/>
-          <w:lang w:eastAsia="en-MT"/>
-          <w14:ligatures w14:val="none"/>
-        </w:rPr>
-        <w:t>Freeze enemies hit.</w:t>
-      </w:r>
-    </w:p>
-    <w:p>
-      <w:pPr>
-        <w:pStyle w:val="Heading4"/>
-        <w:rPr>
-          <w:rFonts w:eastAsia="Times New Roman"/>
-          <w:lang w:eastAsia="en-MT"/>
-        </w:rPr>
-      </w:pPr>
-      <w:r>
-        <w:rPr>
-          <w:rFonts w:eastAsia="Times New Roman"/>
-          <w:lang w:eastAsia="en-MT"/>
-        </w:rPr>
-        <w:t xml:space="preserve">Ability </w:t>
-      </w:r>
-      <w:r>
-        <w:rPr>
-          <w:rFonts w:eastAsia="Times New Roman"/>
-          <w:lang w:eastAsia="en-MT"/>
-        </w:rPr>
-        <w:t>3</w:t>
-      </w:r>
-      <w:r>
-        <w:rPr>
-          <w:rFonts w:eastAsia="Times New Roman"/>
-          <w:lang w:eastAsia="en-MT"/>
-        </w:rPr>
-        <w:t xml:space="preserve">: </w:t>
-      </w:r>
-      <w:r>
-        <w:rPr>
-          <w:rFonts w:eastAsia="Times New Roman"/>
-          <w:lang w:eastAsia="en-MT"/>
-        </w:rPr>
-        <w:t>Ice Crystal</w:t>
-      </w:r>
-    </w:p>
-    <w:p>
-      <w:pPr>
-        <w:spacing w:before="100" w:beforeAutospacing="1" w:after="100" w:afterAutospacing="1" w:line="240" w:lineRule="auto"/>
+        <w:rPr>
+          <w:rFonts w:ascii="Times New Roman" w:eastAsia="Times New Roman" w:hAnsi="Times New Roman" w:cs="Times New Roman"/>
+          <w:kern w:val="0"/>
+          <w:lang w:eastAsia="en-MT"/>
+          <w14:ligatures w14:val="none"/>
+        </w:rPr>
+      </w:pPr>
+    </w:p>
+    <w:p>
+      <w:pPr>
         <w:ind w:left="720"/>
         <w:rPr>
-          <w:rFonts w:ascii="Times New Roman" w:eastAsia="Times New Roman" w:hAnsi="Times New Roman" w:cs="Times New Roman"/>
-          <w:kern w:val="0"/>
-          <w:lang w:eastAsia="en-MT"/>
-          <w14:ligatures w14:val="none"/>
-        </w:rPr>
-      </w:pPr>
-      <w:r>
-        <w:rPr>
-          <w:rFonts w:ascii="Times New Roman" w:eastAsia="Times New Roman" w:hAnsi="Times New Roman" w:cs="Times New Roman"/>
-          <w:b/>
-          <w:bCs/>
-          <w:kern w:val="0"/>
-          <w:lang w:eastAsia="en-MT"/>
-          <w14:ligatures w14:val="none"/>
-        </w:rPr>
-        <w:t>Description</w:t>
-      </w:r>
-    </w:p>
-    <w:p>
-      <w:pPr>
-        <w:spacing w:before="100" w:beforeAutospacing="1" w:after="100" w:afterAutospacing="1" w:line="240" w:lineRule="auto"/>
-        <w:ind w:left="720" w:firstLine="720"/>
-        <w:rPr>
-          <w:rFonts w:ascii="Times New Roman" w:eastAsia="Times New Roman" w:hAnsi="Times New Roman" w:cs="Times New Roman"/>
-          <w:b/>
-          <w:bCs/>
-          <w:kern w:val="0"/>
-          <w:lang w:eastAsia="en-MT"/>
-          <w14:ligatures w14:val="none"/>
-        </w:rPr>
-      </w:pPr>
-      <w:r>
-        <w:rPr>
-          <w:rFonts w:ascii="Times New Roman" w:eastAsia="Times New Roman" w:hAnsi="Times New Roman" w:cs="Times New Roman"/>
-          <w:kern w:val="0"/>
-          <w:lang w:eastAsia="en-MT"/>
-          <w14:ligatures w14:val="none"/>
-        </w:rPr>
-        <w:t>Spawns ice crystal that grow then explode</w:t>
-      </w:r>
-    </w:p>
-    <w:p>
-      <w:pPr>
-        <w:ind w:firstLine="720"/>
-        <w:rPr>
-          <w:lang w:eastAsia="en-MT"/>
-        </w:rPr>
-      </w:pPr>
-      <w:r>
-        <w:rPr>
-          <w:lang w:eastAsia="en-MT"/>
-        </w:rPr>
-        <w:t>Upgrades</w:t>
-      </w:r>
-    </w:p>
-    <w:p>
-      <w:pPr>
-        <w:spacing w:before="100" w:beforeAutospacing="1" w:after="100" w:afterAutospacing="1" w:line="240" w:lineRule="auto"/>
-        <w:ind w:left="1440"/>
-        <w:rPr>
-          <w:rFonts w:ascii="Times New Roman" w:eastAsia="Times New Roman" w:hAnsi="Times New Roman" w:cs="Times New Roman"/>
-          <w:kern w:val="0"/>
-          <w:lang w:eastAsia="en-MT"/>
-          <w14:ligatures w14:val="none"/>
-        </w:rPr>
-      </w:pPr>
-      <w:r>
-        <w:rPr>
-          <w:rFonts w:ascii="Times New Roman" w:eastAsia="Times New Roman" w:hAnsi="Times New Roman" w:cs="Times New Roman"/>
-          <w:b/>
-          <w:bCs/>
-          <w:kern w:val="0"/>
-          <w:lang w:eastAsia="en-MT"/>
-          <w14:ligatures w14:val="none"/>
-        </w:rPr>
-        <w:t>Lv1</w:t>
-      </w:r>
-      <w:r>
-        <w:rPr>
-          <w:rFonts w:ascii="Times New Roman" w:eastAsia="Times New Roman" w:hAnsi="Times New Roman" w:cs="Times New Roman"/>
-          <w:kern w:val="0"/>
-          <w:lang w:eastAsia="en-MT"/>
-          <w14:ligatures w14:val="none"/>
-        </w:rPr>
-        <w:t xml:space="preserve"> </w:t>
-      </w:r>
-      <w:r>
-        <w:rPr>
-          <w:rFonts w:ascii="Times New Roman" w:eastAsia="Times New Roman" w:hAnsi="Times New Roman" w:cs="Times New Roman"/>
-          <w:kern w:val="0"/>
-          <w:lang w:eastAsia="en-MT"/>
-          <w14:ligatures w14:val="none"/>
-        </w:rPr>
-        <w:t xml:space="preserve">Small snowball. </w:t>
-      </w:r>
-    </w:p>
-    <w:p>
-      <w:pPr>
-        <w:spacing w:before="100" w:beforeAutospacing="1" w:after="100" w:afterAutospacing="1" w:line="240" w:lineRule="auto"/>
-        <w:ind w:left="1440"/>
-        <w:rPr>
-          <w:rFonts w:ascii="Times New Roman" w:eastAsia="Times New Roman" w:hAnsi="Times New Roman" w:cs="Times New Roman"/>
-          <w:kern w:val="0"/>
-          <w:lang w:eastAsia="en-MT"/>
-          <w14:ligatures w14:val="none"/>
-        </w:rPr>
-      </w:pPr>
-      <w:r>
-        <w:rPr>
-          <w:rFonts w:ascii="Times New Roman" w:eastAsia="Times New Roman" w:hAnsi="Times New Roman" w:cs="Times New Roman"/>
-          <w:b/>
-          <w:bCs/>
-          <w:kern w:val="0"/>
-          <w:lang w:eastAsia="en-MT"/>
-          <w14:ligatures w14:val="none"/>
-        </w:rPr>
-        <w:t>Lv2</w:t>
-      </w:r>
-      <w:r>
-        <w:rPr>
-          <w:rFonts w:ascii="Times New Roman" w:eastAsia="Times New Roman" w:hAnsi="Times New Roman" w:cs="Times New Roman"/>
-          <w:kern w:val="0"/>
-          <w:lang w:eastAsia="en-MT"/>
-          <w14:ligatures w14:val="none"/>
-        </w:rPr>
-        <w:t xml:space="preserve"> </w:t>
-      </w:r>
-      <w:r>
-        <w:rPr>
-          <w:rFonts w:ascii="Times New Roman" w:eastAsia="Times New Roman" w:hAnsi="Times New Roman" w:cs="Times New Roman"/>
-          <w:kern w:val="0"/>
-          <w:lang w:eastAsia="en-MT"/>
-          <w14:ligatures w14:val="none"/>
-        </w:rPr>
-        <w:t xml:space="preserve">Faster growth. </w:t>
-      </w:r>
-    </w:p>
-    <w:p>
-      <w:pPr>
-        <w:spacing w:before="100" w:beforeAutospacing="1" w:after="100" w:afterAutospacing="1" w:line="240" w:lineRule="auto"/>
-        <w:ind w:left="1440"/>
-        <w:rPr>
-          <w:rFonts w:ascii="Times New Roman" w:eastAsia="Times New Roman" w:hAnsi="Times New Roman" w:cs="Times New Roman"/>
-          <w:kern w:val="0"/>
-          <w:lang w:eastAsia="en-MT"/>
-          <w14:ligatures w14:val="none"/>
-        </w:rPr>
-      </w:pPr>
-      <w:r>
-        <w:rPr>
-          <w:rFonts w:ascii="Times New Roman" w:eastAsia="Times New Roman" w:hAnsi="Times New Roman" w:cs="Times New Roman"/>
-          <w:b/>
-          <w:bCs/>
-          <w:kern w:val="0"/>
-          <w:lang w:eastAsia="en-MT"/>
-          <w14:ligatures w14:val="none"/>
-        </w:rPr>
-        <w:t>Lv3</w:t>
-      </w:r>
-      <w:r>
-        <w:rPr>
-          <w:rFonts w:ascii="Times New Roman" w:eastAsia="Times New Roman" w:hAnsi="Times New Roman" w:cs="Times New Roman"/>
-          <w:kern w:val="0"/>
-          <w:lang w:eastAsia="en-MT"/>
-          <w14:ligatures w14:val="none"/>
-        </w:rPr>
-        <w:t xml:space="preserve"> </w:t>
-      </w:r>
-      <w:r>
-        <w:rPr>
-          <w:rFonts w:ascii="Times New Roman" w:eastAsia="Times New Roman" w:hAnsi="Times New Roman" w:cs="Times New Roman"/>
-          <w:kern w:val="0"/>
-          <w:lang w:eastAsia="en-MT"/>
-          <w14:ligatures w14:val="none"/>
-        </w:rPr>
-        <w:t xml:space="preserve">Increased damage. </w:t>
-      </w:r>
-    </w:p>
-    <w:p>
-      <w:pPr>
-        <w:spacing w:before="100" w:beforeAutospacing="1" w:after="100" w:afterAutospacing="1" w:line="240" w:lineRule="auto"/>
-        <w:ind w:left="720" w:firstLine="720"/>
-        <w:rPr>
-          <w:rFonts w:ascii="Times New Roman" w:eastAsia="Times New Roman" w:hAnsi="Times New Roman" w:cs="Times New Roman"/>
-          <w:kern w:val="0"/>
-          <w:lang w:eastAsia="en-MT"/>
-          <w14:ligatures w14:val="none"/>
-        </w:rPr>
-      </w:pPr>
-      <w:r>
-        <w:rPr>
-          <w:rFonts w:ascii="Times New Roman" w:eastAsia="Times New Roman" w:hAnsi="Times New Roman" w:cs="Times New Roman"/>
-          <w:b/>
-          <w:bCs/>
-          <w:kern w:val="0"/>
-          <w:lang w:eastAsia="en-MT"/>
-          <w14:ligatures w14:val="none"/>
-        </w:rPr>
-        <w:t>Lv4</w:t>
-      </w:r>
-      <w:r>
-        <w:rPr>
-          <w:rFonts w:ascii="Times New Roman" w:eastAsia="Times New Roman" w:hAnsi="Times New Roman" w:cs="Times New Roman"/>
-          <w:b/>
-          <w:bCs/>
-          <w:kern w:val="0"/>
-          <w:lang w:eastAsia="en-MT"/>
-          <w14:ligatures w14:val="none"/>
-        </w:rPr>
-        <w:t xml:space="preserve"> </w:t>
-      </w:r>
-      <w:r>
-        <w:rPr>
-          <w:rFonts w:ascii="Times New Roman" w:eastAsia="Times New Roman" w:hAnsi="Times New Roman" w:cs="Times New Roman"/>
-          <w:kern w:val="0"/>
-          <w:lang w:eastAsia="en-MT"/>
-          <w14:ligatures w14:val="none"/>
-        </w:rPr>
-        <w:t>Freeze enemies hit.</w:t>
-      </w:r>
-    </w:p>
-    <w:p>
-      <w:pPr>
-        <w:spacing w:before="100" w:beforeAutospacing="1" w:after="100" w:afterAutospacing="1" w:line="240" w:lineRule="auto"/>
-        <w:rPr>
-          <w:rFonts w:ascii="Times New Roman" w:eastAsia="Times New Roman" w:hAnsi="Times New Roman" w:cs="Times New Roman"/>
-          <w:kern w:val="0"/>
-          <w:lang w:eastAsia="en-MT"/>
-          <w14:ligatures w14:val="none"/>
-        </w:rPr>
-      </w:pPr>
-    </w:p>
-    <w:p>
-      <w:pPr>
-        <w:spacing w:before="100" w:beforeAutospacing="1" w:after="100" w:afterAutospacing="1" w:line="240" w:lineRule="auto"/>
-        <w:ind w:left="720"/>
-        <w:rPr>
-          <w:b/>
-          <w:bCs/>
-        </w:rPr>
-      </w:pPr>
-      <w:r>
-        <w:rPr>
-          <w:b/>
-          <w:bCs/>
-        </w:rPr>
-        <w:pict w14:anchorId="408ECD17">
+          <w:b/>
+          <w:bCs/>
+        </w:rPr>
+      </w:pPr>
+    </w:p>
+    <w:p>
+      <w:pPr>
+        <w:rPr>
+          <w:b/>
+          <w:bCs/>
+        </w:rPr>
+      </w:pPr>
+      <w:r>
+        <w:rPr>
+          <w:b/>
+          <w:bCs/>
+        </w:rPr>
+        <w:pict w14:anchorId="415EBC47">
           <v:rect id="_x0000_i1038" style="width:0;height:1.5pt" o:hralign="center" o:hrstd="t" o:hr="t" fillcolor="#a0a0a0" stroked="f"/>
         </w:pict>
       </w:r>
@@ -4678,919 +5726,6 @@
         <w:pStyle w:val="Heading2"/>
       </w:pPr>
       <w:r>
-        <w:t>Lightning Spirit</w:t>
-      </w:r>
-    </w:p>
-    <w:p>
-      <w:pPr>
-        <w:pStyle w:val="Heading3"/>
-      </w:pPr>
-      <w:r>
-        <w:t>Shape</w:t>
-      </w:r>
-    </w:p>
-    <w:p>
-      <w:pPr>
-        <w:rPr>
-          <w:b/>
-          <w:bCs/>
-        </w:rPr>
-      </w:pPr>
-      <w:r>
-        <w:rPr>
-          <w:b/>
-          <w:bCs/>
-        </w:rPr>
-        <w:t>Thunder Dragon</w:t>
-      </w:r>
-    </w:p>
-    <w:p>
-      <w:pPr>
-        <w:pStyle w:val="Heading3"/>
-      </w:pPr>
-      <w:r>
-        <w:t xml:space="preserve">Weapon </w:t>
-      </w:r>
-    </w:p>
-    <w:p>
-      <w:r>
-        <w:t xml:space="preserve">Lighting spear </w:t>
-      </w:r>
-    </w:p>
-    <w:p>
-      <w:pPr>
-        <w:rPr>
-          <w:b/>
-          <w:bCs/>
-        </w:rPr>
-      </w:pPr>
-    </w:p>
-    <w:p>
-      <w:pPr>
-        <w:pStyle w:val="Heading3"/>
-      </w:pPr>
-      <w:r>
-        <w:t>Abilities</w:t>
-      </w:r>
-    </w:p>
-    <w:p/>
-    <w:p>
-      <w:pPr>
-        <w:pStyle w:val="Heading4"/>
-      </w:pPr>
-      <w:r>
-        <w:t>Ability 1: Lightning Strike</w:t>
-      </w:r>
-    </w:p>
-    <w:p/>
-    <w:p>
-      <w:pPr>
-        <w:ind w:left="720"/>
-        <w:rPr>
-          <w:b/>
-          <w:bCs/>
-        </w:rPr>
-      </w:pPr>
-      <w:r>
-        <w:rPr>
-          <w:b/>
-          <w:bCs/>
-        </w:rPr>
-        <w:t>Description</w:t>
-      </w:r>
-      <w:r>
-        <w:rPr>
-          <w:b/>
-          <w:bCs/>
-        </w:rPr>
-        <w:t xml:space="preserve"> </w:t>
-      </w:r>
-    </w:p>
-    <w:p>
-      <w:pPr>
-        <w:ind w:left="720" w:firstLine="720"/>
-        <w:rPr>
-          <w:b/>
-          <w:bCs/>
-        </w:rPr>
-      </w:pPr>
-      <w:r>
-        <w:rPr>
-          <w:b/>
-          <w:bCs/>
-        </w:rPr>
-        <w:t>Lightning strikes random enemies.</w:t>
-      </w:r>
-    </w:p>
-    <w:p>
-      <w:pPr>
-        <w:ind w:left="720"/>
-        <w:rPr>
-          <w:b/>
-          <w:bCs/>
-        </w:rPr>
-      </w:pPr>
-      <w:r>
-        <w:rPr>
-          <w:b/>
-          <w:bCs/>
-        </w:rPr>
-        <w:lastRenderedPageBreak/>
-        <w:t>Upgrades</w:t>
-      </w:r>
-    </w:p>
-    <w:p>
-      <w:pPr>
-        <w:ind w:left="720"/>
-        <w:rPr>
-          <w:b/>
-          <w:bCs/>
-        </w:rPr>
-      </w:pPr>
-      <w:r>
-        <w:rPr>
-          <w:b/>
-          <w:bCs/>
-        </w:rPr>
-        <w:t>Lv1</w:t>
-      </w:r>
-      <w:r>
-        <w:rPr>
-          <w:b/>
-          <w:bCs/>
-        </w:rPr>
-        <w:t xml:space="preserve"> 3</w:t>
-      </w:r>
-      <w:r>
-        <w:rPr>
-          <w:b/>
-          <w:bCs/>
-        </w:rPr>
-        <w:t xml:space="preserve"> strike. </w:t>
-      </w:r>
-    </w:p>
-    <w:p>
-      <w:pPr>
-        <w:ind w:left="720"/>
-        <w:rPr>
-          <w:b/>
-          <w:bCs/>
-        </w:rPr>
-      </w:pPr>
-      <w:r>
-        <w:rPr>
-          <w:b/>
-          <w:bCs/>
-        </w:rPr>
-        <w:t>Lv2</w:t>
-      </w:r>
-      <w:r>
-        <w:rPr>
-          <w:b/>
-          <w:bCs/>
-        </w:rPr>
-        <w:t xml:space="preserve"> 6</w:t>
-      </w:r>
-      <w:r>
-        <w:rPr>
-          <w:b/>
-          <w:bCs/>
-        </w:rPr>
-        <w:t xml:space="preserve"> strikes. </w:t>
-      </w:r>
-    </w:p>
-    <w:p>
-      <w:pPr>
-        <w:ind w:left="720"/>
-        <w:rPr>
-          <w:b/>
-          <w:bCs/>
-        </w:rPr>
-      </w:pPr>
-      <w:r>
-        <w:rPr>
-          <w:b/>
-          <w:bCs/>
-        </w:rPr>
-        <w:t>Lv3</w:t>
-      </w:r>
-      <w:r>
-        <w:rPr>
-          <w:b/>
-          <w:bCs/>
-        </w:rPr>
-        <w:t xml:space="preserve"> </w:t>
-      </w:r>
-      <w:r>
-        <w:rPr>
-          <w:b/>
-          <w:bCs/>
-        </w:rPr>
-        <w:t xml:space="preserve">Increased damage. </w:t>
-      </w:r>
-    </w:p>
-    <w:p>
-      <w:pPr>
-        <w:ind w:left="720"/>
-        <w:rPr>
-          <w:b/>
-          <w:bCs/>
-        </w:rPr>
-      </w:pPr>
-      <w:r>
-        <w:rPr>
-          <w:b/>
-          <w:bCs/>
-        </w:rPr>
-        <w:t>Lv4</w:t>
-      </w:r>
-      <w:r>
-        <w:rPr>
-          <w:b/>
-          <w:bCs/>
-        </w:rPr>
-        <w:t xml:space="preserve"> when lighting </w:t>
-      </w:r>
-      <w:proofErr w:type="spellStart"/>
-      <w:r>
-        <w:rPr>
-          <w:b/>
-          <w:bCs/>
-        </w:rPr>
-        <w:t>strkis</w:t>
-      </w:r>
-      <w:proofErr w:type="spellEnd"/>
-      <w:r>
-        <w:rPr>
-          <w:b/>
-          <w:bCs/>
-        </w:rPr>
-        <w:t xml:space="preserve"> there is a tint </w:t>
-      </w:r>
-      <w:proofErr w:type="spellStart"/>
-      <w:r>
-        <w:rPr>
-          <w:b/>
-          <w:bCs/>
-        </w:rPr>
-        <w:t>aoe</w:t>
-      </w:r>
-      <w:proofErr w:type="spellEnd"/>
-      <w:r>
-        <w:rPr>
-          <w:b/>
-          <w:bCs/>
-        </w:rPr>
-        <w:t>.</w:t>
-      </w:r>
-    </w:p>
-    <w:p>
-      <w:pPr>
-        <w:ind w:left="720"/>
-        <w:rPr>
-          <w:b/>
-          <w:bCs/>
-        </w:rPr>
-      </w:pPr>
-    </w:p>
-    <w:p>
-      <w:pPr>
-        <w:pStyle w:val="Heading4"/>
-        <w:rPr>
-          <w:rFonts w:eastAsia="Times New Roman"/>
-          <w:lang w:eastAsia="en-MT"/>
-        </w:rPr>
-      </w:pPr>
-      <w:r>
-        <w:rPr>
-          <w:rFonts w:eastAsia="Times New Roman"/>
-          <w:lang w:eastAsia="en-MT"/>
-        </w:rPr>
-        <w:t>Ability 2: Chain Lightning</w:t>
-      </w:r>
-      <w:r>
-        <w:rPr>
-          <w:rFonts w:eastAsia="Times New Roman"/>
-          <w:lang w:eastAsia="en-MT"/>
-        </w:rPr>
-        <w:t xml:space="preserve"> bolt</w:t>
-      </w:r>
-    </w:p>
-    <w:p>
-      <w:pPr>
-        <w:spacing w:before="100" w:beforeAutospacing="1" w:after="100" w:afterAutospacing="1" w:line="240" w:lineRule="auto"/>
-        <w:ind w:left="720"/>
-        <w:rPr>
-          <w:rFonts w:ascii="Times New Roman" w:eastAsia="Times New Roman" w:hAnsi="Times New Roman" w:cs="Times New Roman"/>
-          <w:kern w:val="0"/>
-          <w:lang w:eastAsia="en-MT"/>
-          <w14:ligatures w14:val="none"/>
-        </w:rPr>
-      </w:pPr>
-      <w:r>
-        <w:rPr>
-          <w:rFonts w:ascii="Times New Roman" w:eastAsia="Times New Roman" w:hAnsi="Times New Roman" w:cs="Times New Roman"/>
-          <w:b/>
-          <w:bCs/>
-          <w:kern w:val="0"/>
-          <w:lang w:eastAsia="en-MT"/>
-          <w14:ligatures w14:val="none"/>
-        </w:rPr>
-        <w:t>Description</w:t>
-      </w:r>
-      <w:r>
-        <w:rPr>
-          <w:rFonts w:ascii="Times New Roman" w:eastAsia="Times New Roman" w:hAnsi="Times New Roman" w:cs="Times New Roman"/>
-          <w:kern w:val="0"/>
-          <w:lang w:eastAsia="en-MT"/>
-          <w14:ligatures w14:val="none"/>
-        </w:rPr>
-        <w:br/>
-      </w:r>
-      <w:r>
-        <w:rPr>
-          <w:rFonts w:ascii="Times New Roman" w:eastAsia="Times New Roman" w:hAnsi="Times New Roman" w:cs="Times New Roman"/>
-          <w:kern w:val="0"/>
-          <w:lang w:eastAsia="en-MT"/>
-          <w14:ligatures w14:val="none"/>
-        </w:rPr>
-        <w:t>shoots a lighting bolt that</w:t>
-      </w:r>
-      <w:r>
-        <w:rPr>
-          <w:rFonts w:ascii="Times New Roman" w:eastAsia="Times New Roman" w:hAnsi="Times New Roman" w:cs="Times New Roman"/>
-          <w:kern w:val="0"/>
-          <w:lang w:eastAsia="en-MT"/>
-          <w14:ligatures w14:val="none"/>
-        </w:rPr>
-        <w:t xml:space="preserve"> jumps between enemies.</w:t>
-      </w:r>
-    </w:p>
-    <w:p>
-      <w:pPr>
-        <w:rPr>
-          <w:lang w:eastAsia="en-MT"/>
-        </w:rPr>
-      </w:pPr>
-      <w:r>
-        <w:rPr>
-          <w:lang w:eastAsia="en-MT"/>
-        </w:rPr>
-        <w:t>Upgrades</w:t>
-      </w:r>
-    </w:p>
-    <w:p>
-      <w:pPr>
-        <w:spacing w:before="100" w:beforeAutospacing="1" w:after="100" w:afterAutospacing="1" w:line="240" w:lineRule="auto"/>
-        <w:rPr>
-          <w:rFonts w:ascii="Times New Roman" w:eastAsia="Times New Roman" w:hAnsi="Times New Roman" w:cs="Times New Roman"/>
-          <w:kern w:val="0"/>
-          <w:lang w:eastAsia="en-MT"/>
-          <w14:ligatures w14:val="none"/>
-        </w:rPr>
-      </w:pPr>
-      <w:r>
-        <w:rPr>
-          <w:rFonts w:ascii="Times New Roman" w:eastAsia="Times New Roman" w:hAnsi="Times New Roman" w:cs="Times New Roman"/>
-          <w:b/>
-          <w:bCs/>
-          <w:kern w:val="0"/>
-          <w:lang w:eastAsia="en-MT"/>
-          <w14:ligatures w14:val="none"/>
-        </w:rPr>
-        <w:t>Lv1</w:t>
-      </w:r>
-      <w:r>
-        <w:rPr>
-          <w:rFonts w:ascii="Times New Roman" w:eastAsia="Times New Roman" w:hAnsi="Times New Roman" w:cs="Times New Roman"/>
-          <w:b/>
-          <w:bCs/>
-          <w:kern w:val="0"/>
-          <w:lang w:eastAsia="en-MT"/>
-          <w14:ligatures w14:val="none"/>
-        </w:rPr>
-        <w:t xml:space="preserve"> </w:t>
-      </w:r>
-      <w:r>
-        <w:rPr>
-          <w:rFonts w:ascii="Times New Roman" w:eastAsia="Times New Roman" w:hAnsi="Times New Roman" w:cs="Times New Roman"/>
-          <w:kern w:val="0"/>
-          <w:lang w:eastAsia="en-MT"/>
-          <w14:ligatures w14:val="none"/>
-        </w:rPr>
-        <w:t xml:space="preserve">3 jumps. </w:t>
-      </w:r>
-    </w:p>
-    <w:p>
-      <w:pPr>
-        <w:spacing w:before="100" w:beforeAutospacing="1" w:after="100" w:afterAutospacing="1" w:line="240" w:lineRule="auto"/>
-        <w:rPr>
-          <w:rFonts w:ascii="Times New Roman" w:eastAsia="Times New Roman" w:hAnsi="Times New Roman" w:cs="Times New Roman"/>
-          <w:kern w:val="0"/>
-          <w:lang w:eastAsia="en-MT"/>
-          <w14:ligatures w14:val="none"/>
-        </w:rPr>
-      </w:pPr>
-      <w:r>
-        <w:rPr>
-          <w:rFonts w:ascii="Times New Roman" w:eastAsia="Times New Roman" w:hAnsi="Times New Roman" w:cs="Times New Roman"/>
-          <w:b/>
-          <w:bCs/>
-          <w:kern w:val="0"/>
-          <w:lang w:eastAsia="en-MT"/>
-          <w14:ligatures w14:val="none"/>
-        </w:rPr>
-        <w:t>Lv2</w:t>
-      </w:r>
-      <w:r>
-        <w:rPr>
-          <w:rFonts w:ascii="Times New Roman" w:eastAsia="Times New Roman" w:hAnsi="Times New Roman" w:cs="Times New Roman"/>
-          <w:b/>
-          <w:bCs/>
-          <w:kern w:val="0"/>
-          <w:lang w:eastAsia="en-MT"/>
-          <w14:ligatures w14:val="none"/>
-        </w:rPr>
-        <w:t xml:space="preserve"> </w:t>
-      </w:r>
-      <w:r>
-        <w:rPr>
-          <w:rFonts w:ascii="Times New Roman" w:eastAsia="Times New Roman" w:hAnsi="Times New Roman" w:cs="Times New Roman"/>
-          <w:kern w:val="0"/>
-          <w:lang w:eastAsia="en-MT"/>
-          <w14:ligatures w14:val="none"/>
-        </w:rPr>
-        <w:t xml:space="preserve">5 jumps. </w:t>
-      </w:r>
-    </w:p>
-    <w:p>
-      <w:pPr>
-        <w:spacing w:before="100" w:beforeAutospacing="1" w:after="100" w:afterAutospacing="1" w:line="240" w:lineRule="auto"/>
-        <w:rPr>
-          <w:rFonts w:ascii="Times New Roman" w:eastAsia="Times New Roman" w:hAnsi="Times New Roman" w:cs="Times New Roman"/>
-          <w:kern w:val="0"/>
-          <w:lang w:eastAsia="en-MT"/>
-          <w14:ligatures w14:val="none"/>
-        </w:rPr>
-      </w:pPr>
-      <w:r>
-        <w:rPr>
-          <w:rFonts w:ascii="Times New Roman" w:eastAsia="Times New Roman" w:hAnsi="Times New Roman" w:cs="Times New Roman"/>
-          <w:b/>
-          <w:bCs/>
-          <w:kern w:val="0"/>
-          <w:lang w:eastAsia="en-MT"/>
-          <w14:ligatures w14:val="none"/>
-        </w:rPr>
-        <w:t>Lv3</w:t>
-      </w:r>
-      <w:r>
-        <w:rPr>
-          <w:rFonts w:ascii="Times New Roman" w:eastAsia="Times New Roman" w:hAnsi="Times New Roman" w:cs="Times New Roman"/>
-          <w:b/>
-          <w:bCs/>
-          <w:kern w:val="0"/>
-          <w:lang w:eastAsia="en-MT"/>
-          <w14:ligatures w14:val="none"/>
-        </w:rPr>
-        <w:t xml:space="preserve"> </w:t>
-      </w:r>
-      <w:r>
-        <w:rPr>
-          <w:rFonts w:ascii="Times New Roman" w:eastAsia="Times New Roman" w:hAnsi="Times New Roman" w:cs="Times New Roman"/>
-          <w:kern w:val="0"/>
-          <w:lang w:eastAsia="en-MT"/>
-          <w14:ligatures w14:val="none"/>
-        </w:rPr>
-        <w:t xml:space="preserve">Increased damage. </w:t>
-      </w:r>
-    </w:p>
-    <w:p>
-      <w:pPr>
-        <w:spacing w:before="100" w:beforeAutospacing="1" w:after="100" w:afterAutospacing="1" w:line="240" w:lineRule="auto"/>
-        <w:rPr>
-          <w:rFonts w:ascii="Times New Roman" w:eastAsia="Times New Roman" w:hAnsi="Times New Roman" w:cs="Times New Roman"/>
-          <w:kern w:val="0"/>
-          <w:lang w:eastAsia="en-MT"/>
-          <w14:ligatures w14:val="none"/>
-        </w:rPr>
-      </w:pPr>
-      <w:r>
-        <w:rPr>
-          <w:rFonts w:ascii="Times New Roman" w:eastAsia="Times New Roman" w:hAnsi="Times New Roman" w:cs="Times New Roman"/>
-          <w:b/>
-          <w:bCs/>
-          <w:kern w:val="0"/>
-          <w:lang w:eastAsia="en-MT"/>
-          <w14:ligatures w14:val="none"/>
-        </w:rPr>
-        <w:t>Lv4</w:t>
-      </w:r>
-      <w:r>
-        <w:rPr>
-          <w:rFonts w:ascii="Times New Roman" w:eastAsia="Times New Roman" w:hAnsi="Times New Roman" w:cs="Times New Roman"/>
-          <w:kern w:val="0"/>
-          <w:lang w:eastAsia="en-MT"/>
-          <w14:ligatures w14:val="none"/>
-        </w:rPr>
-        <w:t xml:space="preserve"> </w:t>
-      </w:r>
-      <w:r>
-        <w:rPr>
-          <w:rFonts w:ascii="Times New Roman" w:eastAsia="Times New Roman" w:hAnsi="Times New Roman" w:cs="Times New Roman"/>
-          <w:kern w:val="0"/>
-          <w:lang w:eastAsia="en-MT"/>
-          <w14:ligatures w14:val="none"/>
-        </w:rPr>
-        <w:t>Increased range.</w:t>
-      </w:r>
-    </w:p>
-    <w:p>
-      <w:pPr>
-        <w:pStyle w:val="Heading4"/>
-        <w:rPr>
-          <w:rFonts w:eastAsia="Times New Roman"/>
-          <w:lang w:eastAsia="en-MT"/>
-        </w:rPr>
-      </w:pPr>
-      <w:r>
-        <w:rPr>
-          <w:rFonts w:eastAsia="Times New Roman"/>
-          <w:lang w:eastAsia="en-MT"/>
-        </w:rPr>
-        <w:t xml:space="preserve">Ability </w:t>
-      </w:r>
-      <w:r>
-        <w:rPr>
-          <w:rFonts w:eastAsia="Times New Roman"/>
-          <w:lang w:eastAsia="en-MT"/>
-        </w:rPr>
-        <w:t>3</w:t>
-      </w:r>
-      <w:r>
-        <w:rPr>
-          <w:rFonts w:eastAsia="Times New Roman"/>
-          <w:lang w:eastAsia="en-MT"/>
-        </w:rPr>
-        <w:t xml:space="preserve">: </w:t>
-      </w:r>
-      <w:r>
-        <w:rPr>
-          <w:rFonts w:eastAsia="Times New Roman"/>
-          <w:lang w:eastAsia="en-MT"/>
-        </w:rPr>
-        <w:t>thunder roar</w:t>
-      </w:r>
-    </w:p>
-    <w:p>
-      <w:pPr>
-        <w:spacing w:before="100" w:beforeAutospacing="1" w:after="100" w:afterAutospacing="1" w:line="240" w:lineRule="auto"/>
-        <w:ind w:left="720"/>
-        <w:rPr>
-          <w:rFonts w:ascii="Times New Roman" w:eastAsia="Times New Roman" w:hAnsi="Times New Roman" w:cs="Times New Roman"/>
-          <w:kern w:val="0"/>
-          <w:lang w:eastAsia="en-MT"/>
-          <w14:ligatures w14:val="none"/>
-        </w:rPr>
-      </w:pPr>
-      <w:r>
-        <w:rPr>
-          <w:rFonts w:ascii="Times New Roman" w:eastAsia="Times New Roman" w:hAnsi="Times New Roman" w:cs="Times New Roman"/>
-          <w:b/>
-          <w:bCs/>
-          <w:kern w:val="0"/>
-          <w:lang w:eastAsia="en-MT"/>
-          <w14:ligatures w14:val="none"/>
-        </w:rPr>
-        <w:t>Description</w:t>
-      </w:r>
-      <w:r>
-        <w:rPr>
-          <w:rFonts w:ascii="Times New Roman" w:eastAsia="Times New Roman" w:hAnsi="Times New Roman" w:cs="Times New Roman"/>
-          <w:kern w:val="0"/>
-          <w:lang w:eastAsia="en-MT"/>
-          <w14:ligatures w14:val="none"/>
-        </w:rPr>
-        <w:br/>
-      </w:r>
-      <w:r>
-        <w:rPr>
-          <w:rFonts w:ascii="Times New Roman" w:eastAsia="Times New Roman" w:hAnsi="Times New Roman" w:cs="Times New Roman"/>
-          <w:kern w:val="0"/>
-          <w:lang w:eastAsia="en-MT"/>
-          <w14:ligatures w14:val="none"/>
-        </w:rPr>
-        <w:t xml:space="preserve">a pulse that </w:t>
-      </w:r>
-      <w:proofErr w:type="spellStart"/>
-      <w:r>
-        <w:rPr>
-          <w:rFonts w:ascii="Times New Roman" w:eastAsia="Times New Roman" w:hAnsi="Times New Roman" w:cs="Times New Roman"/>
-          <w:kern w:val="0"/>
-          <w:lang w:eastAsia="en-MT"/>
-          <w14:ligatures w14:val="none"/>
-        </w:rPr>
-        <w:t>sournds</w:t>
-      </w:r>
-      <w:proofErr w:type="spellEnd"/>
-      <w:r>
-        <w:rPr>
-          <w:rFonts w:ascii="Times New Roman" w:eastAsia="Times New Roman" w:hAnsi="Times New Roman" w:cs="Times New Roman"/>
-          <w:kern w:val="0"/>
-          <w:lang w:eastAsia="en-MT"/>
-          <w14:ligatures w14:val="none"/>
-        </w:rPr>
-        <w:t xml:space="preserve"> the player </w:t>
-      </w:r>
-    </w:p>
-    <w:p>
-      <w:pPr>
-        <w:rPr>
-          <w:lang w:eastAsia="en-MT"/>
-        </w:rPr>
-      </w:pPr>
-      <w:r>
-        <w:rPr>
-          <w:lang w:eastAsia="en-MT"/>
-        </w:rPr>
-        <w:t>Upgrades</w:t>
-      </w:r>
-    </w:p>
-    <w:p>
-      <w:pPr>
-        <w:spacing w:before="100" w:beforeAutospacing="1" w:after="100" w:afterAutospacing="1" w:line="240" w:lineRule="auto"/>
-        <w:rPr>
-          <w:rFonts w:ascii="Times New Roman" w:eastAsia="Times New Roman" w:hAnsi="Times New Roman" w:cs="Times New Roman"/>
-          <w:kern w:val="0"/>
-          <w:lang w:eastAsia="en-MT"/>
-          <w14:ligatures w14:val="none"/>
-        </w:rPr>
-      </w:pPr>
-      <w:r>
-        <w:rPr>
-          <w:rFonts w:ascii="Times New Roman" w:eastAsia="Times New Roman" w:hAnsi="Times New Roman" w:cs="Times New Roman"/>
-          <w:b/>
-          <w:bCs/>
-          <w:kern w:val="0"/>
-          <w:lang w:eastAsia="en-MT"/>
-          <w14:ligatures w14:val="none"/>
-        </w:rPr>
-        <w:t>Lv1</w:t>
-      </w:r>
-      <w:r>
-        <w:rPr>
-          <w:rFonts w:ascii="Times New Roman" w:eastAsia="Times New Roman" w:hAnsi="Times New Roman" w:cs="Times New Roman"/>
-          <w:b/>
-          <w:bCs/>
-          <w:kern w:val="0"/>
-          <w:lang w:eastAsia="en-MT"/>
-          <w14:ligatures w14:val="none"/>
-        </w:rPr>
-        <w:t xml:space="preserve"> </w:t>
-      </w:r>
-      <w:r>
-        <w:rPr>
-          <w:rFonts w:ascii="Times New Roman" w:eastAsia="Times New Roman" w:hAnsi="Times New Roman" w:cs="Times New Roman"/>
-          <w:kern w:val="0"/>
-          <w:lang w:eastAsia="en-MT"/>
-          <w14:ligatures w14:val="none"/>
-        </w:rPr>
-        <w:t>1 ring of lightning</w:t>
-      </w:r>
-      <w:r>
-        <w:rPr>
-          <w:rFonts w:ascii="Times New Roman" w:eastAsia="Times New Roman" w:hAnsi="Times New Roman" w:cs="Times New Roman"/>
-          <w:kern w:val="0"/>
-          <w:lang w:eastAsia="en-MT"/>
-          <w14:ligatures w14:val="none"/>
-        </w:rPr>
-        <w:t xml:space="preserve">. </w:t>
-      </w:r>
-    </w:p>
-    <w:p>
-      <w:pPr>
-        <w:spacing w:before="100" w:beforeAutospacing="1" w:after="100" w:afterAutospacing="1" w:line="240" w:lineRule="auto"/>
-        <w:rPr>
-          <w:rFonts w:ascii="Times New Roman" w:eastAsia="Times New Roman" w:hAnsi="Times New Roman" w:cs="Times New Roman"/>
-          <w:kern w:val="0"/>
-          <w:lang w:eastAsia="en-MT"/>
-          <w14:ligatures w14:val="none"/>
-        </w:rPr>
-      </w:pPr>
-      <w:r>
-        <w:rPr>
-          <w:rFonts w:ascii="Times New Roman" w:eastAsia="Times New Roman" w:hAnsi="Times New Roman" w:cs="Times New Roman"/>
-          <w:b/>
-          <w:bCs/>
-          <w:kern w:val="0"/>
-          <w:lang w:eastAsia="en-MT"/>
-          <w14:ligatures w14:val="none"/>
-        </w:rPr>
-        <w:t>Lv2</w:t>
-      </w:r>
-      <w:r>
-        <w:rPr>
-          <w:rFonts w:ascii="Times New Roman" w:eastAsia="Times New Roman" w:hAnsi="Times New Roman" w:cs="Times New Roman"/>
-          <w:b/>
-          <w:bCs/>
-          <w:kern w:val="0"/>
-          <w:lang w:eastAsia="en-MT"/>
-          <w14:ligatures w14:val="none"/>
-        </w:rPr>
-        <w:t xml:space="preserve"> </w:t>
-      </w:r>
-      <w:proofErr w:type="spellStart"/>
-      <w:r>
-        <w:rPr>
-          <w:rFonts w:ascii="Times New Roman" w:eastAsia="Times New Roman" w:hAnsi="Times New Roman" w:cs="Times New Roman"/>
-          <w:b/>
-          <w:bCs/>
-          <w:kern w:val="0"/>
-          <w:lang w:eastAsia="en-MT"/>
-          <w14:ligatures w14:val="none"/>
-        </w:rPr>
-        <w:t>puch</w:t>
-      </w:r>
-      <w:proofErr w:type="spellEnd"/>
-      <w:r>
-        <w:rPr>
-          <w:rFonts w:ascii="Times New Roman" w:eastAsia="Times New Roman" w:hAnsi="Times New Roman" w:cs="Times New Roman"/>
-          <w:b/>
-          <w:bCs/>
-          <w:kern w:val="0"/>
-          <w:lang w:eastAsia="en-MT"/>
-          <w14:ligatures w14:val="none"/>
-        </w:rPr>
-        <w:t xml:space="preserve"> the </w:t>
-      </w:r>
-      <w:proofErr w:type="spellStart"/>
-      <w:r>
-        <w:rPr>
-          <w:rFonts w:ascii="Times New Roman" w:eastAsia="Times New Roman" w:hAnsi="Times New Roman" w:cs="Times New Roman"/>
-          <w:b/>
-          <w:bCs/>
-          <w:kern w:val="0"/>
-          <w:lang w:eastAsia="en-MT"/>
-          <w14:ligatures w14:val="none"/>
-        </w:rPr>
-        <w:t>enmies</w:t>
-      </w:r>
-      <w:proofErr w:type="spellEnd"/>
-      <w:r>
-        <w:rPr>
-          <w:rFonts w:ascii="Times New Roman" w:eastAsia="Times New Roman" w:hAnsi="Times New Roman" w:cs="Times New Roman"/>
-          <w:b/>
-          <w:bCs/>
-          <w:kern w:val="0"/>
-          <w:lang w:eastAsia="en-MT"/>
-          <w14:ligatures w14:val="none"/>
-        </w:rPr>
-        <w:t xml:space="preserve"> back and stuns them</w:t>
-      </w:r>
-      <w:r>
-        <w:rPr>
-          <w:rFonts w:ascii="Times New Roman" w:eastAsia="Times New Roman" w:hAnsi="Times New Roman" w:cs="Times New Roman"/>
-          <w:kern w:val="0"/>
-          <w:lang w:eastAsia="en-MT"/>
-          <w14:ligatures w14:val="none"/>
-        </w:rPr>
-        <w:t xml:space="preserve">. </w:t>
-      </w:r>
-    </w:p>
-    <w:p>
-      <w:pPr>
-        <w:spacing w:before="100" w:beforeAutospacing="1" w:after="100" w:afterAutospacing="1" w:line="240" w:lineRule="auto"/>
-        <w:rPr>
-          <w:rFonts w:ascii="Times New Roman" w:eastAsia="Times New Roman" w:hAnsi="Times New Roman" w:cs="Times New Roman"/>
-          <w:kern w:val="0"/>
-          <w:lang w:eastAsia="en-MT"/>
-          <w14:ligatures w14:val="none"/>
-        </w:rPr>
-      </w:pPr>
-      <w:r>
-        <w:rPr>
-          <w:rFonts w:ascii="Times New Roman" w:eastAsia="Times New Roman" w:hAnsi="Times New Roman" w:cs="Times New Roman"/>
-          <w:b/>
-          <w:bCs/>
-          <w:kern w:val="0"/>
-          <w:lang w:eastAsia="en-MT"/>
-          <w14:ligatures w14:val="none"/>
-        </w:rPr>
-        <w:t>Lv3</w:t>
-      </w:r>
-      <w:r>
-        <w:rPr>
-          <w:rFonts w:ascii="Times New Roman" w:eastAsia="Times New Roman" w:hAnsi="Times New Roman" w:cs="Times New Roman"/>
-          <w:b/>
-          <w:bCs/>
-          <w:kern w:val="0"/>
-          <w:lang w:eastAsia="en-MT"/>
-          <w14:ligatures w14:val="none"/>
-        </w:rPr>
-        <w:t xml:space="preserve"> </w:t>
-      </w:r>
-      <w:r>
-        <w:rPr>
-          <w:rFonts w:ascii="Times New Roman" w:eastAsia="Times New Roman" w:hAnsi="Times New Roman" w:cs="Times New Roman"/>
-          <w:kern w:val="0"/>
-          <w:lang w:eastAsia="en-MT"/>
-          <w14:ligatures w14:val="none"/>
-        </w:rPr>
-        <w:t>3 rings of lightning</w:t>
-      </w:r>
-      <w:r>
-        <w:rPr>
-          <w:rFonts w:ascii="Times New Roman" w:eastAsia="Times New Roman" w:hAnsi="Times New Roman" w:cs="Times New Roman"/>
-          <w:kern w:val="0"/>
-          <w:lang w:eastAsia="en-MT"/>
-          <w14:ligatures w14:val="none"/>
-        </w:rPr>
-        <w:t xml:space="preserve">. </w:t>
-      </w:r>
-    </w:p>
-    <w:p>
-      <w:pPr>
-        <w:spacing w:before="100" w:beforeAutospacing="1" w:after="100" w:afterAutospacing="1" w:line="240" w:lineRule="auto"/>
-        <w:rPr>
-          <w:rFonts w:ascii="Times New Roman" w:eastAsia="Times New Roman" w:hAnsi="Times New Roman" w:cs="Times New Roman"/>
-          <w:kern w:val="0"/>
-          <w:lang w:eastAsia="en-MT"/>
-          <w14:ligatures w14:val="none"/>
-        </w:rPr>
-      </w:pPr>
-      <w:r>
-        <w:rPr>
-          <w:rFonts w:ascii="Times New Roman" w:eastAsia="Times New Roman" w:hAnsi="Times New Roman" w:cs="Times New Roman"/>
-          <w:b/>
-          <w:bCs/>
-          <w:kern w:val="0"/>
-          <w:lang w:eastAsia="en-MT"/>
-          <w14:ligatures w14:val="none"/>
-        </w:rPr>
-        <w:t>Lv4</w:t>
-      </w:r>
-      <w:r>
-        <w:rPr>
-          <w:rFonts w:ascii="Times New Roman" w:eastAsia="Times New Roman" w:hAnsi="Times New Roman" w:cs="Times New Roman"/>
-          <w:kern w:val="0"/>
-          <w:lang w:eastAsia="en-MT"/>
-          <w14:ligatures w14:val="none"/>
-        </w:rPr>
-        <w:t xml:space="preserve"> </w:t>
-      </w:r>
-      <w:r>
-        <w:rPr>
-          <w:rFonts w:ascii="Times New Roman" w:eastAsia="Times New Roman" w:hAnsi="Times New Roman" w:cs="Times New Roman"/>
-          <w:kern w:val="0"/>
-          <w:lang w:eastAsia="en-MT"/>
-          <w14:ligatures w14:val="none"/>
-        </w:rPr>
-        <w:t>Increased range.</w:t>
-      </w:r>
-    </w:p>
-    <w:p>
-      <w:pPr>
-        <w:spacing w:before="100" w:beforeAutospacing="1" w:after="100" w:afterAutospacing="1" w:line="240" w:lineRule="auto"/>
-        <w:rPr>
-          <w:rFonts w:ascii="Times New Roman" w:eastAsia="Times New Roman" w:hAnsi="Times New Roman" w:cs="Times New Roman"/>
-          <w:kern w:val="0"/>
-          <w:lang w:eastAsia="en-MT"/>
-          <w14:ligatures w14:val="none"/>
-        </w:rPr>
-      </w:pPr>
-    </w:p>
-    <w:p>
-      <w:pPr>
-        <w:ind w:left="720"/>
-        <w:rPr>
-          <w:b/>
-          <w:bCs/>
-        </w:rPr>
-      </w:pPr>
-    </w:p>
-    <w:p>
-      <w:pPr>
-        <w:rPr>
-          <w:b/>
-          <w:bCs/>
-        </w:rPr>
-      </w:pPr>
-      <w:r>
-        <w:rPr>
-          <w:b/>
-          <w:bCs/>
-        </w:rPr>
-        <w:pict w14:anchorId="415EBC47">
-          <v:rect id="_x0000_i1039" style="width:0;height:1.5pt" o:hralign="center" o:hrstd="t" o:hr="t" fillcolor="#a0a0a0" stroked="f"/>
-        </w:pict>
-      </w:r>
-    </w:p>
-    <w:p>
-      <w:pPr>
-        <w:pStyle w:val="Heading2"/>
-      </w:pPr>
-      <w:r>
-        <w:lastRenderedPageBreak/>
         <w:t>Poison Spirit</w:t>
       </w:r>
     </w:p>
@@ -6170,7 +6305,6 @@
           <w:lang w:eastAsia="en-MT"/>
           <w14:ligatures w14:val="none"/>
         </w:rPr>
-        <w:lastRenderedPageBreak/>
         <w:t>Sprays acid in a cone in front of the player.</w:t>
       </w:r>
     </w:p>
@@ -6399,10 +6533,7 @@
     </w:p>
     <w:p>
       <w:r>
-        <w:t xml:space="preserve">Necrotic Kattan </w:t>
-      </w:r>
-      <w:r>
-        <w:t xml:space="preserve"> </w:t>
+        <w:t xml:space="preserve">Necrotic Kattan  </w:t>
       </w:r>
     </w:p>
     <w:p>
@@ -6453,7 +6584,7 @@
           <w:bCs/>
         </w:rPr>
         <w:pict w14:anchorId="78661224">
-          <v:rect id="_x0000_i1041" style="width:0;height:1.5pt" o:hralign="center" o:hrstd="t" o:hr="t" fillcolor="#a0a0a0" stroked="f"/>
+          <v:rect id="_x0000_i1039" style="width:0;height:1.5pt" o:hralign="center" o:hrstd="t" o:hr="t" fillcolor="#a0a0a0" stroked="f"/>
         </w:pict>
       </w:r>
     </w:p>
@@ -6579,245 +6710,114 @@
           <w:b/>
           <w:bCs/>
         </w:rPr>
-        <w:lastRenderedPageBreak/>
         <w:pict w14:anchorId="426DB864">
-          <v:rect id="_x0000_i1042" style="width:0;height:1.5pt" o:hralign="center" o:bullet="t" o:hrstd="t" o:hr="t" fillcolor="#a0a0a0" stroked="f"/>
+          <v:rect id="_x0000_i1040" style="width:0;height:1.5pt" o:hralign="center" o:bullet="t" o:hrstd="t" o:hr="t" fillcolor="#a0a0a0" stroked="f"/>
         </w:pict>
       </w:r>
     </w:p>
     <w:p>
       <w:pPr>
         <w:pStyle w:val="Heading1"/>
-        <w:rPr>
-          <w:lang w:val="en-MT"/>
-        </w:rPr>
-      </w:pPr>
-      <w:r>
-        <w:rPr>
-          <w:lang w:val="en-MT"/>
-        </w:rPr>
+      </w:pPr>
+      <w:r>
         <w:t>Player Character</w:t>
       </w:r>
     </w:p>
     <w:p>
       <w:pPr>
         <w:pStyle w:val="Heading2"/>
-        <w:rPr>
-          <w:lang w:val="en-MT"/>
-        </w:rPr>
-      </w:pPr>
-      <w:r>
-        <w:rPr>
-          <w:lang w:val="en-MT"/>
-        </w:rPr>
+      </w:pPr>
+      <w:r>
         <w:t>Description</w:t>
       </w:r>
     </w:p>
     <w:p>
-      <w:pPr>
-        <w:rPr>
-          <w:lang w:val="en-MT"/>
-        </w:rPr>
-      </w:pPr>
-      <w:r>
-        <w:rPr>
-          <w:lang w:val="en-MT"/>
-        </w:rPr>
+      <w:r>
         <w:t>The player takes on the role of a Spirit Tamer. Spirit Tamers form contracts with powerful elemental spirits and channel their powers through enchanted crystals.</w:t>
       </w:r>
     </w:p>
     <w:p>
-      <w:pPr>
-        <w:rPr>
-          <w:lang w:val="en-MT"/>
-        </w:rPr>
-      </w:pPr>
-      <w:r>
-        <w:rPr>
-          <w:lang w:val="en-MT"/>
-        </w:rPr>
+      <w:r>
         <w:t>Each spirit grants unique attacks, abilities, and passive bonuses that allow the player to create different combat builds throughout a run.</w:t>
       </w:r>
     </w:p>
-    <w:p>
-      <w:pPr>
-        <w:rPr>
-          <w:lang w:val="en-MT"/>
-        </w:rPr>
-      </w:pPr>
-    </w:p>
+    <w:p/>
     <w:p>
       <w:pPr>
         <w:pStyle w:val="Heading2"/>
-        <w:rPr>
-          <w:lang w:val="en-MT"/>
-        </w:rPr>
-      </w:pPr>
-      <w:r>
-        <w:rPr>
-          <w:lang w:val="en-MT"/>
-        </w:rPr>
+      </w:pPr>
+      <w:r>
         <w:t>Combat System</w:t>
       </w:r>
     </w:p>
     <w:p>
       <w:pPr>
         <w:pStyle w:val="Heading3"/>
-        <w:rPr>
-          <w:lang w:val="en-MT"/>
-        </w:rPr>
-      </w:pPr>
-      <w:r>
-        <w:rPr>
-          <w:lang w:val="en-MT"/>
-        </w:rPr>
+      </w:pPr>
+      <w:r>
         <w:t>Weapon – Spirit Gauntlet</w:t>
       </w:r>
     </w:p>
     <w:p>
-      <w:pPr>
-        <w:rPr>
-          <w:lang w:val="en-MT"/>
-        </w:rPr>
-      </w:pPr>
-      <w:r>
-        <w:rPr>
-          <w:lang w:val="en-MT"/>
-        </w:rPr>
+      <w:r>
         <w:t>The Spirit Gauntlet is a magical glove containing a central gemstone used to summon and channel elemental spirits. Spirits channelled through the main gemstone manifest as powerful elemental weapons, each unique to its corresponding spirit.</w:t>
       </w:r>
     </w:p>
-    <w:p>
-      <w:pPr>
-        <w:rPr>
-          <w:lang w:val="en-MT"/>
-        </w:rPr>
-      </w:pPr>
-    </w:p>
+    <w:p/>
     <w:p>
       <w:pPr>
         <w:pStyle w:val="Heading3"/>
-        <w:rPr>
-          <w:lang w:val="en-MT"/>
-        </w:rPr>
-      </w:pPr>
-      <w:r>
-        <w:rPr>
-          <w:lang w:val="en-MT"/>
-        </w:rPr>
+      </w:pPr>
+      <w:r>
         <w:t>Attacking</w:t>
       </w:r>
     </w:p>
     <w:p>
-      <w:pPr>
-        <w:rPr>
-          <w:lang w:val="en-MT"/>
-        </w:rPr>
-      </w:pPr>
-      <w:r>
-        <w:rPr>
-          <w:lang w:val="en-MT"/>
-        </w:rPr>
+      <w:r>
         <w:t>The player has two methods of attacking.</w:t>
       </w:r>
     </w:p>
     <w:p>
       <w:pPr>
         <w:pStyle w:val="Heading4"/>
-        <w:rPr>
-          <w:lang w:val="en-MT"/>
-        </w:rPr>
-      </w:pPr>
-      <w:r>
-        <w:rPr>
-          <w:lang w:val="en-MT"/>
-        </w:rPr>
+      </w:pPr>
+      <w:r>
         <w:t>Method 1 – Primary Attack</w:t>
       </w:r>
     </w:p>
     <w:p>
-      <w:pPr>
-        <w:rPr>
-          <w:lang w:val="en-MT"/>
-        </w:rPr>
-      </w:pPr>
-      <w:r>
-        <w:rPr>
-          <w:lang w:val="en-MT"/>
-        </w:rPr>
+      <w:r>
         <w:t>Condition: The player must be standing still.</w:t>
       </w:r>
     </w:p>
     <w:p>
-      <w:pPr>
-        <w:rPr>
-          <w:lang w:val="en-MT"/>
-        </w:rPr>
-      </w:pPr>
-      <w:r>
-        <w:rPr>
-          <w:lang w:val="en-MT"/>
-        </w:rPr>
+      <w:r>
         <w:t>Description:</w:t>
       </w:r>
       <w:r>
-        <w:rPr>
-          <w:lang w:val="en-MT"/>
-        </w:rPr>
         <w:br/>
         <w:t>While standing still, the player channels their Primary Spirit through the Spirit Gauntlet, transforming it into that spirit's elemental weapon. The player then attacks automatically with this weapon until they begin moving.</w:t>
       </w:r>
     </w:p>
-    <w:p>
-      <w:pPr>
-        <w:rPr>
-          <w:lang w:val="en-MT"/>
-        </w:rPr>
-      </w:pPr>
-    </w:p>
+    <w:p/>
     <w:p>
       <w:pPr>
         <w:pStyle w:val="Heading4"/>
-        <w:rPr>
-          <w:lang w:val="en-MT"/>
-        </w:rPr>
-      </w:pPr>
-      <w:r>
-        <w:rPr>
-          <w:lang w:val="en-MT"/>
-        </w:rPr>
+      </w:pPr>
+      <w:r>
         <w:t>Method 2 – Spirit Attack</w:t>
       </w:r>
     </w:p>
     <w:p>
-      <w:pPr>
-        <w:rPr>
-          <w:lang w:val="en-MT"/>
-        </w:rPr>
-      </w:pPr>
-      <w:r>
-        <w:rPr>
-          <w:lang w:val="en-MT"/>
-        </w:rPr>
+      <w:r>
         <w:t>Condition: The player must be moving.</w:t>
       </w:r>
     </w:p>
     <w:p>
-      <w:pPr>
-        <w:rPr>
-          <w:lang w:val="en-MT"/>
-        </w:rPr>
-      </w:pPr>
-      <w:r>
-        <w:rPr>
-          <w:lang w:val="en-MT"/>
-        </w:rPr>
+      <w:r>
         <w:t>Description:</w:t>
       </w:r>
       <w:r>
-        <w:rPr>
-          <w:lang w:val="en-MT"/>
-        </w:rPr>
         <w:br/>
         <w:t>While moving, the Primary Spirit stops using its weapon form and instead fights like a support spirit, automatically casting its unique abilities. Any additional contracted spirits also continue using their abilities, allowing the player to focus on movement and dodging enemy attacks.</w:t>
       </w:r>
@@ -7128,7 +7128,6 @@
     </w:p>
     <w:p>
       <w:r>
-        <w:lastRenderedPageBreak/>
         <w:t>Slow enemy that charges</w:t>
       </w:r>
     </w:p>
@@ -7269,22 +7268,13 @@
       </w:r>
     </w:p>
     <w:p>
-      <w:pPr>
-        <w:rPr>
-          <w:lang w:val="en-MT"/>
-        </w:rPr>
-      </w:pPr>
-      <w:r>
-        <w:rPr>
-          <w:lang w:val="en-MT"/>
-        </w:rPr>
+      <w:r>
         <w:t>Rushes through the arena as a giant wave.</w:t>
       </w:r>
     </w:p>
     <w:p/>
     <w:p>
       <w:r>
-        <w:lastRenderedPageBreak/>
         <w:t xml:space="preserve">Wave </w:t>
       </w:r>
       <w:r>
@@ -7325,15 +7315,7 @@
       </w:r>
     </w:p>
     <w:p>
-      <w:pPr>
-        <w:rPr>
-          <w:lang w:val="en-MT"/>
-        </w:rPr>
-      </w:pPr>
-      <w:r>
-        <w:rPr>
-          <w:lang w:val="en-MT"/>
-        </w:rPr>
+      <w:r>
         <w:t>Fires bouncing water bubbles.</w:t>
       </w:r>
     </w:p>
@@ -7451,7 +7433,6 @@
           <w:b/>
           <w:bCs/>
         </w:rPr>
-        <w:lastRenderedPageBreak/>
         <w:t>Ice shards</w:t>
       </w:r>
       <w:r>
@@ -7484,28 +7465,18 @@
         <w:rPr>
           <w:b/>
           <w:bCs/>
-          <w:lang w:val="en-MT"/>
-        </w:rPr>
-      </w:pPr>
-      <w:r>
-        <w:rPr>
-          <w:b/>
-          <w:bCs/>
-          <w:lang w:val="en-MT"/>
+        </w:rPr>
+      </w:pPr>
+      <w:r>
+        <w:rPr>
+          <w:b/>
+          <w:bCs/>
         </w:rPr>
         <w:t>Frozen Slam</w:t>
       </w:r>
     </w:p>
     <w:p>
-      <w:pPr>
-        <w:rPr>
-          <w:lang w:val="en-MT"/>
-        </w:rPr>
-      </w:pPr>
-      <w:r>
-        <w:rPr>
-          <w:lang w:val="en-MT"/>
-        </w:rPr>
+      <w:r>
         <w:t>Smashes the ground, creating expanding rings of ice.</w:t>
       </w:r>
     </w:p>
@@ -7552,14 +7523,12 @@
         <w:rPr>
           <w:b/>
           <w:bCs/>
-          <w:lang w:val="en-MT"/>
-        </w:rPr>
-      </w:pPr>
-      <w:r>
-        <w:rPr>
-          <w:b/>
-          <w:bCs/>
-          <w:lang w:val="en-MT"/>
+        </w:rPr>
+      </w:pPr>
+      <w:r>
+        <w:rPr>
+          <w:b/>
+          <w:bCs/>
         </w:rPr>
         <w:t>Thunder Roar</w:t>
       </w:r>
@@ -7569,14 +7538,12 @@
         <w:rPr>
           <w:b/>
           <w:bCs/>
-          <w:lang w:val="en-MT"/>
-        </w:rPr>
-      </w:pPr>
-      <w:r>
-        <w:rPr>
-          <w:b/>
-          <w:bCs/>
-          <w:lang w:val="en-MT"/>
+        </w:rPr>
+      </w:pPr>
+      <w:r>
+        <w:rPr>
+          <w:b/>
+          <w:bCs/>
         </w:rPr>
         <w:t>Releases expanding rings of electricity.</w:t>
       </w:r>
@@ -7599,14 +7566,12 @@
         <w:rPr>
           <w:b/>
           <w:bCs/>
-          <w:lang w:val="en-MT"/>
-        </w:rPr>
-      </w:pPr>
-      <w:r>
-        <w:rPr>
-          <w:b/>
-          <w:bCs/>
-          <w:lang w:val="en-MT"/>
+        </w:rPr>
+      </w:pPr>
+      <w:r>
+        <w:rPr>
+          <w:b/>
+          <w:bCs/>
         </w:rPr>
         <w:t>Thunder Dash</w:t>
       </w:r>
@@ -7616,14 +7581,12 @@
         <w:rPr>
           <w:b/>
           <w:bCs/>
-          <w:lang w:val="en-MT"/>
-        </w:rPr>
-      </w:pPr>
-      <w:r>
-        <w:rPr>
-          <w:b/>
-          <w:bCs/>
-          <w:lang w:val="en-MT"/>
+        </w:rPr>
+      </w:pPr>
+      <w:r>
+        <w:rPr>
+          <w:b/>
+          <w:bCs/>
         </w:rPr>
         <w:t>Charges across the arena, leaving electrified ground.</w:t>
       </w:r>
@@ -7650,14 +7613,12 @@
         <w:rPr>
           <w:b/>
           <w:bCs/>
-          <w:lang w:val="en-MT"/>
-        </w:rPr>
-      </w:pPr>
-      <w:r>
-        <w:rPr>
-          <w:b/>
-          <w:bCs/>
-          <w:lang w:val="en-MT"/>
+        </w:rPr>
+      </w:pPr>
+      <w:r>
+        <w:rPr>
+          <w:b/>
+          <w:bCs/>
         </w:rPr>
         <w:t>Venom Tail</w:t>
       </w:r>
@@ -7667,14 +7628,12 @@
         <w:rPr>
           <w:b/>
           <w:bCs/>
-          <w:lang w:val="en-MT"/>
-        </w:rPr>
-      </w:pPr>
-      <w:r>
-        <w:rPr>
-          <w:b/>
-          <w:bCs/>
-          <w:lang w:val="en-MT"/>
+        </w:rPr>
+      </w:pPr>
+      <w:r>
+        <w:rPr>
+          <w:b/>
+          <w:bCs/>
         </w:rPr>
         <w:t>Stabs the ground, creating poisonous spikes.</w:t>
       </w:r>
@@ -7684,14 +7643,12 @@
         <w:rPr>
           <w:b/>
           <w:bCs/>
-          <w:lang w:val="en-MT"/>
-        </w:rPr>
-      </w:pPr>
-      <w:r>
-        <w:rPr>
-          <w:b/>
-          <w:bCs/>
-          <w:lang w:val="en-MT"/>
+        </w:rPr>
+      </w:pPr>
+      <w:r>
+        <w:rPr>
+          <w:b/>
+          <w:bCs/>
         </w:rPr>
         <w:t>Toxic Glob</w:t>
       </w:r>
@@ -7701,14 +7658,12 @@
         <w:rPr>
           <w:b/>
           <w:bCs/>
-          <w:lang w:val="en-MT"/>
-        </w:rPr>
-      </w:pPr>
-      <w:r>
-        <w:rPr>
-          <w:b/>
-          <w:bCs/>
-          <w:lang w:val="en-MT"/>
+        </w:rPr>
+      </w:pPr>
+      <w:r>
+        <w:rPr>
+          <w:b/>
+          <w:bCs/>
         </w:rPr>
         <w:t>Throws poisonous sacs that burst into lingering pools.</w:t>
       </w:r>
@@ -7719,7 +7674,6 @@
           <w:b/>
           <w:bCs/>
         </w:rPr>
-        <w:lastRenderedPageBreak/>
         <w:t xml:space="preserve">Poison stinger </w:t>
       </w:r>
       <w:r>
@@ -7734,14 +7688,12 @@
         <w:rPr>
           <w:b/>
           <w:bCs/>
-          <w:lang w:val="en-MT"/>
-        </w:rPr>
-      </w:pPr>
-      <w:r>
-        <w:rPr>
-          <w:b/>
-          <w:bCs/>
-          <w:lang w:val="en-MT"/>
+        </w:rPr>
+      </w:pPr>
+      <w:r>
+        <w:rPr>
+          <w:b/>
+          <w:bCs/>
         </w:rPr>
         <w:t>Acid Spray</w:t>
       </w:r>
@@ -7751,14 +7703,12 @@
         <w:rPr>
           <w:b/>
           <w:bCs/>
-          <w:lang w:val="en-MT"/>
-        </w:rPr>
-      </w:pPr>
-      <w:r>
-        <w:rPr>
-          <w:b/>
-          <w:bCs/>
-          <w:lang w:val="en-MT"/>
+        </w:rPr>
+      </w:pPr>
+      <w:r>
+        <w:rPr>
+          <w:b/>
+          <w:bCs/>
         </w:rPr>
         <w:t>Sweeps a cone of acid in front of it.</w:t>
       </w:r>
@@ -10901,6 +10851,7 @@
   <w:style w:type="character" w:default="1" w:styleId="DefaultParagraphFont">
     <w:name w:val="Default Paragraph Font"/>
     <w:uiPriority w:val="1"/>
+    <w:semiHidden/>
     <w:unhideWhenUsed/>
   </w:style>
   <w:style w:type="table" w:default="1" w:styleId="TableNormal">

--- a/World of Spirits.docx
+++ b/World of Spirits.docx
@@ -816,6 +816,7 @@
           <w:b/>
           <w:bCs/>
         </w:rPr>
+        <w:lastRenderedPageBreak/>
         <w:t>A powerful corruption known as The Void began consuming spirits and twisting them into dangerous creatures known as the Elemental Kin.</w:t>
       </w:r>
     </w:p>
@@ -1260,6 +1261,7 @@
           <w:b/>
           <w:bCs/>
         </w:rPr>
+        <w:lastRenderedPageBreak/>
         <w:pict w14:anchorId="7533A225">
           <v:rect id="_x0000_i1030" style="width:0;height:1.5pt" o:hralign="center" o:hrstd="t" o:hr="t" fillcolor="#a0a0a0" stroked="f"/>
         </w:pict>
@@ -1605,6 +1607,7 @@
           <w:lang w:eastAsia="en-MT"/>
           <w14:ligatures w14:val="none"/>
         </w:rPr>
+        <w:lastRenderedPageBreak/>
         <w:t>Upgrades</w:t>
       </w:r>
     </w:p>
@@ -2447,9 +2450,11 @@
       <w:r>
         <w:t xml:space="preserve">Ability </w:t>
       </w:r>
+      <w:proofErr w:type="gramStart"/>
       <w:r>
         <w:t>4:RockFall</w:t>
       </w:r>
+      <w:proofErr w:type="gramEnd"/>
     </w:p>
     <w:p>
       <w:pPr>
@@ -2516,6 +2521,7 @@
           <w:b/>
           <w:bCs/>
         </w:rPr>
+        <w:lastRenderedPageBreak/>
         <w:t xml:space="preserve">Larger spikes </w:t>
       </w:r>
     </w:p>
@@ -3036,6 +3042,7 @@
           <w:lang w:eastAsia="en-MT"/>
           <w14:ligatures w14:val="none"/>
         </w:rPr>
+        <w:lastRenderedPageBreak/>
         <w:t>Lv3</w:t>
       </w:r>
       <w:r>
@@ -3551,6 +3558,7 @@
           <w:lang w:eastAsia="en-MT"/>
           <w14:ligatures w14:val="none"/>
         </w:rPr>
+        <w:lastRenderedPageBreak/>
         <w:t>Lv2</w:t>
       </w:r>
       <w:r>
@@ -4015,6 +4023,198 @@
     </w:p>
     <w:p>
       <w:pPr>
+        <w:pStyle w:val="Heading4"/>
+      </w:pPr>
+      <w:r>
+        <w:t xml:space="preserve">Description </w:t>
+      </w:r>
+    </w:p>
+    <w:p>
+      <w:pPr>
+        <w:rPr>
+          <w:b/>
+          <w:bCs/>
+        </w:rPr>
+      </w:pPr>
+      <w:r>
+        <w:rPr>
+          <w:b/>
+          <w:bCs/>
+        </w:rPr>
+        <w:t xml:space="preserve">summons two </w:t>
+      </w:r>
+      <w:proofErr w:type="spellStart"/>
+      <w:r>
+        <w:rPr>
+          <w:b/>
+          <w:bCs/>
+        </w:rPr>
+        <w:t>i</w:t>
+      </w:r>
+      <w:proofErr w:type="spellEnd"/>
+      <w:r>
+        <w:rPr>
+          <w:b/>
+          <w:bCs/>
+        </w:rPr>
+        <w:t xml:space="preserve"> </w:t>
+      </w:r>
+      <w:proofErr w:type="spellStart"/>
+      <w:r>
+        <w:rPr>
+          <w:b/>
+          <w:bCs/>
+        </w:rPr>
+        <w:t>guantlits</w:t>
+      </w:r>
+      <w:proofErr w:type="spellEnd"/>
+      <w:r>
+        <w:rPr>
+          <w:b/>
+          <w:bCs/>
+        </w:rPr>
+        <w:t xml:space="preserve"> that punch the nearest enemy</w:t>
+      </w:r>
+    </w:p>
+    <w:p>
+      <w:pPr>
+        <w:pStyle w:val="Heading4"/>
+        <w:rPr>
+          <w:lang w:eastAsia="en-MT"/>
+        </w:rPr>
+      </w:pPr>
+      <w:r>
+        <w:rPr>
+          <w:lang w:eastAsia="en-MT"/>
+        </w:rPr>
+        <w:t>Upgrades</w:t>
+      </w:r>
+    </w:p>
+    <w:p>
+      <w:pPr>
+        <w:ind w:firstLine="720"/>
+        <w:rPr>
+          <w:lang w:eastAsia="en-MT"/>
+        </w:rPr>
+      </w:pPr>
+      <w:r>
+        <w:rPr>
+          <w:lang w:eastAsia="en-MT"/>
+        </w:rPr>
+        <w:t xml:space="preserve">Lvl1 </w:t>
+      </w:r>
+      <w:proofErr w:type="spellStart"/>
+      <w:r>
+        <w:rPr>
+          <w:lang w:eastAsia="en-MT"/>
+        </w:rPr>
+        <w:t>sumons</w:t>
+      </w:r>
+      <w:proofErr w:type="spellEnd"/>
+      <w:r>
+        <w:rPr>
+          <w:lang w:eastAsia="en-MT"/>
+        </w:rPr>
+        <w:t xml:space="preserve"> a single fist</w:t>
+      </w:r>
+    </w:p>
+    <w:p>
+      <w:pPr>
+        <w:ind w:firstLine="720"/>
+        <w:rPr>
+          <w:lang w:eastAsia="en-MT"/>
+        </w:rPr>
+      </w:pPr>
+      <w:r>
+        <w:rPr>
+          <w:lang w:eastAsia="en-MT"/>
+        </w:rPr>
+        <w:t xml:space="preserve">Lvl2 </w:t>
+      </w:r>
+      <w:proofErr w:type="spellStart"/>
+      <w:r>
+        <w:rPr>
+          <w:lang w:eastAsia="en-MT"/>
+        </w:rPr>
+        <w:t>increas</w:t>
+      </w:r>
+      <w:proofErr w:type="spellEnd"/>
+      <w:r>
+        <w:rPr>
+          <w:lang w:eastAsia="en-MT"/>
+        </w:rPr>
+        <w:t xml:space="preserve"> the knock back and chance to </w:t>
+      </w:r>
+      <w:proofErr w:type="spellStart"/>
+      <w:r>
+        <w:rPr>
+          <w:lang w:eastAsia="en-MT"/>
+        </w:rPr>
+        <w:t>freez</w:t>
+      </w:r>
+      <w:proofErr w:type="spellEnd"/>
+    </w:p>
+    <w:p>
+      <w:pPr>
+        <w:ind w:firstLine="720"/>
+        <w:rPr>
+          <w:lang w:eastAsia="en-MT"/>
+        </w:rPr>
+      </w:pPr>
+      <w:r>
+        <w:rPr>
+          <w:lang w:eastAsia="en-MT"/>
+        </w:rPr>
+        <w:t xml:space="preserve">Lvl3sumons 2 fists now </w:t>
+      </w:r>
+    </w:p>
+    <w:p>
+      <w:pPr>
+        <w:ind w:firstLine="720"/>
+        <w:rPr>
+          <w:lang w:eastAsia="en-MT"/>
+        </w:rPr>
+      </w:pPr>
+      <w:r>
+        <w:rPr>
+          <w:lang w:eastAsia="en-MT"/>
+        </w:rPr>
+        <w:lastRenderedPageBreak/>
+        <w:t xml:space="preserve">Lvl4 </w:t>
+      </w:r>
+      <w:proofErr w:type="spellStart"/>
+      <w:r>
+        <w:rPr>
+          <w:lang w:eastAsia="en-MT"/>
+        </w:rPr>
+        <w:t>increas</w:t>
+      </w:r>
+      <w:proofErr w:type="spellEnd"/>
+      <w:r>
+        <w:rPr>
+          <w:lang w:eastAsia="en-MT"/>
+        </w:rPr>
+        <w:t xml:space="preserve"> there </w:t>
+      </w:r>
+      <w:proofErr w:type="spellStart"/>
+      <w:r>
+        <w:rPr>
+          <w:lang w:eastAsia="en-MT"/>
+        </w:rPr>
+        <w:t>dameg</w:t>
+      </w:r>
+      <w:proofErr w:type="spellEnd"/>
+    </w:p>
+    <w:p>
+      <w:pPr>
+        <w:rPr>
+          <w:b/>
+          <w:bCs/>
+        </w:rPr>
+      </w:pPr>
+    </w:p>
+    <w:p>
+      <w:pPr>
         <w:rPr>
           <w:b/>
           <w:bCs/>
@@ -4634,6 +4834,7 @@
           <w:lang w:eastAsia="en-MT"/>
           <w14:ligatures w14:val="none"/>
         </w:rPr>
+        <w:lastRenderedPageBreak/>
         <w:t>Lv1</w:t>
       </w:r>
       <w:r>
@@ -5172,6 +5373,7 @@
         <w:rPr>
           <w:lang w:eastAsia="en-MT"/>
         </w:rPr>
+        <w:lastRenderedPageBreak/>
         <w:t>Upgrades</w:t>
       </w:r>
     </w:p>
@@ -5839,6 +6041,7 @@
         <w:rPr>
           <w:lang w:eastAsia="en-MT"/>
         </w:rPr>
+        <w:lastRenderedPageBreak/>
         <w:t>Upgrades</w:t>
       </w:r>
     </w:p>
@@ -6497,6 +6700,7 @@
         <w:pStyle w:val="Heading2"/>
       </w:pPr>
       <w:r>
+        <w:lastRenderedPageBreak/>
         <w:t>Necrotic Spirit</w:t>
       </w:r>
     </w:p>
@@ -6747,6 +6951,7 @@
         <w:pStyle w:val="Heading2"/>
       </w:pPr>
       <w:r>
+        <w:lastRenderedPageBreak/>
         <w:t>Combat System</w:t>
       </w:r>
     </w:p>
@@ -6933,6 +7138,7 @@
           <w:b/>
           <w:bCs/>
         </w:rPr>
+        <w:lastRenderedPageBreak/>
         <w:t>Critical Damage</w:t>
       </w:r>
     </w:p>
@@ -7172,6 +7378,7 @@
     </w:p>
     <w:p>
       <w:r>
+        <w:lastRenderedPageBreak/>
         <w:t xml:space="preserve">Feather Barrage </w:t>
       </w:r>
     </w:p>
@@ -10651,7 +10858,7 @@
   <w:style w:type="paragraph" w:default="1" w:styleId="Normal">
     <w:name w:val="Normal"/>
     <w:qFormat/>
-    <w:rsid w:val="0011496C"/>
+    <w:rsid w:val="00576BEB"/>
   </w:style>
   <w:style w:type="paragraph" w:styleId="Heading1">
     <w:name w:val="heading 1"/>
